--- a/fiction/drafts/third-person/tpp-avatars-initiation-10_20250608-0448.docx
+++ b/fiction/drafts/third-person/tpp-avatars-initiation-10_20250608-0448.docx
@@ -1,19 +1,19 @@
 
 <file path=word/document.xml><?xml version="1.0" encoding="utf-8"?>
-<w:document xmlns:ve="http://schemas.openxmlformats.org/markup-compatibility/2006" xmlns:o="urn:schemas-microsoft-com:office:office" xmlns:r="http://schemas.openxmlformats.org/officeDocument/2006/relationships" xmlns:m="http://schemas.openxmlformats.org/officeDocument/2006/math" xmlns:v="urn:schemas-microsoft-com:vml" xmlns:wp="http://schemas.openxmlformats.org/drawingml/2006/wordprocessingDrawing" xmlns:w10="urn:schemas-microsoft-com:office:word" xmlns:w="http://schemas.openxmlformats.org/wordprocessingml/2006/main" xmlns:wne="http://schemas.microsoft.com/office/word/2006/wordml">
+<w:document xmlns:wpc="http://schemas.microsoft.com/office/word/2010/wordprocessingCanvas" xmlns:cx="http://schemas.microsoft.com/office/drawing/2014/chartex" xmlns:cx1="http://schemas.microsoft.com/office/drawing/2015/9/8/chartex" xmlns:cx2="http://schemas.microsoft.com/office/drawing/2015/10/21/chartex" xmlns:cx3="http://schemas.microsoft.com/office/drawing/2016/5/9/chartex" xmlns:cx4="http://schemas.microsoft.com/office/drawing/2016/5/10/chartex" xmlns:cx5="http://schemas.microsoft.com/office/drawing/2016/5/11/chartex" xmlns:cx6="http://schemas.microsoft.com/office/drawing/2016/5/12/chartex" xmlns:cx7="http://schemas.microsoft.com/office/drawing/2016/5/13/chartex" xmlns:cx8="http://schemas.microsoft.com/office/drawing/2016/5/14/chartex" xmlns:mc="http://schemas.openxmlformats.org/markup-compatibility/2006" xmlns:aink="http://schemas.microsoft.com/office/drawing/2016/ink" xmlns:am3d="http://schemas.microsoft.com/office/drawing/2017/model3d" xmlns:o="urn:schemas-microsoft-com:office:office" xmlns:oel="http://schemas.microsoft.com/office/2019/extlst" xmlns:r="http://schemas.openxmlformats.org/officeDocument/2006/relationships" xmlns:m="http://schemas.openxmlformats.org/officeDocument/2006/math" xmlns:v="urn:schemas-microsoft-com:vml" xmlns:wp14="http://schemas.microsoft.com/office/word/2010/wordprocessingDrawing" xmlns:wp="http://schemas.openxmlformats.org/drawingml/2006/wordprocessingDrawing" xmlns:w10="urn:schemas-microsoft-com:office:word" xmlns:w="http://schemas.openxmlformats.org/wordprocessingml/2006/main" xmlns:w14="http://schemas.microsoft.com/office/word/2010/wordml" xmlns:w15="http://schemas.microsoft.com/office/word/2012/wordml" xmlns:w16cex="http://schemas.microsoft.com/office/word/2018/wordml/cex" xmlns:w16cid="http://schemas.microsoft.com/office/word/2016/wordml/cid" xmlns:w16="http://schemas.microsoft.com/office/word/2018/wordml" xmlns:w16du="http://schemas.microsoft.com/office/word/2023/wordml/word16du" xmlns:w16sdtdh="http://schemas.microsoft.com/office/word/2020/wordml/sdtdatahash" xmlns:w16sdtfl="http://schemas.microsoft.com/office/word/2024/wordml/sdtformatlock" xmlns:w16se="http://schemas.microsoft.com/office/word/2015/wordml/symex" xmlns:wpg="http://schemas.microsoft.com/office/word/2010/wordprocessingGroup" xmlns:wpi="http://schemas.microsoft.com/office/word/2010/wordprocessingInk" xmlns:wne="http://schemas.microsoft.com/office/word/2006/wordml" xmlns:wps="http://schemas.microsoft.com/office/word/2010/wordprocessingShape" mc:Ignorable="w14 w15 w16se w16cid w16 w16cex w16sdtdh w16sdtfl w16du wp14">
   <w:body>
     <w:p>
       <w:pPr>
         <w:spacing w:after="0" w:line="360" w:lineRule="auto"/>
         <w:rPr>
-          <w:rFonts w:ascii="Times New Roman" w:hAnsi="Times New Roman"/>
-          <w:sz w:val="24"/>
-          <w:szCs w:val="24"/>
-        </w:rPr>
-      </w:pPr>
-      <w:r>
-        <w:rPr>
-          <w:rFonts w:ascii="Times New Roman" w:hAnsi="Times New Roman"/>
+          <w:rFonts w:ascii="Montserrat" w:hAnsi="Montserrat"/>
+          <w:sz w:val="24"/>
+          <w:szCs w:val="24"/>
+        </w:rPr>
+      </w:pPr>
+      <w:r>
+        <w:rPr>
+          <w:rFonts w:ascii="Montserrat" w:hAnsi="Montserrat"/>
           <w:sz w:val="24"/>
           <w:szCs w:val="24"/>
         </w:rPr>
@@ -24,7 +24,7 @@
       <w:pPr>
         <w:spacing w:after="0" w:line="360" w:lineRule="auto"/>
         <w:rPr>
-          <w:rFonts w:ascii="Times New Roman" w:hAnsi="Times New Roman"/>
+          <w:rFonts w:ascii="Montserrat" w:hAnsi="Montserrat"/>
           <w:color w:val="808080"/>
           <w:sz w:val="24"/>
           <w:szCs w:val="24"/>
@@ -32,7 +32,7 @@
       </w:pPr>
       <w:r>
         <w:rPr>
-          <w:rFonts w:ascii="Times New Roman" w:hAnsi="Times New Roman"/>
+          <w:rFonts w:ascii="Montserrat" w:hAnsi="Montserrat"/>
           <w:color w:val="808080"/>
           <w:sz w:val="24"/>
           <w:szCs w:val="24"/>
@@ -45,52 +45,110 @@
         <w:spacing w:after="0" w:line="360" w:lineRule="auto"/>
         <w:jc w:val="right"/>
         <w:rPr>
-          <w:rFonts w:ascii="Times New Roman" w:hAnsi="Times New Roman"/>
+          <w:rFonts w:ascii="Montserrat" w:hAnsi="Montserrat"/>
           <w:color w:val="808080"/>
           <w:sz w:val="24"/>
           <w:szCs w:val="24"/>
         </w:rPr>
       </w:pPr>
-      <w:fldSimple w:instr=" NUMPAGES  \* MERGEFORMAT ">
-        <w:r>
-          <w:rPr>
-            <w:rFonts w:ascii="Times New Roman" w:hAnsi="Times New Roman"/>
-            <w:noProof/>
-            <w:color w:val="808080"/>
-            <w:sz w:val="24"/>
-            <w:szCs w:val="24"/>
-          </w:rPr>
-          <w:t>22</w:t>
-        </w:r>
-      </w:fldSimple>
-      <w:r>
-        <w:rPr>
-          <w:rFonts w:ascii="Times New Roman" w:hAnsi="Times New Roman"/>
+      <w:r>
+        <w:rPr>
+          <w:rFonts w:ascii="Montserrat" w:hAnsi="Montserrat"/>
+          <w:sz w:val="24"/>
+        </w:rPr>
+        <w:fldChar w:fldCharType="begin"/>
+      </w:r>
+      <w:r>
+        <w:rPr>
+          <w:rFonts w:ascii="Montserrat" w:hAnsi="Montserrat"/>
+          <w:sz w:val="24"/>
+        </w:rPr>
+        <w:instrText xml:space="preserve"> NUMPAGES  \* MERGEFORMAT </w:instrText>
+      </w:r>
+      <w:r>
+        <w:rPr>
+          <w:rFonts w:ascii="Montserrat" w:hAnsi="Montserrat"/>
+          <w:sz w:val="24"/>
+        </w:rPr>
+        <w:fldChar w:fldCharType="separate"/>
+      </w:r>
+      <w:r>
+        <w:rPr>
+          <w:rFonts w:ascii="Montserrat" w:hAnsi="Montserrat"/>
+          <w:noProof/>
           <w:color w:val="808080"/>
           <w:sz w:val="24"/>
           <w:szCs w:val="24"/>
         </w:rPr>
+        <w:t>22</w:t>
+      </w:r>
+      <w:r>
+        <w:rPr>
+          <w:rFonts w:ascii="Montserrat" w:hAnsi="Montserrat"/>
+          <w:noProof/>
+          <w:color w:val="808080"/>
+          <w:sz w:val="24"/>
+          <w:szCs w:val="24"/>
+        </w:rPr>
+        <w:fldChar w:fldCharType="end"/>
+      </w:r>
+      <w:r>
+        <w:rPr>
+          <w:rFonts w:ascii="Montserrat" w:hAnsi="Montserrat"/>
+          <w:color w:val="808080"/>
+          <w:sz w:val="24"/>
+          <w:szCs w:val="24"/>
+        </w:rPr>
         <w:t xml:space="preserve"> pages ∙ </w:t>
       </w:r>
-      <w:fldSimple w:instr=" NUMWORDS  \* MERGEFORMAT ">
-        <w:r>
-          <w:rPr>
-            <w:rFonts w:ascii="Times New Roman" w:hAnsi="Times New Roman"/>
-            <w:noProof/>
-            <w:color w:val="808080"/>
-            <w:sz w:val="24"/>
-            <w:szCs w:val="24"/>
-          </w:rPr>
-          <w:t>8233</w:t>
-        </w:r>
-      </w:fldSimple>
-      <w:r>
-        <w:rPr>
-          <w:rFonts w:ascii="Times New Roman" w:hAnsi="Times New Roman"/>
+      <w:r>
+        <w:rPr>
+          <w:rFonts w:ascii="Montserrat" w:hAnsi="Montserrat"/>
+          <w:sz w:val="24"/>
+        </w:rPr>
+        <w:fldChar w:fldCharType="begin"/>
+      </w:r>
+      <w:r>
+        <w:rPr>
+          <w:rFonts w:ascii="Montserrat" w:hAnsi="Montserrat"/>
+          <w:sz w:val="24"/>
+        </w:rPr>
+        <w:instrText xml:space="preserve"> NUMWORDS  \* MERGEFORMAT </w:instrText>
+      </w:r>
+      <w:r>
+        <w:rPr>
+          <w:rFonts w:ascii="Montserrat" w:hAnsi="Montserrat"/>
+          <w:sz w:val="24"/>
+        </w:rPr>
+        <w:fldChar w:fldCharType="separate"/>
+      </w:r>
+      <w:r>
+        <w:rPr>
+          <w:rFonts w:ascii="Montserrat" w:hAnsi="Montserrat"/>
+          <w:noProof/>
           <w:color w:val="808080"/>
           <w:sz w:val="24"/>
           <w:szCs w:val="24"/>
         </w:rPr>
+        <w:t>8233</w:t>
+      </w:r>
+      <w:r>
+        <w:rPr>
+          <w:rFonts w:ascii="Montserrat" w:hAnsi="Montserrat"/>
+          <w:noProof/>
+          <w:color w:val="808080"/>
+          <w:sz w:val="24"/>
+          <w:szCs w:val="24"/>
+        </w:rPr>
+        <w:fldChar w:fldCharType="end"/>
+      </w:r>
+      <w:r>
+        <w:rPr>
+          <w:rFonts w:ascii="Montserrat" w:hAnsi="Montserrat"/>
+          <w:color w:val="808080"/>
+          <w:sz w:val="24"/>
+          <w:szCs w:val="24"/>
+        </w:rPr>
         <w:t xml:space="preserve"> words</w:t>
       </w:r>
     </w:p>
@@ -98,35 +156,35 @@
       <w:pPr>
         <w:spacing w:after="0" w:line="360" w:lineRule="auto"/>
         <w:rPr>
-          <w:rFonts w:ascii="Times New Roman" w:hAnsi="Times New Roman"/>
-          <w:sz w:val="24"/>
-          <w:szCs w:val="24"/>
-        </w:rPr>
-      </w:pPr>
-    </w:p>
-    <w:p>
-      <w:pPr>
-        <w:spacing w:after="0" w:line="360" w:lineRule="auto"/>
-        <w:rPr>
-          <w:rFonts w:ascii="Times New Roman" w:hAnsi="Times New Roman"/>
-          <w:sz w:val="24"/>
-          <w:szCs w:val="24"/>
-        </w:rPr>
-      </w:pPr>
-    </w:p>
-    <w:p>
-      <w:pPr>
-        <w:spacing w:after="0" w:line="360" w:lineRule="auto"/>
-        <w:jc w:val="both"/>
-        <w:rPr>
-          <w:rFonts w:ascii="Times New Roman" w:hAnsi="Times New Roman" w:cs="Times New Roman"/>
-          <w:sz w:val="24"/>
-          <w:szCs w:val="24"/>
-        </w:rPr>
-      </w:pPr>
-      <w:r>
-        <w:rPr>
-          <w:rFonts w:ascii="Times New Roman" w:hAnsi="Times New Roman" w:cs="Times New Roman"/>
+          <w:rFonts w:ascii="Montserrat" w:hAnsi="Montserrat"/>
+          <w:sz w:val="24"/>
+          <w:szCs w:val="24"/>
+        </w:rPr>
+      </w:pPr>
+    </w:p>
+    <w:p>
+      <w:pPr>
+        <w:spacing w:after="0" w:line="360" w:lineRule="auto"/>
+        <w:rPr>
+          <w:rFonts w:ascii="Montserrat" w:hAnsi="Montserrat"/>
+          <w:sz w:val="24"/>
+          <w:szCs w:val="24"/>
+        </w:rPr>
+      </w:pPr>
+    </w:p>
+    <w:p>
+      <w:pPr>
+        <w:spacing w:after="0" w:line="360" w:lineRule="auto"/>
+        <w:jc w:val="both"/>
+        <w:rPr>
+          <w:rFonts w:ascii="Montserrat" w:hAnsi="Montserrat" w:cs="Times New Roman"/>
+          <w:sz w:val="24"/>
+          <w:szCs w:val="24"/>
+        </w:rPr>
+      </w:pPr>
+      <w:r>
+        <w:rPr>
+          <w:rFonts w:ascii="Montserrat" w:hAnsi="Montserrat" w:cs="Times New Roman"/>
           <w:sz w:val="24"/>
           <w:szCs w:val="24"/>
         </w:rPr>
@@ -134,7 +192,7 @@
       </w:r>
       <w:r>
         <w:rPr>
-          <w:rFonts w:ascii="Times New Roman" w:hAnsi="Times New Roman" w:cs="Times New Roman"/>
+          <w:rFonts w:ascii="Montserrat" w:hAnsi="Montserrat" w:cs="Times New Roman"/>
           <w:i/>
           <w:sz w:val="24"/>
           <w:szCs w:val="24"/>
@@ -143,7 +201,7 @@
       </w:r>
       <w:r>
         <w:rPr>
-          <w:rFonts w:ascii="Times New Roman" w:hAnsi="Times New Roman" w:cs="Times New Roman"/>
+          <w:rFonts w:ascii="Montserrat" w:hAnsi="Montserrat" w:cs="Times New Roman"/>
           <w:sz w:val="24"/>
           <w:szCs w:val="24"/>
         </w:rPr>
@@ -151,7 +209,7 @@
       </w:r>
       <w:r>
         <w:rPr>
-          <w:rFonts w:ascii="Times New Roman" w:hAnsi="Times New Roman" w:cs="Times New Roman"/>
+          <w:rFonts w:ascii="Montserrat" w:hAnsi="Montserrat" w:cs="Times New Roman"/>
           <w:i/>
           <w:sz w:val="24"/>
           <w:szCs w:val="24"/>
@@ -160,7 +218,7 @@
       </w:r>
       <w:r>
         <w:rPr>
-          <w:rFonts w:ascii="Times New Roman" w:hAnsi="Times New Roman" w:cs="Times New Roman"/>
+          <w:rFonts w:ascii="Montserrat" w:hAnsi="Montserrat" w:cs="Times New Roman"/>
           <w:sz w:val="24"/>
           <w:szCs w:val="24"/>
         </w:rPr>
@@ -172,14 +230,14 @@
         <w:spacing w:after="0" w:line="360" w:lineRule="auto"/>
         <w:jc w:val="both"/>
         <w:rPr>
-          <w:rFonts w:ascii="Times New Roman" w:hAnsi="Times New Roman" w:cs="Times New Roman"/>
-          <w:sz w:val="24"/>
-          <w:szCs w:val="24"/>
-        </w:rPr>
-      </w:pPr>
-      <w:r>
-        <w:rPr>
-          <w:rFonts w:ascii="Times New Roman" w:hAnsi="Times New Roman" w:cs="Times New Roman"/>
+          <w:rFonts w:ascii="Montserrat" w:hAnsi="Montserrat" w:cs="Times New Roman"/>
+          <w:sz w:val="24"/>
+          <w:szCs w:val="24"/>
+        </w:rPr>
+      </w:pPr>
+      <w:r>
+        <w:rPr>
+          <w:rFonts w:ascii="Montserrat" w:hAnsi="Montserrat" w:cs="Times New Roman"/>
           <w:sz w:val="24"/>
           <w:szCs w:val="24"/>
         </w:rPr>
@@ -192,14 +250,14 @@
         <w:spacing w:after="0" w:line="360" w:lineRule="auto"/>
         <w:jc w:val="both"/>
         <w:rPr>
-          <w:rFonts w:ascii="Times New Roman" w:hAnsi="Times New Roman" w:cs="Times New Roman"/>
-          <w:sz w:val="24"/>
-          <w:szCs w:val="24"/>
-        </w:rPr>
-      </w:pPr>
-      <w:r>
-        <w:rPr>
-          <w:rFonts w:ascii="Times New Roman" w:hAnsi="Times New Roman" w:cs="Times New Roman"/>
+          <w:rFonts w:ascii="Montserrat" w:hAnsi="Montserrat" w:cs="Times New Roman"/>
+          <w:sz w:val="24"/>
+          <w:szCs w:val="24"/>
+        </w:rPr>
+      </w:pPr>
+      <w:r>
+        <w:rPr>
+          <w:rFonts w:ascii="Montserrat" w:hAnsi="Montserrat" w:cs="Times New Roman"/>
           <w:sz w:val="24"/>
           <w:szCs w:val="24"/>
         </w:rPr>
@@ -212,43 +270,34 @@
         <w:spacing w:after="0" w:line="360" w:lineRule="auto"/>
         <w:jc w:val="both"/>
         <w:rPr>
-          <w:rFonts w:ascii="Times New Roman" w:hAnsi="Times New Roman" w:cs="Times New Roman"/>
-          <w:sz w:val="24"/>
-          <w:szCs w:val="24"/>
-        </w:rPr>
-      </w:pPr>
-      <w:r>
-        <w:rPr>
-          <w:rFonts w:ascii="Times New Roman" w:hAnsi="Times New Roman" w:cs="Times New Roman"/>
-          <w:sz w:val="24"/>
-          <w:szCs w:val="24"/>
-        </w:rPr>
-        <w:tab/>
-        <w:t xml:space="preserve">She did not know if she should trust it. She was afraid—hoped—it was a false memory. She replayed it in her head, over and over, trying to make sense out of it. The strange dual perspective, the encompassing embrace, the sexual transformation—there was a logic to it, but she could not figure out what it was. What she did know, was that </w:t>
-      </w:r>
-      <w:r>
-        <w:rPr>
-          <w:rFonts w:ascii="Times New Roman" w:hAnsi="Times New Roman" w:cs="Times New Roman"/>
-          <w:sz w:val="24"/>
-          <w:szCs w:val="24"/>
-        </w:rPr>
-        <w:lastRenderedPageBreak/>
-        <w:t>she had been there with Ashara and Ashana. They had been a part of what had happened. But what had happened? And why had they professed not to have known her?</w:t>
-      </w:r>
-    </w:p>
-    <w:p>
-      <w:pPr>
-        <w:spacing w:after="0" w:line="360" w:lineRule="auto"/>
-        <w:jc w:val="both"/>
-        <w:rPr>
-          <w:rFonts w:ascii="Times New Roman" w:hAnsi="Times New Roman" w:cs="Times New Roman"/>
-          <w:sz w:val="24"/>
-          <w:szCs w:val="24"/>
-        </w:rPr>
-      </w:pPr>
-      <w:r>
-        <w:rPr>
-          <w:rFonts w:ascii="Times New Roman" w:hAnsi="Times New Roman" w:cs="Times New Roman"/>
+          <w:rFonts w:ascii="Montserrat" w:hAnsi="Montserrat" w:cs="Times New Roman"/>
+          <w:sz w:val="24"/>
+          <w:szCs w:val="24"/>
+        </w:rPr>
+      </w:pPr>
+      <w:r>
+        <w:rPr>
+          <w:rFonts w:ascii="Montserrat" w:hAnsi="Montserrat" w:cs="Times New Roman"/>
+          <w:sz w:val="24"/>
+          <w:szCs w:val="24"/>
+        </w:rPr>
+        <w:tab/>
+        <w:t>She did not know if she should trust it. She was afraid—hoped—it was a false memory. She replayed it in her head, over and over, trying to make sense out of it. The strange dual perspective, the encompassing embrace, the sexual transformation—there was a logic to it, but she could not figure out what it was. What she did know, was that she had been there with Ashara and Ashana. They had been a part of what had happened. But what had happened? And why had they professed not to have known her?</w:t>
+      </w:r>
+    </w:p>
+    <w:p>
+      <w:pPr>
+        <w:spacing w:after="0" w:line="360" w:lineRule="auto"/>
+        <w:jc w:val="both"/>
+        <w:rPr>
+          <w:rFonts w:ascii="Montserrat" w:hAnsi="Montserrat" w:cs="Times New Roman"/>
+          <w:sz w:val="24"/>
+          <w:szCs w:val="24"/>
+        </w:rPr>
+      </w:pPr>
+      <w:r>
+        <w:rPr>
+          <w:rFonts w:ascii="Montserrat" w:hAnsi="Montserrat" w:cs="Times New Roman"/>
           <w:sz w:val="24"/>
           <w:szCs w:val="24"/>
         </w:rPr>
@@ -257,7 +306,7 @@
       </w:r>
       <w:r>
         <w:rPr>
-          <w:rFonts w:ascii="Times New Roman" w:hAnsi="Times New Roman" w:cs="Times New Roman"/>
+          <w:rFonts w:ascii="Montserrat" w:hAnsi="Montserrat" w:cs="Times New Roman"/>
           <w:i/>
           <w:sz w:val="24"/>
           <w:szCs w:val="24"/>
@@ -266,7 +315,7 @@
       </w:r>
       <w:r>
         <w:rPr>
-          <w:rFonts w:ascii="Times New Roman" w:hAnsi="Times New Roman" w:cs="Times New Roman"/>
+          <w:rFonts w:ascii="Montserrat" w:hAnsi="Montserrat" w:cs="Times New Roman"/>
           <w:sz w:val="24"/>
           <w:szCs w:val="24"/>
         </w:rPr>
@@ -278,14 +327,14 @@
         <w:spacing w:after="0" w:line="360" w:lineRule="auto"/>
         <w:jc w:val="both"/>
         <w:rPr>
-          <w:rFonts w:ascii="Times New Roman" w:hAnsi="Times New Roman" w:cs="Times New Roman"/>
-          <w:sz w:val="24"/>
-          <w:szCs w:val="24"/>
-        </w:rPr>
-      </w:pPr>
-      <w:r>
-        <w:rPr>
-          <w:rFonts w:ascii="Times New Roman" w:hAnsi="Times New Roman" w:cs="Times New Roman"/>
+          <w:rFonts w:ascii="Montserrat" w:hAnsi="Montserrat" w:cs="Times New Roman"/>
+          <w:sz w:val="24"/>
+          <w:szCs w:val="24"/>
+        </w:rPr>
+      </w:pPr>
+      <w:r>
+        <w:rPr>
+          <w:rFonts w:ascii="Montserrat" w:hAnsi="Montserrat" w:cs="Times New Roman"/>
           <w:sz w:val="24"/>
           <w:szCs w:val="24"/>
         </w:rPr>
@@ -298,14 +347,14 @@
         <w:spacing w:after="0" w:line="360" w:lineRule="auto"/>
         <w:jc w:val="both"/>
         <w:rPr>
-          <w:rFonts w:ascii="Times New Roman" w:hAnsi="Times New Roman" w:cs="Times New Roman"/>
-          <w:sz w:val="24"/>
-          <w:szCs w:val="24"/>
-        </w:rPr>
-      </w:pPr>
-      <w:r>
-        <w:rPr>
-          <w:rFonts w:ascii="Times New Roman" w:hAnsi="Times New Roman" w:cs="Times New Roman"/>
+          <w:rFonts w:ascii="Montserrat" w:hAnsi="Montserrat" w:cs="Times New Roman"/>
+          <w:sz w:val="24"/>
+          <w:szCs w:val="24"/>
+        </w:rPr>
+      </w:pPr>
+      <w:r>
+        <w:rPr>
+          <w:rFonts w:ascii="Montserrat" w:hAnsi="Montserrat" w:cs="Times New Roman"/>
           <w:sz w:val="24"/>
           <w:szCs w:val="24"/>
         </w:rPr>
@@ -313,7 +362,7 @@
       </w:r>
       <w:r>
         <w:rPr>
-          <w:rFonts w:ascii="Times New Roman" w:hAnsi="Times New Roman" w:cs="Times New Roman"/>
+          <w:rFonts w:ascii="Montserrat" w:hAnsi="Montserrat" w:cs="Times New Roman"/>
           <w:i/>
           <w:sz w:val="24"/>
           <w:szCs w:val="24"/>
@@ -322,7 +371,7 @@
       </w:r>
       <w:r>
         <w:rPr>
-          <w:rFonts w:ascii="Times New Roman" w:hAnsi="Times New Roman" w:cs="Times New Roman"/>
+          <w:rFonts w:ascii="Montserrat" w:hAnsi="Montserrat" w:cs="Times New Roman"/>
           <w:sz w:val="24"/>
           <w:szCs w:val="24"/>
         </w:rPr>
@@ -334,14 +383,14 @@
         <w:spacing w:after="0" w:line="360" w:lineRule="auto"/>
         <w:jc w:val="both"/>
         <w:rPr>
-          <w:rFonts w:ascii="Times New Roman" w:hAnsi="Times New Roman" w:cs="Times New Roman"/>
-          <w:sz w:val="24"/>
-          <w:szCs w:val="24"/>
-        </w:rPr>
-      </w:pPr>
-      <w:r>
-        <w:rPr>
-          <w:rFonts w:ascii="Times New Roman" w:hAnsi="Times New Roman" w:cs="Times New Roman"/>
+          <w:rFonts w:ascii="Montserrat" w:hAnsi="Montserrat" w:cs="Times New Roman"/>
+          <w:sz w:val="24"/>
+          <w:szCs w:val="24"/>
+        </w:rPr>
+      </w:pPr>
+      <w:r>
+        <w:rPr>
+          <w:rFonts w:ascii="Montserrat" w:hAnsi="Montserrat" w:cs="Times New Roman"/>
           <w:sz w:val="24"/>
           <w:szCs w:val="24"/>
         </w:rPr>
@@ -354,14 +403,14 @@
         <w:spacing w:after="0" w:line="360" w:lineRule="auto"/>
         <w:jc w:val="both"/>
         <w:rPr>
-          <w:rFonts w:ascii="Times New Roman" w:hAnsi="Times New Roman" w:cs="Times New Roman"/>
-          <w:sz w:val="24"/>
-          <w:szCs w:val="24"/>
-        </w:rPr>
-      </w:pPr>
-      <w:r>
-        <w:rPr>
-          <w:rFonts w:ascii="Times New Roman" w:hAnsi="Times New Roman" w:cs="Times New Roman"/>
+          <w:rFonts w:ascii="Montserrat" w:hAnsi="Montserrat" w:cs="Times New Roman"/>
+          <w:sz w:val="24"/>
+          <w:szCs w:val="24"/>
+        </w:rPr>
+      </w:pPr>
+      <w:r>
+        <w:rPr>
+          <w:rFonts w:ascii="Montserrat" w:hAnsi="Montserrat" w:cs="Times New Roman"/>
           <w:sz w:val="24"/>
           <w:szCs w:val="24"/>
         </w:rPr>
@@ -374,18 +423,17 @@
         <w:spacing w:after="0" w:line="360" w:lineRule="auto"/>
         <w:jc w:val="both"/>
         <w:rPr>
-          <w:rFonts w:ascii="Times New Roman" w:hAnsi="Times New Roman" w:cs="Times New Roman"/>
-          <w:sz w:val="24"/>
-          <w:szCs w:val="24"/>
-        </w:rPr>
-      </w:pPr>
-      <w:r>
-        <w:rPr>
-          <w:rFonts w:ascii="Times New Roman" w:hAnsi="Times New Roman" w:cs="Times New Roman"/>
-          <w:sz w:val="24"/>
-          <w:szCs w:val="24"/>
-        </w:rPr>
-        <w:lastRenderedPageBreak/>
+          <w:rFonts w:ascii="Montserrat" w:hAnsi="Montserrat" w:cs="Times New Roman"/>
+          <w:sz w:val="24"/>
+          <w:szCs w:val="24"/>
+        </w:rPr>
+      </w:pPr>
+      <w:r>
+        <w:rPr>
+          <w:rFonts w:ascii="Montserrat" w:hAnsi="Montserrat" w:cs="Times New Roman"/>
+          <w:sz w:val="24"/>
+          <w:szCs w:val="24"/>
+        </w:rPr>
         <w:tab/>
         <w:t>“Aren’t things moving a little too fast already?” Ashana was retorting. She stood directly across from Av, looking slightly off to Av’s left. Av raised an eyebrow almost in synch with her. “This thing is going to ruin us. If we try to move now, we only expose our own part in this,” Ashana sat down hard on a stone table, and folded her arms around her knees. “We missed our best chance the first night when we had her alone. We should have gotten Amaeo’s help and taken care of her right then before it got out of our hands.”</w:t>
       </w:r>
@@ -395,14 +443,14 @@
         <w:spacing w:after="0" w:line="360" w:lineRule="auto"/>
         <w:jc w:val="both"/>
         <w:rPr>
-          <w:rFonts w:ascii="Times New Roman" w:hAnsi="Times New Roman" w:cs="Times New Roman"/>
-          <w:sz w:val="24"/>
-          <w:szCs w:val="24"/>
-        </w:rPr>
-      </w:pPr>
-      <w:r>
-        <w:rPr>
-          <w:rFonts w:ascii="Times New Roman" w:hAnsi="Times New Roman" w:cs="Times New Roman"/>
+          <w:rFonts w:ascii="Montserrat" w:hAnsi="Montserrat" w:cs="Times New Roman"/>
+          <w:sz w:val="24"/>
+          <w:szCs w:val="24"/>
+        </w:rPr>
+      </w:pPr>
+      <w:r>
+        <w:rPr>
+          <w:rFonts w:ascii="Montserrat" w:hAnsi="Montserrat" w:cs="Times New Roman"/>
           <w:sz w:val="24"/>
           <w:szCs w:val="24"/>
         </w:rPr>
@@ -415,14 +463,14 @@
         <w:spacing w:after="0" w:line="360" w:lineRule="auto"/>
         <w:jc w:val="both"/>
         <w:rPr>
-          <w:rFonts w:ascii="Times New Roman" w:hAnsi="Times New Roman" w:cs="Times New Roman"/>
-          <w:sz w:val="24"/>
-          <w:szCs w:val="24"/>
-        </w:rPr>
-      </w:pPr>
-      <w:r>
-        <w:rPr>
-          <w:rFonts w:ascii="Times New Roman" w:hAnsi="Times New Roman" w:cs="Times New Roman"/>
+          <w:rFonts w:ascii="Montserrat" w:hAnsi="Montserrat" w:cs="Times New Roman"/>
+          <w:sz w:val="24"/>
+          <w:szCs w:val="24"/>
+        </w:rPr>
+      </w:pPr>
+      <w:r>
+        <w:rPr>
+          <w:rFonts w:ascii="Montserrat" w:hAnsi="Montserrat" w:cs="Times New Roman"/>
           <w:sz w:val="24"/>
           <w:szCs w:val="24"/>
         </w:rPr>
@@ -435,14 +483,14 @@
         <w:spacing w:after="0" w:line="360" w:lineRule="auto"/>
         <w:jc w:val="both"/>
         <w:rPr>
-          <w:rFonts w:ascii="Times New Roman" w:hAnsi="Times New Roman" w:cs="Times New Roman"/>
-          <w:sz w:val="24"/>
-          <w:szCs w:val="24"/>
-        </w:rPr>
-      </w:pPr>
-      <w:r>
-        <w:rPr>
-          <w:rFonts w:ascii="Times New Roman" w:hAnsi="Times New Roman" w:cs="Times New Roman"/>
+          <w:rFonts w:ascii="Montserrat" w:hAnsi="Montserrat" w:cs="Times New Roman"/>
+          <w:sz w:val="24"/>
+          <w:szCs w:val="24"/>
+        </w:rPr>
+      </w:pPr>
+      <w:r>
+        <w:rPr>
+          <w:rFonts w:ascii="Montserrat" w:hAnsi="Montserrat" w:cs="Times New Roman"/>
           <w:sz w:val="24"/>
           <w:szCs w:val="24"/>
         </w:rPr>
@@ -454,43 +502,34 @@
         <w:spacing w:after="0" w:line="360" w:lineRule="auto"/>
         <w:jc w:val="both"/>
         <w:rPr>
-          <w:rFonts w:ascii="Times New Roman" w:hAnsi="Times New Roman" w:cs="Times New Roman"/>
-          <w:sz w:val="24"/>
-          <w:szCs w:val="24"/>
-        </w:rPr>
-      </w:pPr>
-      <w:r>
-        <w:rPr>
-          <w:rFonts w:ascii="Times New Roman" w:hAnsi="Times New Roman" w:cs="Times New Roman"/>
-          <w:sz w:val="24"/>
-          <w:szCs w:val="24"/>
-        </w:rPr>
-        <w:tab/>
-        <w:t xml:space="preserve">As she approached them, the turbulence of their contact redoubled with furious passion. It astonished her when the feeble sleeping shadow that had cloaked her unfurled and the worst of the chaos wrapped itself calmly around her. At once, the warring tides twisted and centered on her. She had a moment of absolute terror as the totality of two souls launched themselves at her, diving through her eye of calm to consumate their union. Her mind recoiled, turning from the unbearable light. She fought against the images, rejecting the vision of her moment of duality. The terrible choice and its severing conclusion. But the path of memory still led to oblivion. Her mind opened once more to the darkness. Reaching for the boundaries of herself, a half formed memory of who and what she was, she reached for the spark within herself. As she pried at the edges of her </w:t>
-      </w:r>
-      <w:r>
-        <w:rPr>
-          <w:rFonts w:ascii="Times New Roman" w:hAnsi="Times New Roman" w:cs="Times New Roman"/>
-          <w:sz w:val="24"/>
-          <w:szCs w:val="24"/>
-        </w:rPr>
-        <w:lastRenderedPageBreak/>
-        <w:t>understanding, a flare of darkness awakened in her burning heart. Freed from the confines of her understanding, it leapt and devoured the brilliant star that was her self. Caught in the teeth of her own dragon—her own dreaming—she finally let go. The dragon swallowed her, only to be devoured by the light of her awakening. A mote of consciousness stirred from the ashes of its own oblivion.</w:t>
-      </w:r>
-    </w:p>
-    <w:p>
-      <w:pPr>
-        <w:spacing w:after="0" w:line="360" w:lineRule="auto"/>
-        <w:jc w:val="both"/>
-        <w:rPr>
-          <w:rFonts w:ascii="Times New Roman" w:hAnsi="Times New Roman" w:cs="Times New Roman"/>
-          <w:sz w:val="24"/>
-          <w:szCs w:val="24"/>
-        </w:rPr>
-      </w:pPr>
-      <w:r>
-        <w:rPr>
-          <w:rFonts w:ascii="Times New Roman" w:hAnsi="Times New Roman" w:cs="Times New Roman"/>
+          <w:rFonts w:ascii="Montserrat" w:hAnsi="Montserrat" w:cs="Times New Roman"/>
+          <w:sz w:val="24"/>
+          <w:szCs w:val="24"/>
+        </w:rPr>
+      </w:pPr>
+      <w:r>
+        <w:rPr>
+          <w:rFonts w:ascii="Montserrat" w:hAnsi="Montserrat" w:cs="Times New Roman"/>
+          <w:sz w:val="24"/>
+          <w:szCs w:val="24"/>
+        </w:rPr>
+        <w:tab/>
+        <w:t>As she approached them, the turbulence of their contact redoubled with furious passion. It astonished her when the feeble sleeping shadow that had cloaked her unfurled and the worst of the chaos wrapped itself calmly around her. At once, the warring tides twisted and centered on her. She had a moment of absolute terror as the totality of two souls launched themselves at her, diving through her eye of calm to consumate their union. Her mind recoiled, turning from the unbearable light. She fought against the images, rejecting the vision of her moment of duality. The terrible choice and its severing conclusion. But the path of memory still led to oblivion. Her mind opened once more to the darkness. Reaching for the boundaries of herself, a half formed memory of who and what she was, she reached for the spark within herself. As she pried at the edges of her understanding, a flare of darkness awakened in her burning heart. Freed from the confines of her understanding, it leapt and devoured the brilliant star that was her self. Caught in the teeth of her own dragon—her own dreaming—she finally let go. The dragon swallowed her, only to be devoured by the light of her awakening. A mote of consciousness stirred from the ashes of its own oblivion.</w:t>
+      </w:r>
+    </w:p>
+    <w:p>
+      <w:pPr>
+        <w:spacing w:after="0" w:line="360" w:lineRule="auto"/>
+        <w:jc w:val="both"/>
+        <w:rPr>
+          <w:rFonts w:ascii="Montserrat" w:hAnsi="Montserrat" w:cs="Times New Roman"/>
+          <w:sz w:val="24"/>
+          <w:szCs w:val="24"/>
+        </w:rPr>
+      </w:pPr>
+      <w:r>
+        <w:rPr>
+          <w:rFonts w:ascii="Montserrat" w:hAnsi="Montserrat" w:cs="Times New Roman"/>
           <w:sz w:val="24"/>
           <w:szCs w:val="24"/>
         </w:rPr>
@@ -503,14 +542,14 @@
         <w:spacing w:after="0" w:line="360" w:lineRule="auto"/>
         <w:jc w:val="both"/>
         <w:rPr>
-          <w:rFonts w:ascii="Times New Roman" w:hAnsi="Times New Roman" w:cs="Times New Roman"/>
-          <w:sz w:val="24"/>
-          <w:szCs w:val="24"/>
-        </w:rPr>
-      </w:pPr>
-      <w:r>
-        <w:rPr>
-          <w:rFonts w:ascii="Times New Roman" w:hAnsi="Times New Roman" w:cs="Times New Roman"/>
+          <w:rFonts w:ascii="Montserrat" w:hAnsi="Montserrat" w:cs="Times New Roman"/>
+          <w:sz w:val="24"/>
+          <w:szCs w:val="24"/>
+        </w:rPr>
+      </w:pPr>
+      <w:r>
+        <w:rPr>
+          <w:rFonts w:ascii="Montserrat" w:hAnsi="Montserrat" w:cs="Times New Roman"/>
           <w:sz w:val="24"/>
           <w:szCs w:val="24"/>
         </w:rPr>
@@ -519,7 +558,7 @@
       </w:r>
       <w:r>
         <w:rPr>
-          <w:rFonts w:ascii="Times New Roman" w:hAnsi="Times New Roman" w:cs="Times New Roman"/>
+          <w:rFonts w:ascii="Montserrat" w:hAnsi="Montserrat" w:cs="Times New Roman"/>
           <w:i/>
           <w:sz w:val="24"/>
           <w:szCs w:val="24"/>
@@ -528,7 +567,7 @@
       </w:r>
       <w:r>
         <w:rPr>
-          <w:rFonts w:ascii="Times New Roman" w:hAnsi="Times New Roman" w:cs="Times New Roman"/>
+          <w:rFonts w:ascii="Montserrat" w:hAnsi="Montserrat" w:cs="Times New Roman"/>
           <w:sz w:val="24"/>
           <w:szCs w:val="24"/>
         </w:rPr>
@@ -536,7 +575,7 @@
       </w:r>
       <w:r>
         <w:rPr>
-          <w:rFonts w:ascii="Times New Roman" w:hAnsi="Times New Roman" w:cs="Times New Roman"/>
+          <w:rFonts w:ascii="Montserrat" w:hAnsi="Montserrat" w:cs="Times New Roman"/>
           <w:i/>
           <w:sz w:val="24"/>
           <w:szCs w:val="24"/>
@@ -545,7 +584,7 @@
       </w:r>
       <w:r>
         <w:rPr>
-          <w:rFonts w:ascii="Times New Roman" w:hAnsi="Times New Roman" w:cs="Times New Roman"/>
+          <w:rFonts w:ascii="Montserrat" w:hAnsi="Montserrat" w:cs="Times New Roman"/>
           <w:sz w:val="24"/>
           <w:szCs w:val="24"/>
         </w:rPr>
@@ -557,14 +596,14 @@
         <w:spacing w:after="0" w:line="360" w:lineRule="auto"/>
         <w:jc w:val="both"/>
         <w:rPr>
-          <w:rFonts w:ascii="Times New Roman" w:hAnsi="Times New Roman" w:cs="Times New Roman"/>
-          <w:sz w:val="24"/>
-          <w:szCs w:val="24"/>
-        </w:rPr>
-      </w:pPr>
-      <w:r>
-        <w:rPr>
-          <w:rFonts w:ascii="Times New Roman" w:hAnsi="Times New Roman" w:cs="Times New Roman"/>
+          <w:rFonts w:ascii="Montserrat" w:hAnsi="Montserrat" w:cs="Times New Roman"/>
+          <w:sz w:val="24"/>
+          <w:szCs w:val="24"/>
+        </w:rPr>
+      </w:pPr>
+      <w:r>
+        <w:rPr>
+          <w:rFonts w:ascii="Montserrat" w:hAnsi="Montserrat" w:cs="Times New Roman"/>
           <w:sz w:val="24"/>
           <w:szCs w:val="24"/>
         </w:rPr>
@@ -577,14 +616,14 @@
         <w:spacing w:after="0" w:line="360" w:lineRule="auto"/>
         <w:jc w:val="both"/>
         <w:rPr>
-          <w:rFonts w:ascii="Times New Roman" w:hAnsi="Times New Roman" w:cs="Times New Roman"/>
-          <w:sz w:val="24"/>
-          <w:szCs w:val="24"/>
-        </w:rPr>
-      </w:pPr>
-      <w:r>
-        <w:rPr>
-          <w:rFonts w:ascii="Times New Roman" w:hAnsi="Times New Roman" w:cs="Times New Roman"/>
+          <w:rFonts w:ascii="Montserrat" w:hAnsi="Montserrat" w:cs="Times New Roman"/>
+          <w:sz w:val="24"/>
+          <w:szCs w:val="24"/>
+        </w:rPr>
+      </w:pPr>
+      <w:r>
+        <w:rPr>
+          <w:rFonts w:ascii="Montserrat" w:hAnsi="Montserrat" w:cs="Times New Roman"/>
           <w:sz w:val="24"/>
           <w:szCs w:val="24"/>
         </w:rPr>
@@ -597,14 +636,14 @@
         <w:spacing w:after="0" w:line="360" w:lineRule="auto"/>
         <w:jc w:val="both"/>
         <w:rPr>
-          <w:rFonts w:ascii="Times New Roman" w:hAnsi="Times New Roman" w:cs="Times New Roman"/>
-          <w:sz w:val="24"/>
-          <w:szCs w:val="24"/>
-        </w:rPr>
-      </w:pPr>
-      <w:r>
-        <w:rPr>
-          <w:rFonts w:ascii="Times New Roman" w:hAnsi="Times New Roman" w:cs="Times New Roman"/>
+          <w:rFonts w:ascii="Montserrat" w:hAnsi="Montserrat" w:cs="Times New Roman"/>
+          <w:sz w:val="24"/>
+          <w:szCs w:val="24"/>
+        </w:rPr>
+      </w:pPr>
+      <w:r>
+        <w:rPr>
+          <w:rFonts w:ascii="Montserrat" w:hAnsi="Montserrat" w:cs="Times New Roman"/>
           <w:sz w:val="24"/>
           <w:szCs w:val="24"/>
         </w:rPr>
@@ -617,14 +656,14 @@
         <w:spacing w:after="0" w:line="360" w:lineRule="auto"/>
         <w:jc w:val="both"/>
         <w:rPr>
-          <w:rFonts w:ascii="Times New Roman" w:hAnsi="Times New Roman" w:cs="Times New Roman"/>
-          <w:sz w:val="24"/>
-          <w:szCs w:val="24"/>
-        </w:rPr>
-      </w:pPr>
-      <w:r>
-        <w:rPr>
-          <w:rFonts w:ascii="Times New Roman" w:hAnsi="Times New Roman" w:cs="Times New Roman"/>
+          <w:rFonts w:ascii="Montserrat" w:hAnsi="Montserrat" w:cs="Times New Roman"/>
+          <w:sz w:val="24"/>
+          <w:szCs w:val="24"/>
+        </w:rPr>
+      </w:pPr>
+      <w:r>
+        <w:rPr>
+          <w:rFonts w:ascii="Montserrat" w:hAnsi="Montserrat" w:cs="Times New Roman"/>
           <w:sz w:val="24"/>
           <w:szCs w:val="24"/>
         </w:rPr>
@@ -637,14 +676,14 @@
         <w:spacing w:after="0" w:line="360" w:lineRule="auto"/>
         <w:jc w:val="both"/>
         <w:rPr>
-          <w:rFonts w:ascii="Times New Roman" w:hAnsi="Times New Roman" w:cs="Times New Roman"/>
-          <w:sz w:val="24"/>
-          <w:szCs w:val="24"/>
-        </w:rPr>
-      </w:pPr>
-      <w:r>
-        <w:rPr>
-          <w:rFonts w:ascii="Times New Roman" w:hAnsi="Times New Roman" w:cs="Times New Roman"/>
+          <w:rFonts w:ascii="Montserrat" w:hAnsi="Montserrat" w:cs="Times New Roman"/>
+          <w:sz w:val="24"/>
+          <w:szCs w:val="24"/>
+        </w:rPr>
+      </w:pPr>
+      <w:r>
+        <w:rPr>
+          <w:rFonts w:ascii="Montserrat" w:hAnsi="Montserrat" w:cs="Times New Roman"/>
           <w:sz w:val="24"/>
           <w:szCs w:val="24"/>
         </w:rPr>
@@ -657,14 +696,14 @@
         <w:spacing w:after="0" w:line="360" w:lineRule="auto"/>
         <w:jc w:val="both"/>
         <w:rPr>
-          <w:rFonts w:ascii="Times New Roman" w:hAnsi="Times New Roman" w:cs="Times New Roman"/>
-          <w:sz w:val="24"/>
-          <w:szCs w:val="24"/>
-        </w:rPr>
-      </w:pPr>
-      <w:r>
-        <w:rPr>
-          <w:rFonts w:ascii="Times New Roman" w:hAnsi="Times New Roman" w:cs="Times New Roman"/>
+          <w:rFonts w:ascii="Montserrat" w:hAnsi="Montserrat" w:cs="Times New Roman"/>
+          <w:sz w:val="24"/>
+          <w:szCs w:val="24"/>
+        </w:rPr>
+      </w:pPr>
+      <w:r>
+        <w:rPr>
+          <w:rFonts w:ascii="Montserrat" w:hAnsi="Montserrat" w:cs="Times New Roman"/>
           <w:sz w:val="24"/>
           <w:szCs w:val="24"/>
         </w:rPr>
@@ -677,14 +716,14 @@
         <w:spacing w:after="0" w:line="360" w:lineRule="auto"/>
         <w:jc w:val="both"/>
         <w:rPr>
-          <w:rFonts w:ascii="Times New Roman" w:hAnsi="Times New Roman" w:cs="Times New Roman"/>
-          <w:sz w:val="24"/>
-          <w:szCs w:val="24"/>
-        </w:rPr>
-      </w:pPr>
-      <w:r>
-        <w:rPr>
-          <w:rFonts w:ascii="Times New Roman" w:hAnsi="Times New Roman" w:cs="Times New Roman"/>
+          <w:rFonts w:ascii="Montserrat" w:hAnsi="Montserrat" w:cs="Times New Roman"/>
+          <w:sz w:val="24"/>
+          <w:szCs w:val="24"/>
+        </w:rPr>
+      </w:pPr>
+      <w:r>
+        <w:rPr>
+          <w:rFonts w:ascii="Montserrat" w:hAnsi="Montserrat" w:cs="Times New Roman"/>
           <w:sz w:val="24"/>
           <w:szCs w:val="24"/>
         </w:rPr>
@@ -693,7 +732,7 @@
       </w:r>
       <w:r>
         <w:rPr>
-          <w:rFonts w:ascii="Times New Roman" w:hAnsi="Times New Roman" w:cs="Times New Roman"/>
+          <w:rFonts w:ascii="Montserrat" w:hAnsi="Montserrat" w:cs="Times New Roman"/>
           <w:i/>
           <w:sz w:val="24"/>
           <w:szCs w:val="24"/>
@@ -702,7 +741,7 @@
       </w:r>
       <w:r>
         <w:rPr>
-          <w:rFonts w:ascii="Times New Roman" w:hAnsi="Times New Roman" w:cs="Times New Roman"/>
+          <w:rFonts w:ascii="Montserrat" w:hAnsi="Montserrat" w:cs="Times New Roman"/>
           <w:sz w:val="24"/>
           <w:szCs w:val="24"/>
         </w:rPr>
@@ -714,24 +753,23 @@
         <w:spacing w:after="0" w:line="360" w:lineRule="auto"/>
         <w:jc w:val="both"/>
         <w:rPr>
-          <w:rFonts w:ascii="Times New Roman" w:hAnsi="Times New Roman" w:cs="Times New Roman"/>
-          <w:sz w:val="24"/>
-          <w:szCs w:val="24"/>
-        </w:rPr>
-      </w:pPr>
-      <w:r>
-        <w:rPr>
-          <w:rFonts w:ascii="Times New Roman" w:hAnsi="Times New Roman" w:cs="Times New Roman"/>
-          <w:sz w:val="24"/>
-          <w:szCs w:val="24"/>
-        </w:rPr>
-        <w:lastRenderedPageBreak/>
+          <w:rFonts w:ascii="Montserrat" w:hAnsi="Montserrat" w:cs="Times New Roman"/>
+          <w:sz w:val="24"/>
+          <w:szCs w:val="24"/>
+        </w:rPr>
+      </w:pPr>
+      <w:r>
+        <w:rPr>
+          <w:rFonts w:ascii="Montserrat" w:hAnsi="Montserrat" w:cs="Times New Roman"/>
+          <w:sz w:val="24"/>
+          <w:szCs w:val="24"/>
+        </w:rPr>
         <w:tab/>
         <w:t xml:space="preserve">“If we get her damned openly as a slave, she’s as good as dead. She would be safer in exile out in the wild. Except they would still be able to hunt her down, and as long as they can get their hands on her, and test her, none of us will ever be safe,” Ashara argued. She did not want to believe what she was hearing, especially not the notion that her ‘friends’ could engineer her enslavement. But there was one thing she could not argue with. It came as a shock to realize that without a name, she legally did not possess herself, and therefor she could be possessed. Her only status within society was as a slave or a pet. As long as her mind remained naked, she could have no other fate. Whoever could protect or entrap her mind would own her—as Ashana said—body and soul. She grated her teeth on a dispairing moan. Before she could pursue the thought further, Ashara was speaking again. “Actually, the only way any of us will ever be safe is if she </w:t>
       </w:r>
       <w:r>
         <w:rPr>
-          <w:rFonts w:ascii="Times New Roman" w:hAnsi="Times New Roman" w:cs="Times New Roman"/>
+          <w:rFonts w:ascii="Montserrat" w:hAnsi="Montserrat" w:cs="Times New Roman"/>
           <w:i/>
           <w:sz w:val="24"/>
           <w:szCs w:val="24"/>
@@ -740,7 +778,7 @@
       </w:r>
       <w:r>
         <w:rPr>
-          <w:rFonts w:ascii="Times New Roman" w:hAnsi="Times New Roman" w:cs="Times New Roman"/>
+          <w:rFonts w:ascii="Montserrat" w:hAnsi="Montserrat" w:cs="Times New Roman"/>
           <w:sz w:val="24"/>
           <w:szCs w:val="24"/>
         </w:rPr>
@@ -752,14 +790,14 @@
         <w:spacing w:after="0" w:line="360" w:lineRule="auto"/>
         <w:jc w:val="both"/>
         <w:rPr>
-          <w:rFonts w:ascii="Times New Roman" w:hAnsi="Times New Roman" w:cs="Times New Roman"/>
-          <w:sz w:val="24"/>
-          <w:szCs w:val="24"/>
-        </w:rPr>
-      </w:pPr>
-      <w:r>
-        <w:rPr>
-          <w:rFonts w:ascii="Times New Roman" w:hAnsi="Times New Roman" w:cs="Times New Roman"/>
+          <w:rFonts w:ascii="Montserrat" w:hAnsi="Montserrat" w:cs="Times New Roman"/>
+          <w:sz w:val="24"/>
+          <w:szCs w:val="24"/>
+        </w:rPr>
+      </w:pPr>
+      <w:r>
+        <w:rPr>
+          <w:rFonts w:ascii="Montserrat" w:hAnsi="Montserrat" w:cs="Times New Roman"/>
           <w:sz w:val="24"/>
           <w:szCs w:val="24"/>
         </w:rPr>
@@ -772,14 +810,14 @@
         <w:spacing w:after="0" w:line="360" w:lineRule="auto"/>
         <w:jc w:val="both"/>
         <w:rPr>
-          <w:rFonts w:ascii="Times New Roman" w:hAnsi="Times New Roman" w:cs="Times New Roman"/>
-          <w:sz w:val="24"/>
-          <w:szCs w:val="24"/>
-        </w:rPr>
-      </w:pPr>
-      <w:r>
-        <w:rPr>
-          <w:rFonts w:ascii="Times New Roman" w:hAnsi="Times New Roman" w:cs="Times New Roman"/>
+          <w:rFonts w:ascii="Montserrat" w:hAnsi="Montserrat" w:cs="Times New Roman"/>
+          <w:sz w:val="24"/>
+          <w:szCs w:val="24"/>
+        </w:rPr>
+      </w:pPr>
+      <w:r>
+        <w:rPr>
+          <w:rFonts w:ascii="Montserrat" w:hAnsi="Montserrat" w:cs="Times New Roman"/>
           <w:sz w:val="24"/>
           <w:szCs w:val="24"/>
         </w:rPr>
@@ -791,49 +829,49 @@
         <w:spacing w:after="0" w:line="360" w:lineRule="auto"/>
         <w:jc w:val="both"/>
         <w:rPr>
-          <w:rFonts w:ascii="Times New Roman" w:hAnsi="Times New Roman" w:cs="Times New Roman"/>
-          <w:sz w:val="24"/>
-          <w:szCs w:val="24"/>
-        </w:rPr>
-      </w:pPr>
-      <w:r>
-        <w:rPr>
-          <w:rFonts w:ascii="Times New Roman" w:hAnsi="Times New Roman" w:cs="Times New Roman"/>
-          <w:sz w:val="24"/>
-          <w:szCs w:val="24"/>
-        </w:rPr>
-        <w:tab/>
-      </w:r>
-      <w:r>
-        <w:rPr>
-          <w:rFonts w:ascii="Times New Roman" w:hAnsi="Times New Roman" w:cs="Times New Roman"/>
-          <w:sz w:val="24"/>
-          <w:szCs w:val="24"/>
-        </w:rPr>
-        <w:tab/>
-      </w:r>
-      <w:r>
-        <w:rPr>
-          <w:rFonts w:ascii="Times New Roman" w:hAnsi="Times New Roman" w:cs="Times New Roman"/>
-          <w:sz w:val="24"/>
-          <w:szCs w:val="24"/>
-        </w:rPr>
-        <w:tab/>
-      </w:r>
-    </w:p>
-    <w:p>
-      <w:pPr>
-        <w:spacing w:after="0" w:line="360" w:lineRule="auto"/>
-        <w:jc w:val="both"/>
-        <w:rPr>
-          <w:rFonts w:ascii="Times New Roman" w:hAnsi="Times New Roman" w:cs="Times New Roman"/>
-          <w:sz w:val="24"/>
-          <w:szCs w:val="24"/>
-        </w:rPr>
-      </w:pPr>
-      <w:r>
-        <w:rPr>
-          <w:rFonts w:ascii="Times New Roman" w:hAnsi="Times New Roman" w:cs="Times New Roman"/>
+          <w:rFonts w:ascii="Montserrat" w:hAnsi="Montserrat" w:cs="Times New Roman"/>
+          <w:sz w:val="24"/>
+          <w:szCs w:val="24"/>
+        </w:rPr>
+      </w:pPr>
+      <w:r>
+        <w:rPr>
+          <w:rFonts w:ascii="Montserrat" w:hAnsi="Montserrat" w:cs="Times New Roman"/>
+          <w:sz w:val="24"/>
+          <w:szCs w:val="24"/>
+        </w:rPr>
+        <w:tab/>
+      </w:r>
+      <w:r>
+        <w:rPr>
+          <w:rFonts w:ascii="Montserrat" w:hAnsi="Montserrat" w:cs="Times New Roman"/>
+          <w:sz w:val="24"/>
+          <w:szCs w:val="24"/>
+        </w:rPr>
+        <w:tab/>
+      </w:r>
+      <w:r>
+        <w:rPr>
+          <w:rFonts w:ascii="Montserrat" w:hAnsi="Montserrat" w:cs="Times New Roman"/>
+          <w:sz w:val="24"/>
+          <w:szCs w:val="24"/>
+        </w:rPr>
+        <w:tab/>
+      </w:r>
+    </w:p>
+    <w:p>
+      <w:pPr>
+        <w:spacing w:after="0" w:line="360" w:lineRule="auto"/>
+        <w:jc w:val="both"/>
+        <w:rPr>
+          <w:rFonts w:ascii="Montserrat" w:hAnsi="Montserrat" w:cs="Times New Roman"/>
+          <w:sz w:val="24"/>
+          <w:szCs w:val="24"/>
+        </w:rPr>
+      </w:pPr>
+      <w:r>
+        <w:rPr>
+          <w:rFonts w:ascii="Montserrat" w:hAnsi="Montserrat" w:cs="Times New Roman"/>
           <w:sz w:val="24"/>
           <w:szCs w:val="24"/>
         </w:rPr>
@@ -841,7 +879,7 @@
       </w:r>
       <w:r>
         <w:rPr>
-          <w:rFonts w:ascii="Times New Roman" w:hAnsi="Times New Roman" w:cs="Times New Roman"/>
+          <w:rFonts w:ascii="Montserrat" w:hAnsi="Montserrat" w:cs="Times New Roman"/>
           <w:i/>
           <w:sz w:val="24"/>
           <w:szCs w:val="24"/>
@@ -850,7 +888,7 @@
       </w:r>
       <w:r>
         <w:rPr>
-          <w:rFonts w:ascii="Times New Roman" w:hAnsi="Times New Roman" w:cs="Times New Roman"/>
+          <w:rFonts w:ascii="Montserrat" w:hAnsi="Montserrat" w:cs="Times New Roman"/>
           <w:sz w:val="24"/>
           <w:szCs w:val="24"/>
         </w:rPr>
@@ -862,14 +900,14 @@
         <w:spacing w:after="0" w:line="360" w:lineRule="auto"/>
         <w:jc w:val="both"/>
         <w:rPr>
-          <w:rFonts w:ascii="Times New Roman" w:hAnsi="Times New Roman" w:cs="Times New Roman"/>
-          <w:sz w:val="24"/>
-          <w:szCs w:val="24"/>
-        </w:rPr>
-      </w:pPr>
-      <w:r>
-        <w:rPr>
-          <w:rFonts w:ascii="Times New Roman" w:hAnsi="Times New Roman" w:cs="Times New Roman"/>
+          <w:rFonts w:ascii="Montserrat" w:hAnsi="Montserrat" w:cs="Times New Roman"/>
+          <w:sz w:val="24"/>
+          <w:szCs w:val="24"/>
+        </w:rPr>
+      </w:pPr>
+      <w:r>
+        <w:rPr>
+          <w:rFonts w:ascii="Montserrat" w:hAnsi="Montserrat" w:cs="Times New Roman"/>
           <w:sz w:val="24"/>
           <w:szCs w:val="24"/>
         </w:rPr>
@@ -882,43 +920,34 @@
         <w:spacing w:after="0" w:line="360" w:lineRule="auto"/>
         <w:jc w:val="both"/>
         <w:rPr>
-          <w:rFonts w:ascii="Times New Roman" w:hAnsi="Times New Roman" w:cs="Times New Roman"/>
-          <w:sz w:val="24"/>
-          <w:szCs w:val="24"/>
-        </w:rPr>
-      </w:pPr>
-      <w:r>
-        <w:rPr>
-          <w:rFonts w:ascii="Times New Roman" w:hAnsi="Times New Roman" w:cs="Times New Roman"/>
-          <w:sz w:val="24"/>
-          <w:szCs w:val="24"/>
-        </w:rPr>
-        <w:tab/>
-        <w:t xml:space="preserve">Her lithe body withdrew from the ledge, and disappeared into the early morning shadows. Dane checked on the figure in the bed one last time as he eased out of his room. Shaking his head, he was forced to detour through the lavatory, realizing that his excuse had been all too appropriate. A few moments later, he was standing among the fruit trees, </w:t>
-      </w:r>
-      <w:r>
-        <w:rPr>
-          <w:rFonts w:ascii="Times New Roman" w:hAnsi="Times New Roman" w:cs="Times New Roman"/>
-          <w:sz w:val="24"/>
-          <w:szCs w:val="24"/>
-        </w:rPr>
-        <w:lastRenderedPageBreak/>
-        <w:t xml:space="preserve">peering into the darkness. Avon manifested like a ghost, congealing out of the pre-dawn mist. </w:t>
-      </w:r>
-    </w:p>
-    <w:p>
-      <w:pPr>
-        <w:spacing w:after="0" w:line="360" w:lineRule="auto"/>
-        <w:jc w:val="both"/>
-        <w:rPr>
-          <w:rFonts w:ascii="Times New Roman" w:hAnsi="Times New Roman" w:cs="Times New Roman"/>
-          <w:sz w:val="24"/>
-          <w:szCs w:val="24"/>
-        </w:rPr>
-      </w:pPr>
-      <w:r>
-        <w:rPr>
-          <w:rFonts w:ascii="Times New Roman" w:hAnsi="Times New Roman" w:cs="Times New Roman"/>
+          <w:rFonts w:ascii="Montserrat" w:hAnsi="Montserrat" w:cs="Times New Roman"/>
+          <w:sz w:val="24"/>
+          <w:szCs w:val="24"/>
+        </w:rPr>
+      </w:pPr>
+      <w:r>
+        <w:rPr>
+          <w:rFonts w:ascii="Montserrat" w:hAnsi="Montserrat" w:cs="Times New Roman"/>
+          <w:sz w:val="24"/>
+          <w:szCs w:val="24"/>
+        </w:rPr>
+        <w:tab/>
+        <w:t xml:space="preserve">Her lithe body withdrew from the ledge, and disappeared into the early morning shadows. Dane checked on the figure in the bed one last time as he eased out of his room. Shaking his head, he was forced to detour through the lavatory, realizing that his excuse had been all too appropriate. A few moments later, he was standing among the fruit trees, peering into the darkness. Avon manifested like a ghost, congealing out of the pre-dawn mist. </w:t>
+      </w:r>
+    </w:p>
+    <w:p>
+      <w:pPr>
+        <w:spacing w:after="0" w:line="360" w:lineRule="auto"/>
+        <w:jc w:val="both"/>
+        <w:rPr>
+          <w:rFonts w:ascii="Montserrat" w:hAnsi="Montserrat" w:cs="Times New Roman"/>
+          <w:sz w:val="24"/>
+          <w:szCs w:val="24"/>
+        </w:rPr>
+      </w:pPr>
+      <w:r>
+        <w:rPr>
+          <w:rFonts w:ascii="Montserrat" w:hAnsi="Montserrat" w:cs="Times New Roman"/>
           <w:sz w:val="24"/>
           <w:szCs w:val="24"/>
         </w:rPr>
@@ -931,14 +960,14 @@
         <w:spacing w:after="0" w:line="360" w:lineRule="auto"/>
         <w:jc w:val="both"/>
         <w:rPr>
-          <w:rFonts w:ascii="Times New Roman" w:hAnsi="Times New Roman" w:cs="Times New Roman"/>
-          <w:sz w:val="24"/>
-          <w:szCs w:val="24"/>
-        </w:rPr>
-      </w:pPr>
-      <w:r>
-        <w:rPr>
-          <w:rFonts w:ascii="Times New Roman" w:hAnsi="Times New Roman" w:cs="Times New Roman"/>
+          <w:rFonts w:ascii="Montserrat" w:hAnsi="Montserrat" w:cs="Times New Roman"/>
+          <w:sz w:val="24"/>
+          <w:szCs w:val="24"/>
+        </w:rPr>
+      </w:pPr>
+      <w:r>
+        <w:rPr>
+          <w:rFonts w:ascii="Montserrat" w:hAnsi="Montserrat" w:cs="Times New Roman"/>
           <w:sz w:val="24"/>
           <w:szCs w:val="24"/>
         </w:rPr>
@@ -951,14 +980,14 @@
         <w:spacing w:after="0" w:line="360" w:lineRule="auto"/>
         <w:jc w:val="both"/>
         <w:rPr>
-          <w:rFonts w:ascii="Times New Roman" w:hAnsi="Times New Roman" w:cs="Times New Roman"/>
-          <w:sz w:val="24"/>
-          <w:szCs w:val="24"/>
-        </w:rPr>
-      </w:pPr>
-      <w:r>
-        <w:rPr>
-          <w:rFonts w:ascii="Times New Roman" w:hAnsi="Times New Roman" w:cs="Times New Roman"/>
+          <w:rFonts w:ascii="Montserrat" w:hAnsi="Montserrat" w:cs="Times New Roman"/>
+          <w:sz w:val="24"/>
+          <w:szCs w:val="24"/>
+        </w:rPr>
+      </w:pPr>
+      <w:r>
+        <w:rPr>
+          <w:rFonts w:ascii="Montserrat" w:hAnsi="Montserrat" w:cs="Times New Roman"/>
           <w:sz w:val="24"/>
           <w:szCs w:val="24"/>
         </w:rPr>
@@ -971,14 +1000,14 @@
         <w:spacing w:after="0" w:line="360" w:lineRule="auto"/>
         <w:jc w:val="both"/>
         <w:rPr>
-          <w:rFonts w:ascii="Times New Roman" w:hAnsi="Times New Roman" w:cs="Times New Roman"/>
-          <w:sz w:val="24"/>
-          <w:szCs w:val="24"/>
-        </w:rPr>
-      </w:pPr>
-      <w:r>
-        <w:rPr>
-          <w:rFonts w:ascii="Times New Roman" w:hAnsi="Times New Roman" w:cs="Times New Roman"/>
+          <w:rFonts w:ascii="Montserrat" w:hAnsi="Montserrat" w:cs="Times New Roman"/>
+          <w:sz w:val="24"/>
+          <w:szCs w:val="24"/>
+        </w:rPr>
+      </w:pPr>
+      <w:r>
+        <w:rPr>
+          <w:rFonts w:ascii="Montserrat" w:hAnsi="Montserrat" w:cs="Times New Roman"/>
           <w:sz w:val="24"/>
           <w:szCs w:val="24"/>
         </w:rPr>
@@ -991,14 +1020,14 @@
         <w:spacing w:after="0" w:line="360" w:lineRule="auto"/>
         <w:jc w:val="both"/>
         <w:rPr>
-          <w:rFonts w:ascii="Times New Roman" w:hAnsi="Times New Roman" w:cs="Times New Roman"/>
-          <w:sz w:val="24"/>
-          <w:szCs w:val="24"/>
-        </w:rPr>
-      </w:pPr>
-      <w:r>
-        <w:rPr>
-          <w:rFonts w:ascii="Times New Roman" w:hAnsi="Times New Roman" w:cs="Times New Roman"/>
+          <w:rFonts w:ascii="Montserrat" w:hAnsi="Montserrat" w:cs="Times New Roman"/>
+          <w:sz w:val="24"/>
+          <w:szCs w:val="24"/>
+        </w:rPr>
+      </w:pPr>
+      <w:r>
+        <w:rPr>
+          <w:rFonts w:ascii="Montserrat" w:hAnsi="Montserrat" w:cs="Times New Roman"/>
           <w:sz w:val="24"/>
           <w:szCs w:val="24"/>
         </w:rPr>
@@ -1011,14 +1040,14 @@
         <w:spacing w:after="0" w:line="360" w:lineRule="auto"/>
         <w:jc w:val="both"/>
         <w:rPr>
-          <w:rFonts w:ascii="Times New Roman" w:hAnsi="Times New Roman" w:cs="Times New Roman"/>
-          <w:sz w:val="24"/>
-          <w:szCs w:val="24"/>
-        </w:rPr>
-      </w:pPr>
-      <w:r>
-        <w:rPr>
-          <w:rFonts w:ascii="Times New Roman" w:hAnsi="Times New Roman" w:cs="Times New Roman"/>
+          <w:rFonts w:ascii="Montserrat" w:hAnsi="Montserrat" w:cs="Times New Roman"/>
+          <w:sz w:val="24"/>
+          <w:szCs w:val="24"/>
+        </w:rPr>
+      </w:pPr>
+      <w:r>
+        <w:rPr>
+          <w:rFonts w:ascii="Montserrat" w:hAnsi="Montserrat" w:cs="Times New Roman"/>
           <w:sz w:val="24"/>
           <w:szCs w:val="24"/>
         </w:rPr>
@@ -1031,14 +1060,14 @@
         <w:spacing w:after="0" w:line="360" w:lineRule="auto"/>
         <w:jc w:val="both"/>
         <w:rPr>
-          <w:rFonts w:ascii="Times New Roman" w:hAnsi="Times New Roman" w:cs="Times New Roman"/>
-          <w:sz w:val="24"/>
-          <w:szCs w:val="24"/>
-        </w:rPr>
-      </w:pPr>
-      <w:r>
-        <w:rPr>
-          <w:rFonts w:ascii="Times New Roman" w:hAnsi="Times New Roman" w:cs="Times New Roman"/>
+          <w:rFonts w:ascii="Montserrat" w:hAnsi="Montserrat" w:cs="Times New Roman"/>
+          <w:sz w:val="24"/>
+          <w:szCs w:val="24"/>
+        </w:rPr>
+      </w:pPr>
+      <w:r>
+        <w:rPr>
+          <w:rFonts w:ascii="Montserrat" w:hAnsi="Montserrat" w:cs="Times New Roman"/>
           <w:sz w:val="24"/>
           <w:szCs w:val="24"/>
         </w:rPr>
@@ -1047,7 +1076,7 @@
       </w:r>
       <w:r>
         <w:rPr>
-          <w:rFonts w:ascii="Times New Roman" w:hAnsi="Times New Roman" w:cs="Times New Roman"/>
+          <w:rFonts w:ascii="Montserrat" w:hAnsi="Montserrat" w:cs="Times New Roman"/>
           <w:i/>
           <w:sz w:val="24"/>
           <w:szCs w:val="24"/>
@@ -1056,7 +1085,7 @@
       </w:r>
       <w:r>
         <w:rPr>
-          <w:rFonts w:ascii="Times New Roman" w:hAnsi="Times New Roman" w:cs="Times New Roman"/>
+          <w:rFonts w:ascii="Montserrat" w:hAnsi="Montserrat" w:cs="Times New Roman"/>
           <w:sz w:val="24"/>
           <w:szCs w:val="24"/>
         </w:rPr>
@@ -1064,7 +1093,7 @@
       </w:r>
       <w:r>
         <w:rPr>
-          <w:rFonts w:ascii="Times New Roman" w:hAnsi="Times New Roman" w:cs="Times New Roman"/>
+          <w:rFonts w:ascii="Montserrat" w:hAnsi="Montserrat" w:cs="Times New Roman"/>
           <w:i/>
           <w:sz w:val="24"/>
           <w:szCs w:val="24"/>
@@ -1073,35 +1102,26 @@
       </w:r>
       <w:r>
         <w:rPr>
-          <w:rFonts w:ascii="Times New Roman" w:hAnsi="Times New Roman" w:cs="Times New Roman"/>
-          <w:sz w:val="24"/>
-          <w:szCs w:val="24"/>
-        </w:rPr>
-        <w:t xml:space="preserve"> know who I </w:t>
-      </w:r>
-      <w:r>
-        <w:rPr>
-          <w:rFonts w:ascii="Times New Roman" w:hAnsi="Times New Roman" w:cs="Times New Roman"/>
-          <w:sz w:val="24"/>
-          <w:szCs w:val="24"/>
-        </w:rPr>
-        <w:lastRenderedPageBreak/>
-        <w:t>am, and I remember them from before. Something happened between us, and I was torn to peices. I don’t know how to describe it, but I know that it almost killed me.”</w:t>
-      </w:r>
-    </w:p>
-    <w:p>
-      <w:pPr>
-        <w:spacing w:after="0" w:line="360" w:lineRule="auto"/>
-        <w:jc w:val="both"/>
-        <w:rPr>
-          <w:rFonts w:ascii="Times New Roman" w:hAnsi="Times New Roman" w:cs="Times New Roman"/>
-          <w:sz w:val="24"/>
-          <w:szCs w:val="24"/>
-        </w:rPr>
-      </w:pPr>
-      <w:r>
-        <w:rPr>
-          <w:rFonts w:ascii="Times New Roman" w:hAnsi="Times New Roman" w:cs="Times New Roman"/>
+          <w:rFonts w:ascii="Montserrat" w:hAnsi="Montserrat" w:cs="Times New Roman"/>
+          <w:sz w:val="24"/>
+          <w:szCs w:val="24"/>
+        </w:rPr>
+        <w:t xml:space="preserve"> know who I am, and I remember them from before. Something happened between us, and I was torn to peices. I don’t know how to describe it, but I know that it almost killed me.”</w:t>
+      </w:r>
+    </w:p>
+    <w:p>
+      <w:pPr>
+        <w:spacing w:after="0" w:line="360" w:lineRule="auto"/>
+        <w:jc w:val="both"/>
+        <w:rPr>
+          <w:rFonts w:ascii="Montserrat" w:hAnsi="Montserrat" w:cs="Times New Roman"/>
+          <w:sz w:val="24"/>
+          <w:szCs w:val="24"/>
+        </w:rPr>
+      </w:pPr>
+      <w:r>
+        <w:rPr>
+          <w:rFonts w:ascii="Montserrat" w:hAnsi="Montserrat" w:cs="Times New Roman"/>
           <w:sz w:val="24"/>
           <w:szCs w:val="24"/>
         </w:rPr>
@@ -1110,7 +1130,7 @@
       </w:r>
       <w:r>
         <w:rPr>
-          <w:rFonts w:ascii="Times New Roman" w:hAnsi="Times New Roman" w:cs="Times New Roman"/>
+          <w:rFonts w:ascii="Montserrat" w:hAnsi="Montserrat" w:cs="Times New Roman"/>
           <w:i/>
           <w:sz w:val="24"/>
           <w:szCs w:val="24"/>
@@ -1119,7 +1139,7 @@
       </w:r>
       <w:r>
         <w:rPr>
-          <w:rFonts w:ascii="Times New Roman" w:hAnsi="Times New Roman" w:cs="Times New Roman"/>
+          <w:rFonts w:ascii="Montserrat" w:hAnsi="Montserrat" w:cs="Times New Roman"/>
           <w:sz w:val="24"/>
           <w:szCs w:val="24"/>
         </w:rPr>
@@ -1131,14 +1151,14 @@
         <w:spacing w:after="0" w:line="360" w:lineRule="auto"/>
         <w:jc w:val="both"/>
         <w:rPr>
-          <w:rFonts w:ascii="Times New Roman" w:hAnsi="Times New Roman" w:cs="Times New Roman"/>
-          <w:sz w:val="24"/>
-          <w:szCs w:val="24"/>
-        </w:rPr>
-      </w:pPr>
-      <w:r>
-        <w:rPr>
-          <w:rFonts w:ascii="Times New Roman" w:hAnsi="Times New Roman" w:cs="Times New Roman"/>
+          <w:rFonts w:ascii="Montserrat" w:hAnsi="Montserrat" w:cs="Times New Roman"/>
+          <w:sz w:val="24"/>
+          <w:szCs w:val="24"/>
+        </w:rPr>
+      </w:pPr>
+      <w:r>
+        <w:rPr>
+          <w:rFonts w:ascii="Montserrat" w:hAnsi="Montserrat" w:cs="Times New Roman"/>
           <w:sz w:val="24"/>
           <w:szCs w:val="24"/>
         </w:rPr>
@@ -1147,7 +1167,7 @@
       </w:r>
       <w:r>
         <w:rPr>
-          <w:rFonts w:ascii="Times New Roman" w:hAnsi="Times New Roman" w:cs="Times New Roman"/>
+          <w:rFonts w:ascii="Montserrat" w:hAnsi="Montserrat" w:cs="Times New Roman"/>
           <w:i/>
           <w:sz w:val="24"/>
           <w:szCs w:val="24"/>
@@ -1156,7 +1176,7 @@
       </w:r>
       <w:r>
         <w:rPr>
-          <w:rFonts w:ascii="Times New Roman" w:hAnsi="Times New Roman" w:cs="Times New Roman"/>
+          <w:rFonts w:ascii="Montserrat" w:hAnsi="Montserrat" w:cs="Times New Roman"/>
           <w:sz w:val="24"/>
           <w:szCs w:val="24"/>
         </w:rPr>
@@ -1164,7 +1184,7 @@
       </w:r>
       <w:r>
         <w:rPr>
-          <w:rFonts w:ascii="Times New Roman" w:hAnsi="Times New Roman" w:cs="Times New Roman"/>
+          <w:rFonts w:ascii="Montserrat" w:hAnsi="Montserrat" w:cs="Times New Roman"/>
           <w:i/>
           <w:sz w:val="24"/>
           <w:szCs w:val="24"/>
@@ -1177,14 +1197,14 @@
         <w:spacing w:after="0" w:line="360" w:lineRule="auto"/>
         <w:jc w:val="both"/>
         <w:rPr>
-          <w:rFonts w:ascii="Times New Roman" w:hAnsi="Times New Roman" w:cs="Times New Roman"/>
-          <w:sz w:val="24"/>
-          <w:szCs w:val="24"/>
-        </w:rPr>
-      </w:pPr>
-      <w:r>
-        <w:rPr>
-          <w:rFonts w:ascii="Times New Roman" w:hAnsi="Times New Roman" w:cs="Times New Roman"/>
+          <w:rFonts w:ascii="Montserrat" w:hAnsi="Montserrat" w:cs="Times New Roman"/>
+          <w:sz w:val="24"/>
+          <w:szCs w:val="24"/>
+        </w:rPr>
+      </w:pPr>
+      <w:r>
+        <w:rPr>
+          <w:rFonts w:ascii="Montserrat" w:hAnsi="Montserrat" w:cs="Times New Roman"/>
           <w:sz w:val="24"/>
           <w:szCs w:val="24"/>
         </w:rPr>
@@ -1193,7 +1213,7 @@
       </w:r>
       <w:r>
         <w:rPr>
-          <w:rFonts w:ascii="Times New Roman" w:hAnsi="Times New Roman" w:cs="Times New Roman"/>
+          <w:rFonts w:ascii="Montserrat" w:hAnsi="Montserrat" w:cs="Times New Roman"/>
           <w:i/>
           <w:sz w:val="24"/>
           <w:szCs w:val="24"/>
@@ -1202,7 +1222,7 @@
       </w:r>
       <w:r>
         <w:rPr>
-          <w:rFonts w:ascii="Times New Roman" w:hAnsi="Times New Roman" w:cs="Times New Roman"/>
+          <w:rFonts w:ascii="Montserrat" w:hAnsi="Montserrat" w:cs="Times New Roman"/>
           <w:sz w:val="24"/>
           <w:szCs w:val="24"/>
         </w:rPr>
@@ -1210,7 +1230,7 @@
       </w:r>
       <w:r>
         <w:rPr>
-          <w:rFonts w:ascii="Times New Roman" w:hAnsi="Times New Roman" w:cs="Times New Roman"/>
+          <w:rFonts w:ascii="Montserrat" w:hAnsi="Montserrat" w:cs="Times New Roman"/>
           <w:i/>
           <w:sz w:val="24"/>
           <w:szCs w:val="24"/>
@@ -1219,7 +1239,7 @@
       </w:r>
       <w:r>
         <w:rPr>
-          <w:rFonts w:ascii="Times New Roman" w:hAnsi="Times New Roman" w:cs="Times New Roman"/>
+          <w:rFonts w:ascii="Montserrat" w:hAnsi="Montserrat" w:cs="Times New Roman"/>
           <w:sz w:val="24"/>
           <w:szCs w:val="24"/>
         </w:rPr>
@@ -1227,7 +1247,7 @@
       </w:r>
       <w:r>
         <w:rPr>
-          <w:rFonts w:ascii="Times New Roman" w:hAnsi="Times New Roman" w:cs="Times New Roman"/>
+          <w:rFonts w:ascii="Montserrat" w:hAnsi="Montserrat" w:cs="Times New Roman"/>
           <w:i/>
           <w:sz w:val="24"/>
           <w:szCs w:val="24"/>
@@ -1236,7 +1256,7 @@
       </w:r>
       <w:r>
         <w:rPr>
-          <w:rFonts w:ascii="Times New Roman" w:hAnsi="Times New Roman" w:cs="Times New Roman"/>
+          <w:rFonts w:ascii="Montserrat" w:hAnsi="Montserrat" w:cs="Times New Roman"/>
           <w:sz w:val="24"/>
           <w:szCs w:val="24"/>
         </w:rPr>
@@ -1244,7 +1264,7 @@
       </w:r>
       <w:r>
         <w:rPr>
-          <w:rFonts w:ascii="Times New Roman" w:hAnsi="Times New Roman" w:cs="Times New Roman"/>
+          <w:rFonts w:ascii="Montserrat" w:hAnsi="Montserrat" w:cs="Times New Roman"/>
           <w:i/>
           <w:sz w:val="24"/>
           <w:szCs w:val="24"/>
@@ -1257,14 +1277,14 @@
         <w:spacing w:after="0" w:line="360" w:lineRule="auto"/>
         <w:jc w:val="both"/>
         <w:rPr>
-          <w:rFonts w:ascii="Times New Roman" w:hAnsi="Times New Roman" w:cs="Times New Roman"/>
-          <w:sz w:val="24"/>
-          <w:szCs w:val="24"/>
-        </w:rPr>
-      </w:pPr>
-      <w:r>
-        <w:rPr>
-          <w:rFonts w:ascii="Times New Roman" w:hAnsi="Times New Roman" w:cs="Times New Roman"/>
+          <w:rFonts w:ascii="Montserrat" w:hAnsi="Montserrat" w:cs="Times New Roman"/>
+          <w:sz w:val="24"/>
+          <w:szCs w:val="24"/>
+        </w:rPr>
+      </w:pPr>
+      <w:r>
+        <w:rPr>
+          <w:rFonts w:ascii="Montserrat" w:hAnsi="Montserrat" w:cs="Times New Roman"/>
           <w:sz w:val="24"/>
           <w:szCs w:val="24"/>
         </w:rPr>
@@ -1273,7 +1293,7 @@
       </w:r>
       <w:r>
         <w:rPr>
-          <w:rFonts w:ascii="Times New Roman" w:hAnsi="Times New Roman" w:cs="Times New Roman"/>
+          <w:rFonts w:ascii="Montserrat" w:hAnsi="Montserrat" w:cs="Times New Roman"/>
           <w:i/>
           <w:sz w:val="24"/>
           <w:szCs w:val="24"/>
@@ -1282,7 +1302,7 @@
       </w:r>
       <w:r>
         <w:rPr>
-          <w:rFonts w:ascii="Times New Roman" w:hAnsi="Times New Roman" w:cs="Times New Roman"/>
+          <w:rFonts w:ascii="Montserrat" w:hAnsi="Montserrat" w:cs="Times New Roman"/>
           <w:sz w:val="24"/>
           <w:szCs w:val="24"/>
         </w:rPr>
@@ -1294,14 +1314,14 @@
         <w:spacing w:after="0" w:line="360" w:lineRule="auto"/>
         <w:jc w:val="both"/>
         <w:rPr>
-          <w:rFonts w:ascii="Times New Roman" w:hAnsi="Times New Roman" w:cs="Times New Roman"/>
-          <w:sz w:val="24"/>
-          <w:szCs w:val="24"/>
-        </w:rPr>
-      </w:pPr>
-      <w:r>
-        <w:rPr>
-          <w:rFonts w:ascii="Times New Roman" w:hAnsi="Times New Roman" w:cs="Times New Roman"/>
+          <w:rFonts w:ascii="Montserrat" w:hAnsi="Montserrat" w:cs="Times New Roman"/>
+          <w:sz w:val="24"/>
+          <w:szCs w:val="24"/>
+        </w:rPr>
+      </w:pPr>
+      <w:r>
+        <w:rPr>
+          <w:rFonts w:ascii="Montserrat" w:hAnsi="Montserrat" w:cs="Times New Roman"/>
           <w:sz w:val="24"/>
           <w:szCs w:val="24"/>
         </w:rPr>
@@ -1314,14 +1334,14 @@
         <w:spacing w:after="0" w:line="360" w:lineRule="auto"/>
         <w:jc w:val="both"/>
         <w:rPr>
-          <w:rFonts w:ascii="Times New Roman" w:hAnsi="Times New Roman" w:cs="Times New Roman"/>
-          <w:sz w:val="24"/>
-          <w:szCs w:val="24"/>
-        </w:rPr>
-      </w:pPr>
-      <w:r>
-        <w:rPr>
-          <w:rFonts w:ascii="Times New Roman" w:hAnsi="Times New Roman" w:cs="Times New Roman"/>
+          <w:rFonts w:ascii="Montserrat" w:hAnsi="Montserrat" w:cs="Times New Roman"/>
+          <w:sz w:val="24"/>
+          <w:szCs w:val="24"/>
+        </w:rPr>
+      </w:pPr>
+      <w:r>
+        <w:rPr>
+          <w:rFonts w:ascii="Montserrat" w:hAnsi="Montserrat" w:cs="Times New Roman"/>
           <w:sz w:val="24"/>
           <w:szCs w:val="24"/>
         </w:rPr>
@@ -1334,14 +1354,14 @@
         <w:spacing w:after="0" w:line="360" w:lineRule="auto"/>
         <w:jc w:val="both"/>
         <w:rPr>
-          <w:rFonts w:ascii="Times New Roman" w:hAnsi="Times New Roman" w:cs="Times New Roman"/>
-          <w:sz w:val="24"/>
-          <w:szCs w:val="24"/>
-        </w:rPr>
-      </w:pPr>
-      <w:r>
-        <w:rPr>
-          <w:rFonts w:ascii="Times New Roman" w:hAnsi="Times New Roman" w:cs="Times New Roman"/>
+          <w:rFonts w:ascii="Montserrat" w:hAnsi="Montserrat" w:cs="Times New Roman"/>
+          <w:sz w:val="24"/>
+          <w:szCs w:val="24"/>
+        </w:rPr>
+      </w:pPr>
+      <w:r>
+        <w:rPr>
+          <w:rFonts w:ascii="Montserrat" w:hAnsi="Montserrat" w:cs="Times New Roman"/>
           <w:sz w:val="24"/>
           <w:szCs w:val="24"/>
         </w:rPr>
@@ -1354,18 +1374,17 @@
         <w:spacing w:after="0" w:line="360" w:lineRule="auto"/>
         <w:jc w:val="both"/>
         <w:rPr>
-          <w:rFonts w:ascii="Times New Roman" w:hAnsi="Times New Roman" w:cs="Times New Roman"/>
-          <w:sz w:val="24"/>
-          <w:szCs w:val="24"/>
-        </w:rPr>
-      </w:pPr>
-      <w:r>
-        <w:rPr>
-          <w:rFonts w:ascii="Times New Roman" w:hAnsi="Times New Roman" w:cs="Times New Roman"/>
-          <w:sz w:val="24"/>
-          <w:szCs w:val="24"/>
-        </w:rPr>
-        <w:lastRenderedPageBreak/>
+          <w:rFonts w:ascii="Montserrat" w:hAnsi="Montserrat" w:cs="Times New Roman"/>
+          <w:sz w:val="24"/>
+          <w:szCs w:val="24"/>
+        </w:rPr>
+      </w:pPr>
+      <w:r>
+        <w:rPr>
+          <w:rFonts w:ascii="Montserrat" w:hAnsi="Montserrat" w:cs="Times New Roman"/>
+          <w:sz w:val="24"/>
+          <w:szCs w:val="24"/>
+        </w:rPr>
         <w:tab/>
         <w:t>“Sure. It’s so obvious that it blinds people. Why?”</w:t>
       </w:r>
@@ -1375,14 +1394,14 @@
         <w:spacing w:after="0" w:line="360" w:lineRule="auto"/>
         <w:jc w:val="both"/>
         <w:rPr>
-          <w:rFonts w:ascii="Times New Roman" w:hAnsi="Times New Roman" w:cs="Times New Roman"/>
-          <w:sz w:val="24"/>
-          <w:szCs w:val="24"/>
-        </w:rPr>
-      </w:pPr>
-      <w:r>
-        <w:rPr>
-          <w:rFonts w:ascii="Times New Roman" w:hAnsi="Times New Roman" w:cs="Times New Roman"/>
+          <w:rFonts w:ascii="Montserrat" w:hAnsi="Montserrat" w:cs="Times New Roman"/>
+          <w:sz w:val="24"/>
+          <w:szCs w:val="24"/>
+        </w:rPr>
+      </w:pPr>
+      <w:r>
+        <w:rPr>
+          <w:rFonts w:ascii="Montserrat" w:hAnsi="Montserrat" w:cs="Times New Roman"/>
           <w:sz w:val="24"/>
           <w:szCs w:val="24"/>
         </w:rPr>
@@ -1395,14 +1414,14 @@
         <w:spacing w:after="0" w:line="360" w:lineRule="auto"/>
         <w:jc w:val="both"/>
         <w:rPr>
-          <w:rFonts w:ascii="Times New Roman" w:hAnsi="Times New Roman" w:cs="Times New Roman"/>
-          <w:sz w:val="24"/>
-          <w:szCs w:val="24"/>
-        </w:rPr>
-      </w:pPr>
-      <w:r>
-        <w:rPr>
-          <w:rFonts w:ascii="Times New Roman" w:hAnsi="Times New Roman" w:cs="Times New Roman"/>
+          <w:rFonts w:ascii="Montserrat" w:hAnsi="Montserrat" w:cs="Times New Roman"/>
+          <w:sz w:val="24"/>
+          <w:szCs w:val="24"/>
+        </w:rPr>
+      </w:pPr>
+      <w:r>
+        <w:rPr>
+          <w:rFonts w:ascii="Montserrat" w:hAnsi="Montserrat" w:cs="Times New Roman"/>
           <w:sz w:val="24"/>
           <w:szCs w:val="24"/>
         </w:rPr>
@@ -1415,14 +1434,14 @@
         <w:spacing w:after="0" w:line="360" w:lineRule="auto"/>
         <w:jc w:val="both"/>
         <w:rPr>
-          <w:rFonts w:ascii="Times New Roman" w:hAnsi="Times New Roman" w:cs="Times New Roman"/>
-          <w:sz w:val="24"/>
-          <w:szCs w:val="24"/>
-        </w:rPr>
-      </w:pPr>
-      <w:r>
-        <w:rPr>
-          <w:rFonts w:ascii="Times New Roman" w:hAnsi="Times New Roman" w:cs="Times New Roman"/>
+          <w:rFonts w:ascii="Montserrat" w:hAnsi="Montserrat" w:cs="Times New Roman"/>
+          <w:sz w:val="24"/>
+          <w:szCs w:val="24"/>
+        </w:rPr>
+      </w:pPr>
+      <w:r>
+        <w:rPr>
+          <w:rFonts w:ascii="Montserrat" w:hAnsi="Montserrat" w:cs="Times New Roman"/>
           <w:sz w:val="24"/>
           <w:szCs w:val="24"/>
         </w:rPr>
@@ -1435,14 +1454,14 @@
         <w:spacing w:after="0" w:line="360" w:lineRule="auto"/>
         <w:jc w:val="both"/>
         <w:rPr>
-          <w:rFonts w:ascii="Times New Roman" w:hAnsi="Times New Roman" w:cs="Times New Roman"/>
-          <w:sz w:val="24"/>
-          <w:szCs w:val="24"/>
-        </w:rPr>
-      </w:pPr>
-      <w:r>
-        <w:rPr>
-          <w:rFonts w:ascii="Times New Roman" w:hAnsi="Times New Roman" w:cs="Times New Roman"/>
+          <w:rFonts w:ascii="Montserrat" w:hAnsi="Montserrat" w:cs="Times New Roman"/>
+          <w:sz w:val="24"/>
+          <w:szCs w:val="24"/>
+        </w:rPr>
+      </w:pPr>
+      <w:r>
+        <w:rPr>
+          <w:rFonts w:ascii="Montserrat" w:hAnsi="Montserrat" w:cs="Times New Roman"/>
           <w:sz w:val="24"/>
           <w:szCs w:val="24"/>
         </w:rPr>
@@ -1455,14 +1474,14 @@
         <w:spacing w:after="0" w:line="360" w:lineRule="auto"/>
         <w:jc w:val="both"/>
         <w:rPr>
-          <w:rFonts w:ascii="Times New Roman" w:hAnsi="Times New Roman" w:cs="Times New Roman"/>
-          <w:sz w:val="24"/>
-          <w:szCs w:val="24"/>
-        </w:rPr>
-      </w:pPr>
-      <w:r>
-        <w:rPr>
-          <w:rFonts w:ascii="Times New Roman" w:hAnsi="Times New Roman" w:cs="Times New Roman"/>
+          <w:rFonts w:ascii="Montserrat" w:hAnsi="Montserrat" w:cs="Times New Roman"/>
+          <w:sz w:val="24"/>
+          <w:szCs w:val="24"/>
+        </w:rPr>
+      </w:pPr>
+      <w:r>
+        <w:rPr>
+          <w:rFonts w:ascii="Montserrat" w:hAnsi="Montserrat" w:cs="Times New Roman"/>
           <w:sz w:val="24"/>
           <w:szCs w:val="24"/>
         </w:rPr>
@@ -1475,43 +1494,34 @@
         <w:spacing w:after="0" w:line="360" w:lineRule="auto"/>
         <w:jc w:val="both"/>
         <w:rPr>
-          <w:rFonts w:ascii="Times New Roman" w:hAnsi="Times New Roman" w:cs="Times New Roman"/>
-          <w:sz w:val="24"/>
-          <w:szCs w:val="24"/>
-        </w:rPr>
-      </w:pPr>
-      <w:r>
-        <w:rPr>
-          <w:rFonts w:ascii="Times New Roman" w:hAnsi="Times New Roman" w:cs="Times New Roman"/>
-          <w:sz w:val="24"/>
-          <w:szCs w:val="24"/>
-        </w:rPr>
-        <w:tab/>
-        <w:t xml:space="preserve">“I’ll tell you exactly what would happen if I did. Your government would protest to my government demanding that you be returned and that I be punished for my offense. I would probabably be cashiered, you would be sent back and your situation would only be worse,” he detailed harshly. “If, on the other hand, we use the facts of the situation to our advantage, it becomes possible for me to interceed in you behalf. The only leverage we have between us in this is whatever evidence or testimony of slavery you can provide </w:t>
-      </w:r>
-      <w:r>
-        <w:rPr>
-          <w:rFonts w:ascii="Times New Roman" w:hAnsi="Times New Roman" w:cs="Times New Roman"/>
-          <w:sz w:val="24"/>
-          <w:szCs w:val="24"/>
-        </w:rPr>
-        <w:lastRenderedPageBreak/>
-        <w:t>to threaten their main objective. If it comes down to a choice between you and membership, it is possible that I can at least get them to give you up.” Av had shrunk under his angry rebuttal. Her arms wrapped around each other, and she turned away head bowed low. Dane shook his head, and pursued, “I am not the one who wants you dead here! Think about it.”</w:t>
-      </w:r>
-    </w:p>
-    <w:p>
-      <w:pPr>
-        <w:spacing w:after="0" w:line="360" w:lineRule="auto"/>
-        <w:jc w:val="both"/>
-        <w:rPr>
-          <w:rFonts w:ascii="Times New Roman" w:hAnsi="Times New Roman" w:cs="Times New Roman"/>
-          <w:sz w:val="24"/>
-          <w:szCs w:val="24"/>
-        </w:rPr>
-      </w:pPr>
-      <w:r>
-        <w:rPr>
-          <w:rFonts w:ascii="Times New Roman" w:hAnsi="Times New Roman" w:cs="Times New Roman"/>
+          <w:rFonts w:ascii="Montserrat" w:hAnsi="Montserrat" w:cs="Times New Roman"/>
+          <w:sz w:val="24"/>
+          <w:szCs w:val="24"/>
+        </w:rPr>
+      </w:pPr>
+      <w:r>
+        <w:rPr>
+          <w:rFonts w:ascii="Montserrat" w:hAnsi="Montserrat" w:cs="Times New Roman"/>
+          <w:sz w:val="24"/>
+          <w:szCs w:val="24"/>
+        </w:rPr>
+        <w:tab/>
+        <w:t>“I’ll tell you exactly what would happen if I did. Your government would protest to my government demanding that you be returned and that I be punished for my offense. I would probabably be cashiered, you would be sent back and your situation would only be worse,” he detailed harshly. “If, on the other hand, we use the facts of the situation to our advantage, it becomes possible for me to interceed in you behalf. The only leverage we have between us in this is whatever evidence or testimony of slavery you can provide to threaten their main objective. If it comes down to a choice between you and membership, it is possible that I can at least get them to give you up.” Av had shrunk under his angry rebuttal. Her arms wrapped around each other, and she turned away head bowed low. Dane shook his head, and pursued, “I am not the one who wants you dead here! Think about it.”</w:t>
+      </w:r>
+    </w:p>
+    <w:p>
+      <w:pPr>
+        <w:spacing w:after="0" w:line="360" w:lineRule="auto"/>
+        <w:jc w:val="both"/>
+        <w:rPr>
+          <w:rFonts w:ascii="Montserrat" w:hAnsi="Montserrat" w:cs="Times New Roman"/>
+          <w:sz w:val="24"/>
+          <w:szCs w:val="24"/>
+        </w:rPr>
+      </w:pPr>
+      <w:r>
+        <w:rPr>
+          <w:rFonts w:ascii="Montserrat" w:hAnsi="Montserrat" w:cs="Times New Roman"/>
           <w:sz w:val="24"/>
           <w:szCs w:val="24"/>
         </w:rPr>
@@ -1524,14 +1534,14 @@
         <w:spacing w:after="0" w:line="360" w:lineRule="auto"/>
         <w:jc w:val="both"/>
         <w:rPr>
-          <w:rFonts w:ascii="Times New Roman" w:hAnsi="Times New Roman" w:cs="Times New Roman"/>
-          <w:sz w:val="24"/>
-          <w:szCs w:val="24"/>
-        </w:rPr>
-      </w:pPr>
-      <w:r>
-        <w:rPr>
-          <w:rFonts w:ascii="Times New Roman" w:hAnsi="Times New Roman" w:cs="Times New Roman"/>
+          <w:rFonts w:ascii="Montserrat" w:hAnsi="Montserrat" w:cs="Times New Roman"/>
+          <w:sz w:val="24"/>
+          <w:szCs w:val="24"/>
+        </w:rPr>
+      </w:pPr>
+      <w:r>
+        <w:rPr>
+          <w:rFonts w:ascii="Montserrat" w:hAnsi="Montserrat" w:cs="Times New Roman"/>
           <w:sz w:val="24"/>
           <w:szCs w:val="24"/>
         </w:rPr>
@@ -1540,7 +1550,7 @@
       </w:r>
       <w:r>
         <w:rPr>
-          <w:rFonts w:ascii="Times New Roman" w:hAnsi="Times New Roman" w:cs="Times New Roman"/>
+          <w:rFonts w:ascii="Montserrat" w:hAnsi="Montserrat" w:cs="Times New Roman"/>
           <w:i/>
           <w:sz w:val="24"/>
           <w:szCs w:val="24"/>
@@ -1549,7 +1559,7 @@
       </w:r>
       <w:r>
         <w:rPr>
-          <w:rFonts w:ascii="Times New Roman" w:hAnsi="Times New Roman" w:cs="Times New Roman"/>
+          <w:rFonts w:ascii="Montserrat" w:hAnsi="Montserrat" w:cs="Times New Roman"/>
           <w:sz w:val="24"/>
           <w:szCs w:val="24"/>
         </w:rPr>
@@ -1561,14 +1571,14 @@
         <w:spacing w:after="0" w:line="360" w:lineRule="auto"/>
         <w:jc w:val="both"/>
         <w:rPr>
-          <w:rFonts w:ascii="Times New Roman" w:hAnsi="Times New Roman" w:cs="Times New Roman"/>
-          <w:sz w:val="24"/>
-          <w:szCs w:val="24"/>
-        </w:rPr>
-      </w:pPr>
-      <w:r>
-        <w:rPr>
-          <w:rFonts w:ascii="Times New Roman" w:hAnsi="Times New Roman" w:cs="Times New Roman"/>
+          <w:rFonts w:ascii="Montserrat" w:hAnsi="Montserrat" w:cs="Times New Roman"/>
+          <w:sz w:val="24"/>
+          <w:szCs w:val="24"/>
+        </w:rPr>
+      </w:pPr>
+      <w:r>
+        <w:rPr>
+          <w:rFonts w:ascii="Montserrat" w:hAnsi="Montserrat" w:cs="Times New Roman"/>
           <w:sz w:val="24"/>
           <w:szCs w:val="24"/>
         </w:rPr>
@@ -1581,49 +1591,49 @@
         <w:spacing w:after="0" w:line="360" w:lineRule="auto"/>
         <w:jc w:val="both"/>
         <w:rPr>
-          <w:rFonts w:ascii="Times New Roman" w:hAnsi="Times New Roman" w:cs="Times New Roman"/>
-          <w:sz w:val="24"/>
-          <w:szCs w:val="24"/>
-        </w:rPr>
-      </w:pPr>
-      <w:r>
-        <w:rPr>
-          <w:rFonts w:ascii="Times New Roman" w:hAnsi="Times New Roman" w:cs="Times New Roman"/>
-          <w:sz w:val="24"/>
-          <w:szCs w:val="24"/>
-        </w:rPr>
-        <w:tab/>
-      </w:r>
-      <w:r>
-        <w:rPr>
-          <w:rFonts w:ascii="Times New Roman" w:hAnsi="Times New Roman" w:cs="Times New Roman"/>
-          <w:sz w:val="24"/>
-          <w:szCs w:val="24"/>
-        </w:rPr>
-        <w:tab/>
-      </w:r>
-      <w:r>
-        <w:rPr>
-          <w:rFonts w:ascii="Times New Roman" w:hAnsi="Times New Roman" w:cs="Times New Roman"/>
-          <w:sz w:val="24"/>
-          <w:szCs w:val="24"/>
-        </w:rPr>
-        <w:tab/>
-      </w:r>
-    </w:p>
-    <w:p>
-      <w:pPr>
-        <w:spacing w:after="0" w:line="360" w:lineRule="auto"/>
-        <w:jc w:val="both"/>
-        <w:rPr>
-          <w:rFonts w:ascii="Times New Roman" w:hAnsi="Times New Roman" w:cs="Times New Roman"/>
-          <w:sz w:val="24"/>
-          <w:szCs w:val="24"/>
-        </w:rPr>
-      </w:pPr>
-      <w:r>
-        <w:rPr>
-          <w:rFonts w:ascii="Times New Roman" w:hAnsi="Times New Roman" w:cs="Times New Roman"/>
+          <w:rFonts w:ascii="Montserrat" w:hAnsi="Montserrat" w:cs="Times New Roman"/>
+          <w:sz w:val="24"/>
+          <w:szCs w:val="24"/>
+        </w:rPr>
+      </w:pPr>
+      <w:r>
+        <w:rPr>
+          <w:rFonts w:ascii="Montserrat" w:hAnsi="Montserrat" w:cs="Times New Roman"/>
+          <w:sz w:val="24"/>
+          <w:szCs w:val="24"/>
+        </w:rPr>
+        <w:tab/>
+      </w:r>
+      <w:r>
+        <w:rPr>
+          <w:rFonts w:ascii="Montserrat" w:hAnsi="Montserrat" w:cs="Times New Roman"/>
+          <w:sz w:val="24"/>
+          <w:szCs w:val="24"/>
+        </w:rPr>
+        <w:tab/>
+      </w:r>
+      <w:r>
+        <w:rPr>
+          <w:rFonts w:ascii="Montserrat" w:hAnsi="Montserrat" w:cs="Times New Roman"/>
+          <w:sz w:val="24"/>
+          <w:szCs w:val="24"/>
+        </w:rPr>
+        <w:tab/>
+      </w:r>
+    </w:p>
+    <w:p>
+      <w:pPr>
+        <w:spacing w:after="0" w:line="360" w:lineRule="auto"/>
+        <w:jc w:val="both"/>
+        <w:rPr>
+          <w:rFonts w:ascii="Montserrat" w:hAnsi="Montserrat" w:cs="Times New Roman"/>
+          <w:sz w:val="24"/>
+          <w:szCs w:val="24"/>
+        </w:rPr>
+      </w:pPr>
+      <w:r>
+        <w:rPr>
+          <w:rFonts w:ascii="Montserrat" w:hAnsi="Montserrat" w:cs="Times New Roman"/>
           <w:sz w:val="24"/>
           <w:szCs w:val="24"/>
         </w:rPr>
@@ -1631,7 +1641,7 @@
       </w:r>
       <w:r>
         <w:rPr>
-          <w:rFonts w:ascii="Times New Roman" w:hAnsi="Times New Roman" w:cs="Times New Roman"/>
+          <w:rFonts w:ascii="Montserrat" w:hAnsi="Montserrat" w:cs="Times New Roman"/>
           <w:i/>
           <w:sz w:val="24"/>
           <w:szCs w:val="24"/>
@@ -1640,7 +1650,7 @@
       </w:r>
       <w:r>
         <w:rPr>
-          <w:rFonts w:ascii="Times New Roman" w:hAnsi="Times New Roman" w:cs="Times New Roman"/>
+          <w:rFonts w:ascii="Montserrat" w:hAnsi="Montserrat" w:cs="Times New Roman"/>
           <w:sz w:val="24"/>
           <w:szCs w:val="24"/>
         </w:rPr>
@@ -1648,7 +1658,7 @@
       </w:r>
       <w:r>
         <w:rPr>
-          <w:rFonts w:ascii="Times New Roman" w:hAnsi="Times New Roman" w:cs="Times New Roman"/>
+          <w:rFonts w:ascii="Montserrat" w:hAnsi="Montserrat" w:cs="Times New Roman"/>
           <w:i/>
           <w:sz w:val="24"/>
           <w:szCs w:val="24"/>
@@ -1657,7 +1667,7 @@
       </w:r>
       <w:r>
         <w:rPr>
-          <w:rFonts w:ascii="Times New Roman" w:hAnsi="Times New Roman" w:cs="Times New Roman"/>
+          <w:rFonts w:ascii="Montserrat" w:hAnsi="Montserrat" w:cs="Times New Roman"/>
           <w:sz w:val="24"/>
           <w:szCs w:val="24"/>
         </w:rPr>
@@ -1665,7 +1675,7 @@
       </w:r>
       <w:r>
         <w:rPr>
-          <w:rFonts w:ascii="Times New Roman" w:hAnsi="Times New Roman" w:cs="Times New Roman"/>
+          <w:rFonts w:ascii="Montserrat" w:hAnsi="Montserrat" w:cs="Times New Roman"/>
           <w:i/>
           <w:sz w:val="24"/>
           <w:szCs w:val="24"/>
@@ -1674,7 +1684,7 @@
       </w:r>
       <w:r>
         <w:rPr>
-          <w:rFonts w:ascii="Times New Roman" w:hAnsi="Times New Roman" w:cs="Times New Roman"/>
+          <w:rFonts w:ascii="Montserrat" w:hAnsi="Montserrat" w:cs="Times New Roman"/>
           <w:sz w:val="24"/>
           <w:szCs w:val="24"/>
         </w:rPr>
@@ -1682,7 +1692,7 @@
       </w:r>
       <w:r>
         <w:rPr>
-          <w:rFonts w:ascii="Times New Roman" w:hAnsi="Times New Roman" w:cs="Times New Roman"/>
+          <w:rFonts w:ascii="Montserrat" w:hAnsi="Montserrat" w:cs="Times New Roman"/>
           <w:i/>
           <w:sz w:val="24"/>
           <w:szCs w:val="24"/>
@@ -1691,7 +1701,7 @@
       </w:r>
       <w:r>
         <w:rPr>
-          <w:rFonts w:ascii="Times New Roman" w:hAnsi="Times New Roman" w:cs="Times New Roman"/>
+          <w:rFonts w:ascii="Montserrat" w:hAnsi="Montserrat" w:cs="Times New Roman"/>
           <w:sz w:val="24"/>
           <w:szCs w:val="24"/>
         </w:rPr>
@@ -1699,7 +1709,7 @@
       </w:r>
       <w:r>
         <w:rPr>
-          <w:rFonts w:ascii="Times New Roman" w:hAnsi="Times New Roman" w:cs="Times New Roman"/>
+          <w:rFonts w:ascii="Montserrat" w:hAnsi="Montserrat" w:cs="Times New Roman"/>
           <w:i/>
           <w:sz w:val="24"/>
           <w:szCs w:val="24"/>
@@ -1708,7 +1718,7 @@
       </w:r>
       <w:r>
         <w:rPr>
-          <w:rFonts w:ascii="Times New Roman" w:hAnsi="Times New Roman" w:cs="Times New Roman"/>
+          <w:rFonts w:ascii="Montserrat" w:hAnsi="Montserrat" w:cs="Times New Roman"/>
           <w:sz w:val="24"/>
           <w:szCs w:val="24"/>
         </w:rPr>
@@ -1720,14 +1730,14 @@
         <w:spacing w:after="0" w:line="360" w:lineRule="auto"/>
         <w:jc w:val="both"/>
         <w:rPr>
-          <w:rFonts w:ascii="Times New Roman" w:hAnsi="Times New Roman" w:cs="Times New Roman"/>
-          <w:sz w:val="24"/>
-          <w:szCs w:val="24"/>
-        </w:rPr>
-      </w:pPr>
-      <w:r>
-        <w:rPr>
-          <w:rFonts w:ascii="Times New Roman" w:hAnsi="Times New Roman" w:cs="Times New Roman"/>
+          <w:rFonts w:ascii="Montserrat" w:hAnsi="Montserrat" w:cs="Times New Roman"/>
+          <w:sz w:val="24"/>
+          <w:szCs w:val="24"/>
+        </w:rPr>
+      </w:pPr>
+      <w:r>
+        <w:rPr>
+          <w:rFonts w:ascii="Montserrat" w:hAnsi="Montserrat" w:cs="Times New Roman"/>
           <w:sz w:val="24"/>
           <w:szCs w:val="24"/>
         </w:rPr>
@@ -1740,14 +1750,14 @@
         <w:spacing w:after="0" w:line="360" w:lineRule="auto"/>
         <w:jc w:val="both"/>
         <w:rPr>
-          <w:rFonts w:ascii="Times New Roman" w:hAnsi="Times New Roman" w:cs="Times New Roman"/>
-          <w:sz w:val="24"/>
-          <w:szCs w:val="24"/>
-        </w:rPr>
-      </w:pPr>
-      <w:r>
-        <w:rPr>
-          <w:rFonts w:ascii="Times New Roman" w:hAnsi="Times New Roman" w:cs="Times New Roman"/>
+          <w:rFonts w:ascii="Montserrat" w:hAnsi="Montserrat" w:cs="Times New Roman"/>
+          <w:sz w:val="24"/>
+          <w:szCs w:val="24"/>
+        </w:rPr>
+      </w:pPr>
+      <w:r>
+        <w:rPr>
+          <w:rFonts w:ascii="Montserrat" w:hAnsi="Montserrat" w:cs="Times New Roman"/>
           <w:sz w:val="24"/>
           <w:szCs w:val="24"/>
         </w:rPr>
@@ -1755,7 +1765,7 @@
       </w:r>
       <w:r>
         <w:rPr>
-          <w:rFonts w:ascii="Times New Roman" w:hAnsi="Times New Roman" w:cs="Times New Roman"/>
+          <w:rFonts w:ascii="Montserrat" w:hAnsi="Montserrat" w:cs="Times New Roman"/>
           <w:i/>
           <w:sz w:val="24"/>
           <w:szCs w:val="24"/>
@@ -1764,24 +1774,15 @@
       </w:r>
       <w:r>
         <w:rPr>
-          <w:rFonts w:ascii="Times New Roman" w:hAnsi="Times New Roman" w:cs="Times New Roman"/>
-          <w:sz w:val="24"/>
-          <w:szCs w:val="24"/>
-        </w:rPr>
-        <w:t xml:space="preserve"> regarded themselves as animals—or rather how they made no distinction between themselves and animals—until they imposed the symbolic </w:t>
-      </w:r>
-      <w:r>
-        <w:rPr>
-          <w:rFonts w:ascii="Times New Roman" w:hAnsi="Times New Roman" w:cs="Times New Roman"/>
-          <w:sz w:val="24"/>
-          <w:szCs w:val="24"/>
-        </w:rPr>
-        <w:lastRenderedPageBreak/>
-        <w:t xml:space="preserve">distinction of the body seal. They recognized the social distinction, the division into wild and domestic populations. It had been explained to them in evolutionary terms, a method of preserving the vitality of their species through exposure to its natural environment. Humans had not grasped the nuance of the </w:t>
-      </w:r>
-      <w:r>
-        <w:rPr>
-          <w:rFonts w:ascii="Times New Roman" w:hAnsi="Times New Roman" w:cs="Times New Roman"/>
+          <w:rFonts w:ascii="Montserrat" w:hAnsi="Montserrat" w:cs="Times New Roman"/>
+          <w:sz w:val="24"/>
+          <w:szCs w:val="24"/>
+        </w:rPr>
+        <w:t xml:space="preserve"> regarded themselves as animals—or rather how they made no distinction between themselves and animals—until they imposed the symbolic distinction of the body seal. They recognized the social distinction, the division into wild and domestic populations. It had been explained to them in evolutionary terms, a method of preserving the vitality of their species through exposure to its natural environment. Humans had not grasped the nuance of the </w:t>
+      </w:r>
+      <w:r>
+        <w:rPr>
+          <w:rFonts w:ascii="Montserrat" w:hAnsi="Montserrat" w:cs="Times New Roman"/>
           <w:i/>
           <w:sz w:val="24"/>
           <w:szCs w:val="24"/>
@@ -1790,7 +1791,7 @@
       </w:r>
       <w:r>
         <w:rPr>
-          <w:rFonts w:ascii="Times New Roman" w:hAnsi="Times New Roman" w:cs="Times New Roman"/>
+          <w:rFonts w:ascii="Montserrat" w:hAnsi="Montserrat" w:cs="Times New Roman"/>
           <w:sz w:val="24"/>
           <w:szCs w:val="24"/>
         </w:rPr>
@@ -1802,14 +1803,14 @@
         <w:spacing w:after="0" w:line="360" w:lineRule="auto"/>
         <w:jc w:val="both"/>
         <w:rPr>
-          <w:rFonts w:ascii="Times New Roman" w:hAnsi="Times New Roman" w:cs="Times New Roman"/>
-          <w:sz w:val="24"/>
-          <w:szCs w:val="24"/>
-        </w:rPr>
-      </w:pPr>
-      <w:r>
-        <w:rPr>
-          <w:rFonts w:ascii="Times New Roman" w:hAnsi="Times New Roman" w:cs="Times New Roman"/>
+          <w:rFonts w:ascii="Montserrat" w:hAnsi="Montserrat" w:cs="Times New Roman"/>
+          <w:sz w:val="24"/>
+          <w:szCs w:val="24"/>
+        </w:rPr>
+      </w:pPr>
+      <w:r>
+        <w:rPr>
+          <w:rFonts w:ascii="Montserrat" w:hAnsi="Montserrat" w:cs="Times New Roman"/>
           <w:sz w:val="24"/>
           <w:szCs w:val="24"/>
         </w:rPr>
@@ -1817,7 +1818,7 @@
       </w:r>
       <w:r>
         <w:rPr>
-          <w:rFonts w:ascii="Times New Roman" w:hAnsi="Times New Roman" w:cs="Times New Roman"/>
+          <w:rFonts w:ascii="Montserrat" w:hAnsi="Montserrat" w:cs="Times New Roman"/>
           <w:i/>
           <w:sz w:val="24"/>
           <w:szCs w:val="24"/>
@@ -1826,7 +1827,7 @@
       </w:r>
       <w:r>
         <w:rPr>
-          <w:rFonts w:ascii="Times New Roman" w:hAnsi="Times New Roman" w:cs="Times New Roman"/>
+          <w:rFonts w:ascii="Montserrat" w:hAnsi="Montserrat" w:cs="Times New Roman"/>
           <w:sz w:val="24"/>
           <w:szCs w:val="24"/>
         </w:rPr>
@@ -1834,7 +1835,7 @@
       </w:r>
       <w:r>
         <w:rPr>
-          <w:rFonts w:ascii="Times New Roman" w:hAnsi="Times New Roman" w:cs="Times New Roman"/>
+          <w:rFonts w:ascii="Montserrat" w:hAnsi="Montserrat" w:cs="Times New Roman"/>
           <w:i/>
           <w:sz w:val="24"/>
           <w:szCs w:val="24"/>
@@ -1843,7 +1844,7 @@
       </w:r>
       <w:r>
         <w:rPr>
-          <w:rFonts w:ascii="Times New Roman" w:hAnsi="Times New Roman" w:cs="Times New Roman"/>
+          <w:rFonts w:ascii="Montserrat" w:hAnsi="Montserrat" w:cs="Times New Roman"/>
           <w:sz w:val="24"/>
           <w:szCs w:val="24"/>
         </w:rPr>
@@ -1855,14 +1856,14 @@
         <w:spacing w:after="0" w:line="360" w:lineRule="auto"/>
         <w:jc w:val="both"/>
         <w:rPr>
-          <w:rFonts w:ascii="Times New Roman" w:hAnsi="Times New Roman" w:cs="Times New Roman"/>
-          <w:sz w:val="24"/>
-          <w:szCs w:val="24"/>
-        </w:rPr>
-      </w:pPr>
-      <w:r>
-        <w:rPr>
-          <w:rFonts w:ascii="Times New Roman" w:hAnsi="Times New Roman" w:cs="Times New Roman"/>
+          <w:rFonts w:ascii="Montserrat" w:hAnsi="Montserrat" w:cs="Times New Roman"/>
+          <w:sz w:val="24"/>
+          <w:szCs w:val="24"/>
+        </w:rPr>
+      </w:pPr>
+      <w:r>
+        <w:rPr>
+          <w:rFonts w:ascii="Montserrat" w:hAnsi="Montserrat" w:cs="Times New Roman"/>
           <w:sz w:val="24"/>
           <w:szCs w:val="24"/>
         </w:rPr>
@@ -1871,7 +1872,7 @@
       </w:r>
       <w:r>
         <w:rPr>
-          <w:rFonts w:ascii="Times New Roman" w:hAnsi="Times New Roman" w:cs="Times New Roman"/>
+          <w:rFonts w:ascii="Montserrat" w:hAnsi="Montserrat" w:cs="Times New Roman"/>
           <w:i/>
           <w:sz w:val="24"/>
           <w:szCs w:val="24"/>
@@ -1880,7 +1881,7 @@
       </w:r>
       <w:r>
         <w:rPr>
-          <w:rFonts w:ascii="Times New Roman" w:hAnsi="Times New Roman" w:cs="Times New Roman"/>
+          <w:rFonts w:ascii="Montserrat" w:hAnsi="Montserrat" w:cs="Times New Roman"/>
           <w:sz w:val="24"/>
           <w:szCs w:val="24"/>
         </w:rPr>
@@ -1888,7 +1889,7 @@
       </w:r>
       <w:r>
         <w:rPr>
-          <w:rFonts w:ascii="Times New Roman" w:hAnsi="Times New Roman" w:cs="Times New Roman"/>
+          <w:rFonts w:ascii="Montserrat" w:hAnsi="Montserrat" w:cs="Times New Roman"/>
           <w:i/>
           <w:sz w:val="24"/>
           <w:szCs w:val="24"/>
@@ -1897,7 +1898,7 @@
       </w:r>
       <w:r>
         <w:rPr>
-          <w:rFonts w:ascii="Times New Roman" w:hAnsi="Times New Roman" w:cs="Times New Roman"/>
+          <w:rFonts w:ascii="Montserrat" w:hAnsi="Montserrat" w:cs="Times New Roman"/>
           <w:sz w:val="24"/>
           <w:szCs w:val="24"/>
         </w:rPr>
@@ -1909,14 +1910,14 @@
         <w:spacing w:after="0" w:line="360" w:lineRule="auto"/>
         <w:jc w:val="both"/>
         <w:rPr>
-          <w:rFonts w:ascii="Times New Roman" w:hAnsi="Times New Roman" w:cs="Times New Roman"/>
-          <w:sz w:val="24"/>
-          <w:szCs w:val="24"/>
-        </w:rPr>
-      </w:pPr>
-      <w:r>
-        <w:rPr>
-          <w:rFonts w:ascii="Times New Roman" w:hAnsi="Times New Roman" w:cs="Times New Roman"/>
+          <w:rFonts w:ascii="Montserrat" w:hAnsi="Montserrat" w:cs="Times New Roman"/>
+          <w:sz w:val="24"/>
+          <w:szCs w:val="24"/>
+        </w:rPr>
+      </w:pPr>
+      <w:r>
+        <w:rPr>
+          <w:rFonts w:ascii="Montserrat" w:hAnsi="Montserrat" w:cs="Times New Roman"/>
           <w:sz w:val="24"/>
           <w:szCs w:val="24"/>
         </w:rPr>
@@ -1929,18 +1930,17 @@
         <w:spacing w:after="0" w:line="360" w:lineRule="auto"/>
         <w:jc w:val="both"/>
         <w:rPr>
-          <w:rFonts w:ascii="Times New Roman" w:hAnsi="Times New Roman" w:cs="Times New Roman"/>
-          <w:sz w:val="24"/>
-          <w:szCs w:val="24"/>
-        </w:rPr>
-      </w:pPr>
-      <w:r>
-        <w:rPr>
-          <w:rFonts w:ascii="Times New Roman" w:hAnsi="Times New Roman" w:cs="Times New Roman"/>
-          <w:sz w:val="24"/>
-          <w:szCs w:val="24"/>
-        </w:rPr>
-        <w:lastRenderedPageBreak/>
+          <w:rFonts w:ascii="Montserrat" w:hAnsi="Montserrat" w:cs="Times New Roman"/>
+          <w:sz w:val="24"/>
+          <w:szCs w:val="24"/>
+        </w:rPr>
+      </w:pPr>
+      <w:r>
+        <w:rPr>
+          <w:rFonts w:ascii="Montserrat" w:hAnsi="Montserrat" w:cs="Times New Roman"/>
+          <w:sz w:val="24"/>
+          <w:szCs w:val="24"/>
+        </w:rPr>
         <w:tab/>
         <w:t>At least, that was what it sounded like.</w:t>
       </w:r>
@@ -1950,14 +1950,14 @@
         <w:spacing w:after="0" w:line="360" w:lineRule="auto"/>
         <w:jc w:val="both"/>
         <w:rPr>
-          <w:rFonts w:ascii="Times New Roman" w:hAnsi="Times New Roman" w:cs="Times New Roman"/>
-          <w:sz w:val="24"/>
-          <w:szCs w:val="24"/>
-        </w:rPr>
-      </w:pPr>
-      <w:r>
-        <w:rPr>
-          <w:rFonts w:ascii="Times New Roman" w:hAnsi="Times New Roman" w:cs="Times New Roman"/>
+          <w:rFonts w:ascii="Montserrat" w:hAnsi="Montserrat" w:cs="Times New Roman"/>
+          <w:sz w:val="24"/>
+          <w:szCs w:val="24"/>
+        </w:rPr>
+      </w:pPr>
+      <w:r>
+        <w:rPr>
+          <w:rFonts w:ascii="Montserrat" w:hAnsi="Montserrat" w:cs="Times New Roman"/>
           <w:sz w:val="24"/>
           <w:szCs w:val="24"/>
         </w:rPr>
@@ -1970,14 +1970,14 @@
         <w:spacing w:after="0" w:line="360" w:lineRule="auto"/>
         <w:jc w:val="both"/>
         <w:rPr>
-          <w:rFonts w:ascii="Times New Roman" w:hAnsi="Times New Roman" w:cs="Times New Roman"/>
-          <w:sz w:val="24"/>
-          <w:szCs w:val="24"/>
-        </w:rPr>
-      </w:pPr>
-      <w:r>
-        <w:rPr>
-          <w:rFonts w:ascii="Times New Roman" w:hAnsi="Times New Roman" w:cs="Times New Roman"/>
+          <w:rFonts w:ascii="Montserrat" w:hAnsi="Montserrat" w:cs="Times New Roman"/>
+          <w:sz w:val="24"/>
+          <w:szCs w:val="24"/>
+        </w:rPr>
+      </w:pPr>
+      <w:r>
+        <w:rPr>
+          <w:rFonts w:ascii="Montserrat" w:hAnsi="Montserrat" w:cs="Times New Roman"/>
           <w:sz w:val="24"/>
           <w:szCs w:val="24"/>
         </w:rPr>
@@ -1990,14 +1990,14 @@
         <w:spacing w:after="0" w:line="360" w:lineRule="auto"/>
         <w:jc w:val="both"/>
         <w:rPr>
-          <w:rFonts w:ascii="Times New Roman" w:hAnsi="Times New Roman" w:cs="Times New Roman"/>
-          <w:sz w:val="24"/>
-          <w:szCs w:val="24"/>
-        </w:rPr>
-      </w:pPr>
-      <w:r>
-        <w:rPr>
-          <w:rFonts w:ascii="Times New Roman" w:hAnsi="Times New Roman" w:cs="Times New Roman"/>
+          <w:rFonts w:ascii="Montserrat" w:hAnsi="Montserrat" w:cs="Times New Roman"/>
+          <w:sz w:val="24"/>
+          <w:szCs w:val="24"/>
+        </w:rPr>
+      </w:pPr>
+      <w:r>
+        <w:rPr>
+          <w:rFonts w:ascii="Montserrat" w:hAnsi="Montserrat" w:cs="Times New Roman"/>
           <w:sz w:val="24"/>
           <w:szCs w:val="24"/>
         </w:rPr>
@@ -2006,7 +2006,7 @@
       </w:r>
       <w:r>
         <w:rPr>
-          <w:rFonts w:ascii="Times New Roman" w:hAnsi="Times New Roman" w:cs="Times New Roman"/>
+          <w:rFonts w:ascii="Montserrat" w:hAnsi="Montserrat" w:cs="Times New Roman"/>
           <w:i/>
           <w:sz w:val="24"/>
           <w:szCs w:val="24"/>
@@ -2015,7 +2015,7 @@
       </w:r>
       <w:r>
         <w:rPr>
-          <w:rFonts w:ascii="Times New Roman" w:hAnsi="Times New Roman" w:cs="Times New Roman"/>
+          <w:rFonts w:ascii="Montserrat" w:hAnsi="Montserrat" w:cs="Times New Roman"/>
           <w:sz w:val="24"/>
           <w:szCs w:val="24"/>
         </w:rPr>
@@ -2023,7 +2023,7 @@
       </w:r>
       <w:r>
         <w:rPr>
-          <w:rFonts w:ascii="Times New Roman" w:hAnsi="Times New Roman" w:cs="Times New Roman"/>
+          <w:rFonts w:ascii="Montserrat" w:hAnsi="Montserrat" w:cs="Times New Roman"/>
           <w:i/>
           <w:sz w:val="24"/>
           <w:szCs w:val="24"/>
@@ -2032,7 +2032,7 @@
       </w:r>
       <w:r>
         <w:rPr>
-          <w:rFonts w:ascii="Times New Roman" w:hAnsi="Times New Roman" w:cs="Times New Roman"/>
+          <w:rFonts w:ascii="Montserrat" w:hAnsi="Montserrat" w:cs="Times New Roman"/>
           <w:sz w:val="24"/>
           <w:szCs w:val="24"/>
         </w:rPr>
@@ -2040,7 +2040,7 @@
       </w:r>
       <w:r>
         <w:rPr>
-          <w:rFonts w:ascii="Times New Roman" w:hAnsi="Times New Roman" w:cs="Times New Roman"/>
+          <w:rFonts w:ascii="Montserrat" w:hAnsi="Montserrat" w:cs="Times New Roman"/>
           <w:i/>
           <w:sz w:val="24"/>
           <w:szCs w:val="24"/>
@@ -2049,7 +2049,7 @@
       </w:r>
       <w:r>
         <w:rPr>
-          <w:rFonts w:ascii="Times New Roman" w:hAnsi="Times New Roman" w:cs="Times New Roman"/>
+          <w:rFonts w:ascii="Montserrat" w:hAnsi="Montserrat" w:cs="Times New Roman"/>
           <w:sz w:val="24"/>
           <w:szCs w:val="24"/>
         </w:rPr>
@@ -2057,7 +2057,7 @@
       </w:r>
       <w:r>
         <w:rPr>
-          <w:rFonts w:ascii="Times New Roman" w:hAnsi="Times New Roman" w:cs="Times New Roman"/>
+          <w:rFonts w:ascii="Montserrat" w:hAnsi="Montserrat" w:cs="Times New Roman"/>
           <w:i/>
           <w:sz w:val="24"/>
           <w:szCs w:val="24"/>
@@ -2066,7 +2066,7 @@
       </w:r>
       <w:r>
         <w:rPr>
-          <w:rFonts w:ascii="Times New Roman" w:hAnsi="Times New Roman" w:cs="Times New Roman"/>
+          <w:rFonts w:ascii="Montserrat" w:hAnsi="Montserrat" w:cs="Times New Roman"/>
           <w:sz w:val="24"/>
           <w:szCs w:val="24"/>
         </w:rPr>
@@ -2078,14 +2078,14 @@
         <w:spacing w:after="0" w:line="360" w:lineRule="auto"/>
         <w:jc w:val="both"/>
         <w:rPr>
-          <w:rFonts w:ascii="Times New Roman" w:hAnsi="Times New Roman" w:cs="Times New Roman"/>
-          <w:sz w:val="24"/>
-          <w:szCs w:val="24"/>
-        </w:rPr>
-      </w:pPr>
-      <w:r>
-        <w:rPr>
-          <w:rFonts w:ascii="Times New Roman" w:hAnsi="Times New Roman" w:cs="Times New Roman"/>
+          <w:rFonts w:ascii="Montserrat" w:hAnsi="Montserrat" w:cs="Times New Roman"/>
+          <w:sz w:val="24"/>
+          <w:szCs w:val="24"/>
+        </w:rPr>
+      </w:pPr>
+      <w:r>
+        <w:rPr>
+          <w:rFonts w:ascii="Montserrat" w:hAnsi="Montserrat" w:cs="Times New Roman"/>
           <w:sz w:val="24"/>
           <w:szCs w:val="24"/>
         </w:rPr>
@@ -2098,14 +2098,14 @@
         <w:spacing w:after="0" w:line="360" w:lineRule="auto"/>
         <w:jc w:val="both"/>
         <w:rPr>
-          <w:rFonts w:ascii="Times New Roman" w:hAnsi="Times New Roman" w:cs="Times New Roman"/>
-          <w:sz w:val="24"/>
-          <w:szCs w:val="24"/>
-        </w:rPr>
-      </w:pPr>
-      <w:r>
-        <w:rPr>
-          <w:rFonts w:ascii="Times New Roman" w:hAnsi="Times New Roman" w:cs="Times New Roman"/>
+          <w:rFonts w:ascii="Montserrat" w:hAnsi="Montserrat" w:cs="Times New Roman"/>
+          <w:sz w:val="24"/>
+          <w:szCs w:val="24"/>
+        </w:rPr>
+      </w:pPr>
+      <w:r>
+        <w:rPr>
+          <w:rFonts w:ascii="Montserrat" w:hAnsi="Montserrat" w:cs="Times New Roman"/>
           <w:sz w:val="24"/>
           <w:szCs w:val="24"/>
         </w:rPr>
@@ -2118,14 +2118,14 @@
         <w:spacing w:after="0" w:line="360" w:lineRule="auto"/>
         <w:jc w:val="both"/>
         <w:rPr>
-          <w:rFonts w:ascii="Times New Roman" w:hAnsi="Times New Roman" w:cs="Times New Roman"/>
-          <w:sz w:val="24"/>
-          <w:szCs w:val="24"/>
-        </w:rPr>
-      </w:pPr>
-      <w:r>
-        <w:rPr>
-          <w:rFonts w:ascii="Times New Roman" w:hAnsi="Times New Roman" w:cs="Times New Roman"/>
+          <w:rFonts w:ascii="Montserrat" w:hAnsi="Montserrat" w:cs="Times New Roman"/>
+          <w:sz w:val="24"/>
+          <w:szCs w:val="24"/>
+        </w:rPr>
+      </w:pPr>
+      <w:r>
+        <w:rPr>
+          <w:rFonts w:ascii="Montserrat" w:hAnsi="Montserrat" w:cs="Times New Roman"/>
           <w:sz w:val="24"/>
           <w:szCs w:val="24"/>
         </w:rPr>
@@ -2138,14 +2138,14 @@
         <w:spacing w:after="0" w:line="360" w:lineRule="auto"/>
         <w:jc w:val="both"/>
         <w:rPr>
-          <w:rFonts w:ascii="Times New Roman" w:hAnsi="Times New Roman" w:cs="Times New Roman"/>
-          <w:sz w:val="24"/>
-          <w:szCs w:val="24"/>
-        </w:rPr>
-      </w:pPr>
-      <w:r>
-        <w:rPr>
-          <w:rFonts w:ascii="Times New Roman" w:hAnsi="Times New Roman" w:cs="Times New Roman"/>
+          <w:rFonts w:ascii="Montserrat" w:hAnsi="Montserrat" w:cs="Times New Roman"/>
+          <w:sz w:val="24"/>
+          <w:szCs w:val="24"/>
+        </w:rPr>
+      </w:pPr>
+      <w:r>
+        <w:rPr>
+          <w:rFonts w:ascii="Montserrat" w:hAnsi="Montserrat" w:cs="Times New Roman"/>
           <w:sz w:val="24"/>
           <w:szCs w:val="24"/>
         </w:rPr>
@@ -2158,50 +2158,49 @@
         <w:spacing w:after="0" w:line="360" w:lineRule="auto"/>
         <w:jc w:val="both"/>
         <w:rPr>
-          <w:rFonts w:ascii="Times New Roman" w:hAnsi="Times New Roman" w:cs="Times New Roman"/>
-          <w:sz w:val="24"/>
-          <w:szCs w:val="24"/>
-        </w:rPr>
-      </w:pPr>
-      <w:r>
-        <w:rPr>
-          <w:rFonts w:ascii="Times New Roman" w:hAnsi="Times New Roman" w:cs="Times New Roman"/>
-          <w:sz w:val="24"/>
-          <w:szCs w:val="24"/>
-        </w:rPr>
-        <w:lastRenderedPageBreak/>
-        <w:tab/>
-      </w:r>
-      <w:r>
-        <w:rPr>
-          <w:rFonts w:ascii="Times New Roman" w:hAnsi="Times New Roman" w:cs="Times New Roman"/>
-          <w:sz w:val="24"/>
-          <w:szCs w:val="24"/>
-        </w:rPr>
-        <w:tab/>
-      </w:r>
-      <w:r>
-        <w:rPr>
-          <w:rFonts w:ascii="Times New Roman" w:hAnsi="Times New Roman" w:cs="Times New Roman"/>
-          <w:sz w:val="24"/>
-          <w:szCs w:val="24"/>
-        </w:rPr>
-        <w:tab/>
-      </w:r>
-    </w:p>
-    <w:p>
-      <w:pPr>
-        <w:spacing w:after="0" w:line="360" w:lineRule="auto"/>
-        <w:jc w:val="both"/>
-        <w:rPr>
-          <w:rFonts w:ascii="Times New Roman" w:hAnsi="Times New Roman" w:cs="Times New Roman"/>
-          <w:sz w:val="24"/>
-          <w:szCs w:val="24"/>
-        </w:rPr>
-      </w:pPr>
-      <w:r>
-        <w:rPr>
-          <w:rFonts w:ascii="Times New Roman" w:hAnsi="Times New Roman" w:cs="Times New Roman"/>
+          <w:rFonts w:ascii="Montserrat" w:hAnsi="Montserrat" w:cs="Times New Roman"/>
+          <w:sz w:val="24"/>
+          <w:szCs w:val="24"/>
+        </w:rPr>
+      </w:pPr>
+      <w:r>
+        <w:rPr>
+          <w:rFonts w:ascii="Montserrat" w:hAnsi="Montserrat" w:cs="Times New Roman"/>
+          <w:sz w:val="24"/>
+          <w:szCs w:val="24"/>
+        </w:rPr>
+        <w:tab/>
+      </w:r>
+      <w:r>
+        <w:rPr>
+          <w:rFonts w:ascii="Montserrat" w:hAnsi="Montserrat" w:cs="Times New Roman"/>
+          <w:sz w:val="24"/>
+          <w:szCs w:val="24"/>
+        </w:rPr>
+        <w:tab/>
+      </w:r>
+      <w:r>
+        <w:rPr>
+          <w:rFonts w:ascii="Montserrat" w:hAnsi="Montserrat" w:cs="Times New Roman"/>
+          <w:sz w:val="24"/>
+          <w:szCs w:val="24"/>
+        </w:rPr>
+        <w:tab/>
+      </w:r>
+    </w:p>
+    <w:p>
+      <w:pPr>
+        <w:spacing w:after="0" w:line="360" w:lineRule="auto"/>
+        <w:jc w:val="both"/>
+        <w:rPr>
+          <w:rFonts w:ascii="Montserrat" w:hAnsi="Montserrat" w:cs="Times New Roman"/>
+          <w:sz w:val="24"/>
+          <w:szCs w:val="24"/>
+        </w:rPr>
+      </w:pPr>
+      <w:r>
+        <w:rPr>
+          <w:rFonts w:ascii="Montserrat" w:hAnsi="Montserrat" w:cs="Times New Roman"/>
           <w:sz w:val="24"/>
           <w:szCs w:val="24"/>
         </w:rPr>
@@ -2209,7 +2208,7 @@
       </w:r>
       <w:r>
         <w:rPr>
-          <w:rFonts w:ascii="Times New Roman" w:hAnsi="Times New Roman" w:cs="Times New Roman"/>
+          <w:rFonts w:ascii="Montserrat" w:hAnsi="Montserrat" w:cs="Times New Roman"/>
           <w:i/>
           <w:sz w:val="24"/>
           <w:szCs w:val="24"/>
@@ -2218,7 +2217,7 @@
       </w:r>
       <w:r>
         <w:rPr>
-          <w:rFonts w:ascii="Times New Roman" w:hAnsi="Times New Roman" w:cs="Times New Roman"/>
+          <w:rFonts w:ascii="Montserrat" w:hAnsi="Montserrat" w:cs="Times New Roman"/>
           <w:sz w:val="24"/>
           <w:szCs w:val="24"/>
         </w:rPr>
@@ -2230,14 +2229,14 @@
         <w:spacing w:after="0" w:line="360" w:lineRule="auto"/>
         <w:jc w:val="both"/>
         <w:rPr>
-          <w:rFonts w:ascii="Times New Roman" w:hAnsi="Times New Roman" w:cs="Times New Roman"/>
-          <w:sz w:val="24"/>
-          <w:szCs w:val="24"/>
-        </w:rPr>
-      </w:pPr>
-      <w:r>
-        <w:rPr>
-          <w:rFonts w:ascii="Times New Roman" w:hAnsi="Times New Roman" w:cs="Times New Roman"/>
+          <w:rFonts w:ascii="Montserrat" w:hAnsi="Montserrat" w:cs="Times New Roman"/>
+          <w:sz w:val="24"/>
+          <w:szCs w:val="24"/>
+        </w:rPr>
+      </w:pPr>
+      <w:r>
+        <w:rPr>
+          <w:rFonts w:ascii="Montserrat" w:hAnsi="Montserrat" w:cs="Times New Roman"/>
           <w:sz w:val="24"/>
           <w:szCs w:val="24"/>
         </w:rPr>
@@ -2250,14 +2249,14 @@
         <w:spacing w:after="0" w:line="360" w:lineRule="auto"/>
         <w:jc w:val="both"/>
         <w:rPr>
-          <w:rFonts w:ascii="Times New Roman" w:hAnsi="Times New Roman" w:cs="Times New Roman"/>
-          <w:sz w:val="24"/>
-          <w:szCs w:val="24"/>
-        </w:rPr>
-      </w:pPr>
-      <w:r>
-        <w:rPr>
-          <w:rFonts w:ascii="Times New Roman" w:hAnsi="Times New Roman" w:cs="Times New Roman"/>
+          <w:rFonts w:ascii="Montserrat" w:hAnsi="Montserrat" w:cs="Times New Roman"/>
+          <w:sz w:val="24"/>
+          <w:szCs w:val="24"/>
+        </w:rPr>
+      </w:pPr>
+      <w:r>
+        <w:rPr>
+          <w:rFonts w:ascii="Montserrat" w:hAnsi="Montserrat" w:cs="Times New Roman"/>
           <w:sz w:val="24"/>
           <w:szCs w:val="24"/>
         </w:rPr>
@@ -2270,14 +2269,14 @@
         <w:spacing w:after="0" w:line="360" w:lineRule="auto"/>
         <w:jc w:val="both"/>
         <w:rPr>
-          <w:rFonts w:ascii="Times New Roman" w:hAnsi="Times New Roman" w:cs="Times New Roman"/>
-          <w:sz w:val="24"/>
-          <w:szCs w:val="24"/>
-        </w:rPr>
-      </w:pPr>
-      <w:r>
-        <w:rPr>
-          <w:rFonts w:ascii="Times New Roman" w:hAnsi="Times New Roman" w:cs="Times New Roman"/>
+          <w:rFonts w:ascii="Montserrat" w:hAnsi="Montserrat" w:cs="Times New Roman"/>
+          <w:sz w:val="24"/>
+          <w:szCs w:val="24"/>
+        </w:rPr>
+      </w:pPr>
+      <w:r>
+        <w:rPr>
+          <w:rFonts w:ascii="Montserrat" w:hAnsi="Montserrat" w:cs="Times New Roman"/>
           <w:sz w:val="24"/>
           <w:szCs w:val="24"/>
         </w:rPr>
@@ -2290,14 +2289,14 @@
         <w:spacing w:after="0" w:line="360" w:lineRule="auto"/>
         <w:jc w:val="both"/>
         <w:rPr>
-          <w:rFonts w:ascii="Times New Roman" w:hAnsi="Times New Roman" w:cs="Times New Roman"/>
-          <w:sz w:val="24"/>
-          <w:szCs w:val="24"/>
-        </w:rPr>
-      </w:pPr>
-      <w:r>
-        <w:rPr>
-          <w:rFonts w:ascii="Times New Roman" w:hAnsi="Times New Roman" w:cs="Times New Roman"/>
+          <w:rFonts w:ascii="Montserrat" w:hAnsi="Montserrat" w:cs="Times New Roman"/>
+          <w:sz w:val="24"/>
+          <w:szCs w:val="24"/>
+        </w:rPr>
+      </w:pPr>
+      <w:r>
+        <w:rPr>
+          <w:rFonts w:ascii="Montserrat" w:hAnsi="Montserrat" w:cs="Times New Roman"/>
           <w:sz w:val="24"/>
           <w:szCs w:val="24"/>
         </w:rPr>
@@ -2310,14 +2309,14 @@
         <w:spacing w:after="0" w:line="360" w:lineRule="auto"/>
         <w:jc w:val="both"/>
         <w:rPr>
-          <w:rFonts w:ascii="Times New Roman" w:hAnsi="Times New Roman" w:cs="Times New Roman"/>
-          <w:sz w:val="24"/>
-          <w:szCs w:val="24"/>
-        </w:rPr>
-      </w:pPr>
-      <w:r>
-        <w:rPr>
-          <w:rFonts w:ascii="Times New Roman" w:hAnsi="Times New Roman" w:cs="Times New Roman"/>
+          <w:rFonts w:ascii="Montserrat" w:hAnsi="Montserrat" w:cs="Times New Roman"/>
+          <w:sz w:val="24"/>
+          <w:szCs w:val="24"/>
+        </w:rPr>
+      </w:pPr>
+      <w:r>
+        <w:rPr>
+          <w:rFonts w:ascii="Montserrat" w:hAnsi="Montserrat" w:cs="Times New Roman"/>
           <w:sz w:val="24"/>
           <w:szCs w:val="24"/>
         </w:rPr>
@@ -2330,14 +2329,14 @@
         <w:spacing w:after="0" w:line="360" w:lineRule="auto"/>
         <w:jc w:val="both"/>
         <w:rPr>
-          <w:rFonts w:ascii="Times New Roman" w:hAnsi="Times New Roman" w:cs="Times New Roman"/>
-          <w:sz w:val="24"/>
-          <w:szCs w:val="24"/>
-        </w:rPr>
-      </w:pPr>
-      <w:r>
-        <w:rPr>
-          <w:rFonts w:ascii="Times New Roman" w:hAnsi="Times New Roman" w:cs="Times New Roman"/>
+          <w:rFonts w:ascii="Montserrat" w:hAnsi="Montserrat" w:cs="Times New Roman"/>
+          <w:sz w:val="24"/>
+          <w:szCs w:val="24"/>
+        </w:rPr>
+      </w:pPr>
+      <w:r>
+        <w:rPr>
+          <w:rFonts w:ascii="Montserrat" w:hAnsi="Montserrat" w:cs="Times New Roman"/>
           <w:sz w:val="24"/>
           <w:szCs w:val="24"/>
         </w:rPr>
@@ -2346,7 +2345,7 @@
       </w:r>
       <w:r>
         <w:rPr>
-          <w:rFonts w:ascii="Times New Roman" w:hAnsi="Times New Roman" w:cs="Times New Roman"/>
+          <w:rFonts w:ascii="Montserrat" w:hAnsi="Montserrat" w:cs="Times New Roman"/>
           <w:i/>
           <w:sz w:val="24"/>
           <w:szCs w:val="24"/>
@@ -2355,7 +2354,7 @@
       </w:r>
       <w:r>
         <w:rPr>
-          <w:rFonts w:ascii="Times New Roman" w:hAnsi="Times New Roman" w:cs="Times New Roman"/>
+          <w:rFonts w:ascii="Montserrat" w:hAnsi="Montserrat" w:cs="Times New Roman"/>
           <w:sz w:val="24"/>
           <w:szCs w:val="24"/>
         </w:rPr>
@@ -2367,18 +2366,17 @@
         <w:spacing w:after="0" w:line="360" w:lineRule="auto"/>
         <w:jc w:val="both"/>
         <w:rPr>
-          <w:rFonts w:ascii="Times New Roman" w:hAnsi="Times New Roman" w:cs="Times New Roman"/>
-          <w:sz w:val="24"/>
-          <w:szCs w:val="24"/>
-        </w:rPr>
-      </w:pPr>
-      <w:r>
-        <w:rPr>
-          <w:rFonts w:ascii="Times New Roman" w:hAnsi="Times New Roman" w:cs="Times New Roman"/>
-          <w:sz w:val="24"/>
-          <w:szCs w:val="24"/>
-        </w:rPr>
-        <w:lastRenderedPageBreak/>
+          <w:rFonts w:ascii="Montserrat" w:hAnsi="Montserrat" w:cs="Times New Roman"/>
+          <w:sz w:val="24"/>
+          <w:szCs w:val="24"/>
+        </w:rPr>
+      </w:pPr>
+      <w:r>
+        <w:rPr>
+          <w:rFonts w:ascii="Montserrat" w:hAnsi="Montserrat" w:cs="Times New Roman"/>
+          <w:sz w:val="24"/>
+          <w:szCs w:val="24"/>
+        </w:rPr>
         <w:tab/>
         <w:t xml:space="preserve">When the arrived in the fallow garden, and did not find Av there, they concluded that the next most likely place to find her would be the Annex. They had heard her tell the human captain that she would speak to him again. As they set out, they wondered what Av had to tell him that was so urgent she had slipped out before dawn to accomplish it. </w:t>
       </w:r>
@@ -2388,49 +2386,49 @@
         <w:spacing w:after="0" w:line="360" w:lineRule="auto"/>
         <w:jc w:val="both"/>
         <w:rPr>
-          <w:rFonts w:ascii="Times New Roman" w:hAnsi="Times New Roman" w:cs="Times New Roman"/>
-          <w:sz w:val="24"/>
-          <w:szCs w:val="24"/>
-        </w:rPr>
-      </w:pPr>
-      <w:r>
-        <w:rPr>
-          <w:rFonts w:ascii="Times New Roman" w:hAnsi="Times New Roman" w:cs="Times New Roman"/>
-          <w:sz w:val="24"/>
-          <w:szCs w:val="24"/>
-        </w:rPr>
-        <w:tab/>
-      </w:r>
-      <w:r>
-        <w:rPr>
-          <w:rFonts w:ascii="Times New Roman" w:hAnsi="Times New Roman" w:cs="Times New Roman"/>
-          <w:sz w:val="24"/>
-          <w:szCs w:val="24"/>
-        </w:rPr>
-        <w:tab/>
-      </w:r>
-      <w:r>
-        <w:rPr>
-          <w:rFonts w:ascii="Times New Roman" w:hAnsi="Times New Roman" w:cs="Times New Roman"/>
-          <w:sz w:val="24"/>
-          <w:szCs w:val="24"/>
-        </w:rPr>
-        <w:tab/>
-      </w:r>
-    </w:p>
-    <w:p>
-      <w:pPr>
-        <w:spacing w:after="0" w:line="360" w:lineRule="auto"/>
-        <w:jc w:val="both"/>
-        <w:rPr>
-          <w:rFonts w:ascii="Times New Roman" w:hAnsi="Times New Roman" w:cs="Times New Roman"/>
-          <w:sz w:val="24"/>
-          <w:szCs w:val="24"/>
-        </w:rPr>
-      </w:pPr>
-      <w:r>
-        <w:rPr>
-          <w:rFonts w:ascii="Times New Roman" w:hAnsi="Times New Roman" w:cs="Times New Roman"/>
+          <w:rFonts w:ascii="Montserrat" w:hAnsi="Montserrat" w:cs="Times New Roman"/>
+          <w:sz w:val="24"/>
+          <w:szCs w:val="24"/>
+        </w:rPr>
+      </w:pPr>
+      <w:r>
+        <w:rPr>
+          <w:rFonts w:ascii="Montserrat" w:hAnsi="Montserrat" w:cs="Times New Roman"/>
+          <w:sz w:val="24"/>
+          <w:szCs w:val="24"/>
+        </w:rPr>
+        <w:tab/>
+      </w:r>
+      <w:r>
+        <w:rPr>
+          <w:rFonts w:ascii="Montserrat" w:hAnsi="Montserrat" w:cs="Times New Roman"/>
+          <w:sz w:val="24"/>
+          <w:szCs w:val="24"/>
+        </w:rPr>
+        <w:tab/>
+      </w:r>
+      <w:r>
+        <w:rPr>
+          <w:rFonts w:ascii="Montserrat" w:hAnsi="Montserrat" w:cs="Times New Roman"/>
+          <w:sz w:val="24"/>
+          <w:szCs w:val="24"/>
+        </w:rPr>
+        <w:tab/>
+      </w:r>
+    </w:p>
+    <w:p>
+      <w:pPr>
+        <w:spacing w:after="0" w:line="360" w:lineRule="auto"/>
+        <w:jc w:val="both"/>
+        <w:rPr>
+          <w:rFonts w:ascii="Montserrat" w:hAnsi="Montserrat" w:cs="Times New Roman"/>
+          <w:sz w:val="24"/>
+          <w:szCs w:val="24"/>
+        </w:rPr>
+      </w:pPr>
+      <w:r>
+        <w:rPr>
+          <w:rFonts w:ascii="Montserrat" w:hAnsi="Montserrat" w:cs="Times New Roman"/>
           <w:sz w:val="24"/>
           <w:szCs w:val="24"/>
         </w:rPr>
@@ -2438,7 +2436,7 @@
       </w:r>
       <w:r>
         <w:rPr>
-          <w:rFonts w:ascii="Times New Roman" w:hAnsi="Times New Roman" w:cs="Times New Roman"/>
+          <w:rFonts w:ascii="Montserrat" w:hAnsi="Montserrat" w:cs="Times New Roman"/>
           <w:i/>
           <w:sz w:val="24"/>
           <w:szCs w:val="24"/>
@@ -2447,7 +2445,7 @@
       </w:r>
       <w:r>
         <w:rPr>
-          <w:rFonts w:ascii="Times New Roman" w:hAnsi="Times New Roman" w:cs="Times New Roman"/>
+          <w:rFonts w:ascii="Montserrat" w:hAnsi="Montserrat" w:cs="Times New Roman"/>
           <w:sz w:val="24"/>
           <w:szCs w:val="24"/>
         </w:rPr>
@@ -2455,7 +2453,7 @@
       </w:r>
       <w:r>
         <w:rPr>
-          <w:rFonts w:ascii="Times New Roman" w:hAnsi="Times New Roman" w:cs="Times New Roman"/>
+          <w:rFonts w:ascii="Montserrat" w:hAnsi="Montserrat" w:cs="Times New Roman"/>
           <w:i/>
           <w:sz w:val="24"/>
           <w:szCs w:val="24"/>
@@ -2464,7 +2462,7 @@
       </w:r>
       <w:r>
         <w:rPr>
-          <w:rFonts w:ascii="Times New Roman" w:hAnsi="Times New Roman" w:cs="Times New Roman"/>
+          <w:rFonts w:ascii="Montserrat" w:hAnsi="Montserrat" w:cs="Times New Roman"/>
           <w:sz w:val="24"/>
           <w:szCs w:val="24"/>
         </w:rPr>
@@ -2476,14 +2474,14 @@
         <w:spacing w:after="0" w:line="360" w:lineRule="auto"/>
         <w:jc w:val="both"/>
         <w:rPr>
-          <w:rFonts w:ascii="Times New Roman" w:hAnsi="Times New Roman" w:cs="Times New Roman"/>
-          <w:sz w:val="24"/>
-          <w:szCs w:val="24"/>
-        </w:rPr>
-      </w:pPr>
-      <w:r>
-        <w:rPr>
-          <w:rFonts w:ascii="Times New Roman" w:hAnsi="Times New Roman" w:cs="Times New Roman"/>
+          <w:rFonts w:ascii="Montserrat" w:hAnsi="Montserrat" w:cs="Times New Roman"/>
+          <w:sz w:val="24"/>
+          <w:szCs w:val="24"/>
+        </w:rPr>
+      </w:pPr>
+      <w:r>
+        <w:rPr>
+          <w:rFonts w:ascii="Montserrat" w:hAnsi="Montserrat" w:cs="Times New Roman"/>
           <w:sz w:val="24"/>
           <w:szCs w:val="24"/>
         </w:rPr>
@@ -2496,14 +2494,14 @@
         <w:spacing w:after="0" w:line="360" w:lineRule="auto"/>
         <w:jc w:val="both"/>
         <w:rPr>
-          <w:rFonts w:ascii="Times New Roman" w:hAnsi="Times New Roman" w:cs="Times New Roman"/>
-          <w:sz w:val="24"/>
-          <w:szCs w:val="24"/>
-        </w:rPr>
-      </w:pPr>
-      <w:r>
-        <w:rPr>
-          <w:rFonts w:ascii="Times New Roman" w:hAnsi="Times New Roman" w:cs="Times New Roman"/>
+          <w:rFonts w:ascii="Montserrat" w:hAnsi="Montserrat" w:cs="Times New Roman"/>
+          <w:sz w:val="24"/>
+          <w:szCs w:val="24"/>
+        </w:rPr>
+      </w:pPr>
+      <w:r>
+        <w:rPr>
+          <w:rFonts w:ascii="Montserrat" w:hAnsi="Montserrat" w:cs="Times New Roman"/>
           <w:sz w:val="24"/>
           <w:szCs w:val="24"/>
         </w:rPr>
@@ -2515,18 +2513,17 @@
         <w:spacing w:after="0" w:line="360" w:lineRule="auto"/>
         <w:jc w:val="both"/>
         <w:rPr>
-          <w:rFonts w:ascii="Times New Roman" w:hAnsi="Times New Roman" w:cs="Times New Roman"/>
-          <w:sz w:val="24"/>
-          <w:szCs w:val="24"/>
-        </w:rPr>
-      </w:pPr>
-      <w:r>
-        <w:rPr>
-          <w:rFonts w:ascii="Times New Roman" w:hAnsi="Times New Roman" w:cs="Times New Roman"/>
-          <w:sz w:val="24"/>
-          <w:szCs w:val="24"/>
-        </w:rPr>
-        <w:lastRenderedPageBreak/>
+          <w:rFonts w:ascii="Montserrat" w:hAnsi="Montserrat" w:cs="Times New Roman"/>
+          <w:sz w:val="24"/>
+          <w:szCs w:val="24"/>
+        </w:rPr>
+      </w:pPr>
+      <w:r>
+        <w:rPr>
+          <w:rFonts w:ascii="Montserrat" w:hAnsi="Montserrat" w:cs="Times New Roman"/>
+          <w:sz w:val="24"/>
+          <w:szCs w:val="24"/>
+        </w:rPr>
         <w:t>“I don’t understand why this is necessary,” Av objected. She had listened to his words in dismay, arguing that since she already had an interface, surely she did not have to be subjected to the ordeal Dane had suggested. Her reluctance was understandable. Germ line genetic adaptation was the favored method for adapting aegis citizens to the techno-cultural matrix of their society. Designed to be employed at the earliest biological stage of physical development, in vivo or in utero, it was quite painless.</w:t>
       </w:r>
     </w:p>
@@ -2535,14 +2532,14 @@
         <w:spacing w:after="0" w:line="360" w:lineRule="auto"/>
         <w:jc w:val="both"/>
         <w:rPr>
-          <w:rFonts w:ascii="Times New Roman" w:hAnsi="Times New Roman" w:cs="Times New Roman"/>
-          <w:sz w:val="24"/>
-          <w:szCs w:val="24"/>
-        </w:rPr>
-      </w:pPr>
-      <w:r>
-        <w:rPr>
-          <w:rFonts w:ascii="Times New Roman" w:hAnsi="Times New Roman" w:cs="Times New Roman"/>
+          <w:rFonts w:ascii="Montserrat" w:hAnsi="Montserrat" w:cs="Times New Roman"/>
+          <w:sz w:val="24"/>
+          <w:szCs w:val="24"/>
+        </w:rPr>
+      </w:pPr>
+      <w:r>
+        <w:rPr>
+          <w:rFonts w:ascii="Montserrat" w:hAnsi="Montserrat" w:cs="Times New Roman"/>
           <w:sz w:val="24"/>
           <w:szCs w:val="24"/>
         </w:rPr>
@@ -2555,14 +2552,14 @@
         <w:spacing w:after="0" w:line="360" w:lineRule="auto"/>
         <w:jc w:val="both"/>
         <w:rPr>
-          <w:rFonts w:ascii="Times New Roman" w:hAnsi="Times New Roman" w:cs="Times New Roman"/>
-          <w:sz w:val="24"/>
-          <w:szCs w:val="24"/>
-        </w:rPr>
-      </w:pPr>
-      <w:r>
-        <w:rPr>
-          <w:rFonts w:ascii="Times New Roman" w:hAnsi="Times New Roman" w:cs="Times New Roman"/>
+          <w:rFonts w:ascii="Montserrat" w:hAnsi="Montserrat" w:cs="Times New Roman"/>
+          <w:sz w:val="24"/>
+          <w:szCs w:val="24"/>
+        </w:rPr>
+      </w:pPr>
+      <w:r>
+        <w:rPr>
+          <w:rFonts w:ascii="Montserrat" w:hAnsi="Montserrat" w:cs="Times New Roman"/>
           <w:sz w:val="24"/>
           <w:szCs w:val="24"/>
         </w:rPr>
@@ -2571,7 +2568,7 @@
       </w:r>
       <w:r>
         <w:rPr>
-          <w:rFonts w:ascii="Times New Roman" w:hAnsi="Times New Roman" w:cs="Times New Roman"/>
+          <w:rFonts w:ascii="Montserrat" w:hAnsi="Montserrat" w:cs="Times New Roman"/>
           <w:i/>
           <w:sz w:val="24"/>
           <w:szCs w:val="24"/>
@@ -2580,24 +2577,15 @@
       </w:r>
       <w:r>
         <w:rPr>
-          <w:rFonts w:ascii="Times New Roman" w:hAnsi="Times New Roman" w:cs="Times New Roman"/>
-          <w:sz w:val="24"/>
-          <w:szCs w:val="24"/>
-        </w:rPr>
-        <w:t xml:space="preserve"> to infiltrate our society. Unfortunately that was also almost two hundred years ago, so what you have is far behind the current standard of interface technology. So far behind the standard, in fact, that it makes what we are proposing less of an extreme and unusual risk. It is about on par for what normal applicants for AEA citizenship, and native AEA citizens enlisting in the AEA armed forces, are subjected to. Individuals in those two groups are typically offered catalytic reconstructive genetic adaptation by preference,” he said. He acknowledged that, by comparison to vector augmentation, it was more painful in the short term transition phases. On the other hand it allowed them to have children naturally, without the inconveniences imposed by germ line adaptation for their children. “But that is beside the point. You are not a normal applicant for citizenship. As far as the people who will </w:t>
-      </w:r>
-      <w:r>
-        <w:rPr>
-          <w:rFonts w:ascii="Times New Roman" w:hAnsi="Times New Roman" w:cs="Times New Roman"/>
-          <w:sz w:val="24"/>
-          <w:szCs w:val="24"/>
-        </w:rPr>
-        <w:lastRenderedPageBreak/>
-        <w:t xml:space="preserve">perform the operation are concerned, you are simply a test case to see if a </w:t>
-      </w:r>
-      <w:r>
-        <w:rPr>
-          <w:rFonts w:ascii="Times New Roman" w:hAnsi="Times New Roman" w:cs="Times New Roman"/>
+          <w:rFonts w:ascii="Montserrat" w:hAnsi="Montserrat" w:cs="Times New Roman"/>
+          <w:sz w:val="24"/>
+          <w:szCs w:val="24"/>
+        </w:rPr>
+        <w:t xml:space="preserve"> to infiltrate our society. Unfortunately that was also almost two hundred years ago, so what you have is far behind the current standard of interface technology. So far behind the standard, in fact, that it makes what we are proposing less of an extreme and unusual risk. It is about on par for what normal applicants for AEA citizenship, and native AEA citizens enlisting in the AEA armed forces, are subjected to. Individuals in those two groups are typically offered catalytic reconstructive genetic adaptation by preference,” he said. He acknowledged that, by comparison to vector augmentation, it was more painful in the short term transition phases. On the other hand it allowed them to have children naturally, without the inconveniences imposed by germ line adaptation for their children. “But that is beside the point. You are not a normal applicant for citizenship. As far as the people who will perform the operation are concerned, you are simply a test case to see if a </w:t>
+      </w:r>
+      <w:r>
+        <w:rPr>
+          <w:rFonts w:ascii="Montserrat" w:hAnsi="Montserrat" w:cs="Times New Roman"/>
           <w:i/>
           <w:sz w:val="24"/>
           <w:szCs w:val="24"/>
@@ -2606,7 +2594,7 @@
       </w:r>
       <w:r>
         <w:rPr>
-          <w:rFonts w:ascii="Times New Roman" w:hAnsi="Times New Roman" w:cs="Times New Roman"/>
+          <w:rFonts w:ascii="Montserrat" w:hAnsi="Montserrat" w:cs="Times New Roman"/>
           <w:sz w:val="24"/>
           <w:szCs w:val="24"/>
         </w:rPr>
@@ -2614,7 +2602,7 @@
       </w:r>
       <w:r>
         <w:rPr>
-          <w:rFonts w:ascii="Times New Roman" w:hAnsi="Times New Roman" w:cs="Times New Roman"/>
+          <w:rFonts w:ascii="Montserrat" w:hAnsi="Montserrat" w:cs="Times New Roman"/>
           <w:i/>
           <w:sz w:val="24"/>
           <w:szCs w:val="24"/>
@@ -2623,7 +2611,7 @@
       </w:r>
       <w:r>
         <w:rPr>
-          <w:rFonts w:ascii="Times New Roman" w:hAnsi="Times New Roman" w:cs="Times New Roman"/>
+          <w:rFonts w:ascii="Montserrat" w:hAnsi="Montserrat" w:cs="Times New Roman"/>
           <w:sz w:val="24"/>
           <w:szCs w:val="24"/>
         </w:rPr>
@@ -2635,14 +2623,14 @@
         <w:spacing w:after="0" w:line="360" w:lineRule="auto"/>
         <w:jc w:val="both"/>
         <w:rPr>
-          <w:rFonts w:ascii="Times New Roman" w:hAnsi="Times New Roman" w:cs="Times New Roman"/>
-          <w:sz w:val="24"/>
-          <w:szCs w:val="24"/>
-        </w:rPr>
-      </w:pPr>
-      <w:r>
-        <w:rPr>
-          <w:rFonts w:ascii="Times New Roman" w:hAnsi="Times New Roman" w:cs="Times New Roman"/>
+          <w:rFonts w:ascii="Montserrat" w:hAnsi="Montserrat" w:cs="Times New Roman"/>
+          <w:sz w:val="24"/>
+          <w:szCs w:val="24"/>
+        </w:rPr>
+      </w:pPr>
+      <w:r>
+        <w:rPr>
+          <w:rFonts w:ascii="Montserrat" w:hAnsi="Montserrat" w:cs="Times New Roman"/>
           <w:sz w:val="24"/>
           <w:szCs w:val="24"/>
         </w:rPr>
@@ -2655,49 +2643,49 @@
         <w:spacing w:after="0" w:line="360" w:lineRule="auto"/>
         <w:jc w:val="both"/>
         <w:rPr>
-          <w:rFonts w:ascii="Times New Roman" w:hAnsi="Times New Roman" w:cs="Times New Roman"/>
-          <w:sz w:val="24"/>
-          <w:szCs w:val="24"/>
-        </w:rPr>
-      </w:pPr>
-      <w:r>
-        <w:rPr>
-          <w:rFonts w:ascii="Times New Roman" w:hAnsi="Times New Roman" w:cs="Times New Roman"/>
-          <w:sz w:val="24"/>
-          <w:szCs w:val="24"/>
-        </w:rPr>
-        <w:tab/>
-      </w:r>
-      <w:r>
-        <w:rPr>
-          <w:rFonts w:ascii="Times New Roman" w:hAnsi="Times New Roman" w:cs="Times New Roman"/>
-          <w:sz w:val="24"/>
-          <w:szCs w:val="24"/>
-        </w:rPr>
-        <w:tab/>
-      </w:r>
-      <w:r>
-        <w:rPr>
-          <w:rFonts w:ascii="Times New Roman" w:hAnsi="Times New Roman" w:cs="Times New Roman"/>
-          <w:sz w:val="24"/>
-          <w:szCs w:val="24"/>
-        </w:rPr>
-        <w:tab/>
-      </w:r>
-    </w:p>
-    <w:p>
-      <w:pPr>
-        <w:spacing w:after="0" w:line="360" w:lineRule="auto"/>
-        <w:jc w:val="both"/>
-        <w:rPr>
-          <w:rFonts w:ascii="Times New Roman" w:hAnsi="Times New Roman" w:cs="Times New Roman"/>
-          <w:sz w:val="24"/>
-          <w:szCs w:val="24"/>
-        </w:rPr>
-      </w:pPr>
-      <w:r>
-        <w:rPr>
-          <w:rFonts w:ascii="Times New Roman" w:hAnsi="Times New Roman" w:cs="Times New Roman"/>
+          <w:rFonts w:ascii="Montserrat" w:hAnsi="Montserrat" w:cs="Times New Roman"/>
+          <w:sz w:val="24"/>
+          <w:szCs w:val="24"/>
+        </w:rPr>
+      </w:pPr>
+      <w:r>
+        <w:rPr>
+          <w:rFonts w:ascii="Montserrat" w:hAnsi="Montserrat" w:cs="Times New Roman"/>
+          <w:sz w:val="24"/>
+          <w:szCs w:val="24"/>
+        </w:rPr>
+        <w:tab/>
+      </w:r>
+      <w:r>
+        <w:rPr>
+          <w:rFonts w:ascii="Montserrat" w:hAnsi="Montserrat" w:cs="Times New Roman"/>
+          <w:sz w:val="24"/>
+          <w:szCs w:val="24"/>
+        </w:rPr>
+        <w:tab/>
+      </w:r>
+      <w:r>
+        <w:rPr>
+          <w:rFonts w:ascii="Montserrat" w:hAnsi="Montserrat" w:cs="Times New Roman"/>
+          <w:sz w:val="24"/>
+          <w:szCs w:val="24"/>
+        </w:rPr>
+        <w:tab/>
+      </w:r>
+    </w:p>
+    <w:p>
+      <w:pPr>
+        <w:spacing w:after="0" w:line="360" w:lineRule="auto"/>
+        <w:jc w:val="both"/>
+        <w:rPr>
+          <w:rFonts w:ascii="Montserrat" w:hAnsi="Montserrat" w:cs="Times New Roman"/>
+          <w:sz w:val="24"/>
+          <w:szCs w:val="24"/>
+        </w:rPr>
+      </w:pPr>
+      <w:r>
+        <w:rPr>
+          <w:rFonts w:ascii="Montserrat" w:hAnsi="Montserrat" w:cs="Times New Roman"/>
           <w:sz w:val="24"/>
           <w:szCs w:val="24"/>
         </w:rPr>
@@ -2709,14 +2697,14 @@
         <w:spacing w:after="0" w:line="360" w:lineRule="auto"/>
         <w:jc w:val="both"/>
         <w:rPr>
-          <w:rFonts w:ascii="Times New Roman" w:hAnsi="Times New Roman" w:cs="Times New Roman"/>
-          <w:sz w:val="24"/>
-          <w:szCs w:val="24"/>
-        </w:rPr>
-      </w:pPr>
-      <w:r>
-        <w:rPr>
-          <w:rFonts w:ascii="Times New Roman" w:hAnsi="Times New Roman" w:cs="Times New Roman"/>
+          <w:rFonts w:ascii="Montserrat" w:hAnsi="Montserrat" w:cs="Times New Roman"/>
+          <w:sz w:val="24"/>
+          <w:szCs w:val="24"/>
+        </w:rPr>
+      </w:pPr>
+      <w:r>
+        <w:rPr>
+          <w:rFonts w:ascii="Montserrat" w:hAnsi="Montserrat" w:cs="Times New Roman"/>
           <w:sz w:val="24"/>
           <w:szCs w:val="24"/>
         </w:rPr>
@@ -2728,42 +2716,33 @@
         <w:spacing w:after="0" w:line="360" w:lineRule="auto"/>
         <w:jc w:val="both"/>
         <w:rPr>
-          <w:rFonts w:ascii="Times New Roman" w:hAnsi="Times New Roman" w:cs="Times New Roman"/>
-          <w:sz w:val="24"/>
-          <w:szCs w:val="24"/>
-        </w:rPr>
-      </w:pPr>
-      <w:r>
-        <w:rPr>
-          <w:rFonts w:ascii="Times New Roman" w:hAnsi="Times New Roman" w:cs="Times New Roman"/>
-          <w:sz w:val="24"/>
-          <w:szCs w:val="24"/>
-        </w:rPr>
-        <w:t xml:space="preserve">When she had forced the issue, demanding to know how she was supposed to ‘survive’ the deadly transformation the technicians had finally explained. Their answer had been unsettling. The live-subject CRGA technique had been modified, at tremendous expense, to give the most assurance that the person who emerged from the process was the same person that went into it. The ‘safe’ method required a dedicated Autonomous Machine Intelligence to control the entire process. It encompassed the FEM that controlled the </w:t>
-      </w:r>
-      <w:r>
-        <w:rPr>
-          <w:rFonts w:ascii="Times New Roman" w:hAnsi="Times New Roman" w:cs="Times New Roman"/>
-          <w:sz w:val="24"/>
-          <w:szCs w:val="24"/>
-        </w:rPr>
-        <w:lastRenderedPageBreak/>
-        <w:t>nanite remotes. The AMI field architecture was beefed up with psionic shielding, a massive Virtual Reality generator and the extremely expensive psionic field interface, to isolate, capture, and preserve the mind—the actual consciousness of the subject—during the process.</w:t>
-      </w:r>
-    </w:p>
-    <w:p>
-      <w:pPr>
-        <w:spacing w:after="0" w:line="360" w:lineRule="auto"/>
-        <w:jc w:val="both"/>
-        <w:rPr>
-          <w:rFonts w:ascii="Times New Roman" w:hAnsi="Times New Roman" w:cs="Times New Roman"/>
-          <w:sz w:val="24"/>
-          <w:szCs w:val="24"/>
-        </w:rPr>
-      </w:pPr>
-      <w:r>
-        <w:rPr>
-          <w:rFonts w:ascii="Times New Roman" w:hAnsi="Times New Roman" w:cs="Times New Roman"/>
+          <w:rFonts w:ascii="Montserrat" w:hAnsi="Montserrat" w:cs="Times New Roman"/>
+          <w:sz w:val="24"/>
+          <w:szCs w:val="24"/>
+        </w:rPr>
+      </w:pPr>
+      <w:r>
+        <w:rPr>
+          <w:rFonts w:ascii="Montserrat" w:hAnsi="Montserrat" w:cs="Times New Roman"/>
+          <w:sz w:val="24"/>
+          <w:szCs w:val="24"/>
+        </w:rPr>
+        <w:t>When she had forced the issue, demanding to know how she was supposed to ‘survive’ the deadly transformation the technicians had finally explained. Their answer had been unsettling. The live-subject CRGA technique had been modified, at tremendous expense, to give the most assurance that the person who emerged from the process was the same person that went into it. The ‘safe’ method required a dedicated Autonomous Machine Intelligence to control the entire process. It encompassed the FEM that controlled the nanite remotes. The AMI field architecture was beefed up with psionic shielding, a massive Virtual Reality generator and the extremely expensive psionic field interface, to isolate, capture, and preserve the mind—the actual consciousness of the subject—during the process.</w:t>
+      </w:r>
+    </w:p>
+    <w:p>
+      <w:pPr>
+        <w:spacing w:after="0" w:line="360" w:lineRule="auto"/>
+        <w:jc w:val="both"/>
+        <w:rPr>
+          <w:rFonts w:ascii="Montserrat" w:hAnsi="Montserrat" w:cs="Times New Roman"/>
+          <w:sz w:val="24"/>
+          <w:szCs w:val="24"/>
+        </w:rPr>
+      </w:pPr>
+      <w:r>
+        <w:rPr>
+          <w:rFonts w:ascii="Montserrat" w:hAnsi="Montserrat" w:cs="Times New Roman"/>
           <w:sz w:val="24"/>
           <w:szCs w:val="24"/>
         </w:rPr>
@@ -2775,14 +2754,14 @@
         <w:spacing w:after="0" w:line="360" w:lineRule="auto"/>
         <w:jc w:val="both"/>
         <w:rPr>
-          <w:rFonts w:ascii="Times New Roman" w:hAnsi="Times New Roman" w:cs="Times New Roman"/>
-          <w:sz w:val="24"/>
-          <w:szCs w:val="24"/>
-        </w:rPr>
-      </w:pPr>
-      <w:r>
-        <w:rPr>
-          <w:rFonts w:ascii="Times New Roman" w:hAnsi="Times New Roman" w:cs="Times New Roman"/>
+          <w:rFonts w:ascii="Montserrat" w:hAnsi="Montserrat" w:cs="Times New Roman"/>
+          <w:sz w:val="24"/>
+          <w:szCs w:val="24"/>
+        </w:rPr>
+      </w:pPr>
+      <w:r>
+        <w:rPr>
+          <w:rFonts w:ascii="Montserrat" w:hAnsi="Montserrat" w:cs="Times New Roman"/>
           <w:sz w:val="24"/>
           <w:szCs w:val="24"/>
         </w:rPr>
@@ -2791,7 +2770,7 @@
       </w:r>
       <w:r>
         <w:rPr>
-          <w:rFonts w:ascii="Times New Roman" w:hAnsi="Times New Roman" w:cs="Times New Roman"/>
+          <w:rFonts w:ascii="Montserrat" w:hAnsi="Montserrat" w:cs="Times New Roman"/>
           <w:i/>
           <w:sz w:val="24"/>
           <w:szCs w:val="24"/>
@@ -2800,7 +2779,7 @@
       </w:r>
       <w:r>
         <w:rPr>
-          <w:rFonts w:ascii="Times New Roman" w:hAnsi="Times New Roman" w:cs="Times New Roman"/>
+          <w:rFonts w:ascii="Montserrat" w:hAnsi="Montserrat" w:cs="Times New Roman"/>
           <w:sz w:val="24"/>
           <w:szCs w:val="24"/>
         </w:rPr>
@@ -2808,7 +2787,7 @@
       </w:r>
       <w:r>
         <w:rPr>
-          <w:rFonts w:ascii="Times New Roman" w:hAnsi="Times New Roman" w:cs="Times New Roman"/>
+          <w:rFonts w:ascii="Montserrat" w:hAnsi="Montserrat" w:cs="Times New Roman"/>
           <w:i/>
           <w:sz w:val="24"/>
           <w:szCs w:val="24"/>
@@ -2821,43 +2800,34 @@
         <w:spacing w:after="0" w:line="360" w:lineRule="auto"/>
         <w:jc w:val="both"/>
         <w:rPr>
-          <w:rFonts w:ascii="Times New Roman" w:hAnsi="Times New Roman" w:cs="Times New Roman"/>
-          <w:sz w:val="24"/>
-          <w:szCs w:val="24"/>
-        </w:rPr>
-      </w:pPr>
-      <w:r>
-        <w:rPr>
-          <w:rFonts w:ascii="Times New Roman" w:hAnsi="Times New Roman" w:cs="Times New Roman"/>
-          <w:sz w:val="24"/>
-          <w:szCs w:val="24"/>
-        </w:rPr>
-        <w:tab/>
-        <w:t xml:space="preserve">She tried to avoid thinking about it. As more of her physicality was consumed, she could actually feel her mind shifting into the cage they had provided for her. She did not realize—as her mind sensed, and demanded access to the means to continue </w:t>
-      </w:r>
-      <w:r>
-        <w:rPr>
-          <w:rFonts w:ascii="Times New Roman" w:hAnsi="Times New Roman" w:cs="Times New Roman"/>
-          <w:sz w:val="24"/>
-          <w:szCs w:val="24"/>
-        </w:rPr>
-        <w:lastRenderedPageBreak/>
-        <w:t>observing her own disolution—that she was violating the integrity of the AMI. As she instinctively integrated herself into it’s neural network, she inadvertantly gave the machine intelligence access to resources that no AMI had ever had before.</w:t>
-      </w:r>
-    </w:p>
-    <w:p>
-      <w:pPr>
-        <w:spacing w:after="0" w:line="360" w:lineRule="auto"/>
-        <w:jc w:val="both"/>
-        <w:rPr>
-          <w:rFonts w:ascii="Times New Roman" w:hAnsi="Times New Roman" w:cs="Times New Roman"/>
-          <w:sz w:val="24"/>
-          <w:szCs w:val="24"/>
-        </w:rPr>
-      </w:pPr>
-      <w:r>
-        <w:rPr>
-          <w:rFonts w:ascii="Times New Roman" w:hAnsi="Times New Roman" w:cs="Times New Roman"/>
+          <w:rFonts w:ascii="Montserrat" w:hAnsi="Montserrat" w:cs="Times New Roman"/>
+          <w:sz w:val="24"/>
+          <w:szCs w:val="24"/>
+        </w:rPr>
+      </w:pPr>
+      <w:r>
+        <w:rPr>
+          <w:rFonts w:ascii="Montserrat" w:hAnsi="Montserrat" w:cs="Times New Roman"/>
+          <w:sz w:val="24"/>
+          <w:szCs w:val="24"/>
+        </w:rPr>
+        <w:tab/>
+        <w:t>She tried to avoid thinking about it. As more of her physicality was consumed, she could actually feel her mind shifting into the cage they had provided for her. She did not realize—as her mind sensed, and demanded access to the means to continue observing her own disolution—that she was violating the integrity of the AMI. As she instinctively integrated herself into it’s neural network, she inadvertantly gave the machine intelligence access to resources that no AMI had ever had before.</w:t>
+      </w:r>
+    </w:p>
+    <w:p>
+      <w:pPr>
+        <w:spacing w:after="0" w:line="360" w:lineRule="auto"/>
+        <w:jc w:val="both"/>
+        <w:rPr>
+          <w:rFonts w:ascii="Montserrat" w:hAnsi="Montserrat" w:cs="Times New Roman"/>
+          <w:sz w:val="24"/>
+          <w:szCs w:val="24"/>
+        </w:rPr>
+      </w:pPr>
+      <w:r>
+        <w:rPr>
+          <w:rFonts w:ascii="Montserrat" w:hAnsi="Montserrat" w:cs="Times New Roman"/>
           <w:sz w:val="24"/>
           <w:szCs w:val="24"/>
         </w:rPr>
@@ -2870,60 +2840,60 @@
         <w:spacing w:after="0" w:line="360" w:lineRule="auto"/>
         <w:jc w:val="both"/>
         <w:rPr>
-          <w:rFonts w:ascii="Times New Roman" w:hAnsi="Times New Roman" w:cs="Times New Roman"/>
-          <w:sz w:val="24"/>
-          <w:szCs w:val="24"/>
-        </w:rPr>
-      </w:pPr>
-      <w:r>
-        <w:rPr>
-          <w:rFonts w:ascii="Times New Roman" w:hAnsi="Times New Roman" w:cs="Times New Roman"/>
-          <w:sz w:val="24"/>
-          <w:szCs w:val="24"/>
-        </w:rPr>
-        <w:tab/>
-      </w:r>
-      <w:r>
-        <w:rPr>
-          <w:rFonts w:ascii="Times New Roman" w:hAnsi="Times New Roman" w:cs="Times New Roman"/>
-          <w:sz w:val="24"/>
-          <w:szCs w:val="24"/>
-        </w:rPr>
-        <w:tab/>
-      </w:r>
-      <w:r>
-        <w:rPr>
-          <w:rFonts w:ascii="Times New Roman" w:hAnsi="Times New Roman" w:cs="Times New Roman"/>
-          <w:sz w:val="24"/>
-          <w:szCs w:val="24"/>
-        </w:rPr>
-        <w:tab/>
-      </w:r>
-    </w:p>
-    <w:p>
-      <w:pPr>
-        <w:spacing w:after="0" w:line="360" w:lineRule="auto"/>
-        <w:jc w:val="both"/>
-        <w:rPr>
-          <w:rFonts w:ascii="Times New Roman" w:hAnsi="Times New Roman" w:cs="Times New Roman"/>
-          <w:sz w:val="24"/>
-          <w:szCs w:val="24"/>
-        </w:rPr>
-      </w:pPr>
-    </w:p>
-    <w:p>
-      <w:pPr>
-        <w:spacing w:after="0" w:line="360" w:lineRule="auto"/>
-        <w:jc w:val="both"/>
-        <w:rPr>
-          <w:rFonts w:ascii="Times New Roman" w:hAnsi="Times New Roman" w:cs="Times New Roman"/>
-          <w:sz w:val="24"/>
-          <w:szCs w:val="24"/>
-        </w:rPr>
-      </w:pPr>
-      <w:r>
-        <w:rPr>
-          <w:rFonts w:ascii="Times New Roman" w:hAnsi="Times New Roman" w:cs="Times New Roman"/>
+          <w:rFonts w:ascii="Montserrat" w:hAnsi="Montserrat" w:cs="Times New Roman"/>
+          <w:sz w:val="24"/>
+          <w:szCs w:val="24"/>
+        </w:rPr>
+      </w:pPr>
+      <w:r>
+        <w:rPr>
+          <w:rFonts w:ascii="Montserrat" w:hAnsi="Montserrat" w:cs="Times New Roman"/>
+          <w:sz w:val="24"/>
+          <w:szCs w:val="24"/>
+        </w:rPr>
+        <w:tab/>
+      </w:r>
+      <w:r>
+        <w:rPr>
+          <w:rFonts w:ascii="Montserrat" w:hAnsi="Montserrat" w:cs="Times New Roman"/>
+          <w:sz w:val="24"/>
+          <w:szCs w:val="24"/>
+        </w:rPr>
+        <w:tab/>
+      </w:r>
+      <w:r>
+        <w:rPr>
+          <w:rFonts w:ascii="Montserrat" w:hAnsi="Montserrat" w:cs="Times New Roman"/>
+          <w:sz w:val="24"/>
+          <w:szCs w:val="24"/>
+        </w:rPr>
+        <w:tab/>
+      </w:r>
+    </w:p>
+    <w:p>
+      <w:pPr>
+        <w:spacing w:after="0" w:line="360" w:lineRule="auto"/>
+        <w:jc w:val="both"/>
+        <w:rPr>
+          <w:rFonts w:ascii="Montserrat" w:hAnsi="Montserrat" w:cs="Times New Roman"/>
+          <w:sz w:val="24"/>
+          <w:szCs w:val="24"/>
+        </w:rPr>
+      </w:pPr>
+    </w:p>
+    <w:p>
+      <w:pPr>
+        <w:spacing w:after="0" w:line="360" w:lineRule="auto"/>
+        <w:jc w:val="both"/>
+        <w:rPr>
+          <w:rFonts w:ascii="Montserrat" w:hAnsi="Montserrat" w:cs="Times New Roman"/>
+          <w:sz w:val="24"/>
+          <w:szCs w:val="24"/>
+        </w:rPr>
+      </w:pPr>
+      <w:r>
+        <w:rPr>
+          <w:rFonts w:ascii="Montserrat" w:hAnsi="Montserrat" w:cs="Times New Roman"/>
           <w:sz w:val="24"/>
           <w:szCs w:val="24"/>
         </w:rPr>
@@ -2936,25 +2906,25 @@
         <w:spacing w:after="0" w:line="360" w:lineRule="auto"/>
         <w:jc w:val="both"/>
         <w:rPr>
-          <w:rFonts w:ascii="Times New Roman" w:hAnsi="Times New Roman" w:cs="Times New Roman"/>
-          <w:sz w:val="24"/>
-          <w:szCs w:val="24"/>
-        </w:rPr>
-      </w:pPr>
-    </w:p>
-    <w:p>
-      <w:pPr>
-        <w:spacing w:after="0" w:line="360" w:lineRule="auto"/>
-        <w:jc w:val="both"/>
-        <w:rPr>
-          <w:rFonts w:ascii="Times New Roman" w:hAnsi="Times New Roman" w:cs="Times New Roman"/>
-          <w:sz w:val="24"/>
-          <w:szCs w:val="24"/>
-        </w:rPr>
-      </w:pPr>
-      <w:r>
-        <w:rPr>
-          <w:rFonts w:ascii="Times New Roman" w:hAnsi="Times New Roman" w:cs="Times New Roman"/>
+          <w:rFonts w:ascii="Montserrat" w:hAnsi="Montserrat" w:cs="Times New Roman"/>
+          <w:sz w:val="24"/>
+          <w:szCs w:val="24"/>
+        </w:rPr>
+      </w:pPr>
+    </w:p>
+    <w:p>
+      <w:pPr>
+        <w:spacing w:after="0" w:line="360" w:lineRule="auto"/>
+        <w:jc w:val="both"/>
+        <w:rPr>
+          <w:rFonts w:ascii="Montserrat" w:hAnsi="Montserrat" w:cs="Times New Roman"/>
+          <w:sz w:val="24"/>
+          <w:szCs w:val="24"/>
+        </w:rPr>
+      </w:pPr>
+      <w:r>
+        <w:rPr>
+          <w:rFonts w:ascii="Montserrat" w:hAnsi="Montserrat" w:cs="Times New Roman"/>
           <w:sz w:val="24"/>
           <w:szCs w:val="24"/>
         </w:rPr>
@@ -2966,25 +2936,25 @@
         <w:spacing w:after="0" w:line="360" w:lineRule="auto"/>
         <w:jc w:val="both"/>
         <w:rPr>
-          <w:rFonts w:ascii="Times New Roman" w:hAnsi="Times New Roman" w:cs="Times New Roman"/>
-          <w:sz w:val="24"/>
-          <w:szCs w:val="24"/>
-        </w:rPr>
-      </w:pPr>
-    </w:p>
-    <w:p>
-      <w:pPr>
-        <w:spacing w:after="0" w:line="360" w:lineRule="auto"/>
-        <w:jc w:val="both"/>
-        <w:rPr>
-          <w:rFonts w:ascii="Times New Roman" w:hAnsi="Times New Roman" w:cs="Times New Roman"/>
-          <w:sz w:val="24"/>
-          <w:szCs w:val="24"/>
-        </w:rPr>
-      </w:pPr>
-      <w:r>
-        <w:rPr>
-          <w:rFonts w:ascii="Times New Roman" w:hAnsi="Times New Roman" w:cs="Times New Roman"/>
+          <w:rFonts w:ascii="Montserrat" w:hAnsi="Montserrat" w:cs="Times New Roman"/>
+          <w:sz w:val="24"/>
+          <w:szCs w:val="24"/>
+        </w:rPr>
+      </w:pPr>
+    </w:p>
+    <w:p>
+      <w:pPr>
+        <w:spacing w:after="0" w:line="360" w:lineRule="auto"/>
+        <w:jc w:val="both"/>
+        <w:rPr>
+          <w:rFonts w:ascii="Montserrat" w:hAnsi="Montserrat" w:cs="Times New Roman"/>
+          <w:sz w:val="24"/>
+          <w:szCs w:val="24"/>
+        </w:rPr>
+      </w:pPr>
+      <w:r>
+        <w:rPr>
+          <w:rFonts w:ascii="Montserrat" w:hAnsi="Montserrat" w:cs="Times New Roman"/>
           <w:sz w:val="24"/>
           <w:szCs w:val="24"/>
         </w:rPr>
@@ -2996,64 +2966,55 @@
         <w:spacing w:after="0" w:line="360" w:lineRule="auto"/>
         <w:jc w:val="both"/>
         <w:rPr>
-          <w:rFonts w:ascii="Times New Roman" w:hAnsi="Times New Roman" w:cs="Times New Roman"/>
-          <w:sz w:val="24"/>
-          <w:szCs w:val="24"/>
-        </w:rPr>
-      </w:pPr>
-    </w:p>
-    <w:p>
-      <w:pPr>
-        <w:spacing w:after="0" w:line="360" w:lineRule="auto"/>
-        <w:jc w:val="both"/>
-        <w:rPr>
-          <w:rFonts w:ascii="Times New Roman" w:hAnsi="Times New Roman" w:cs="Times New Roman"/>
-          <w:sz w:val="24"/>
-          <w:szCs w:val="24"/>
-        </w:rPr>
-      </w:pPr>
-      <w:r>
-        <w:rPr>
-          <w:rFonts w:ascii="Times New Roman" w:hAnsi="Times New Roman" w:cs="Times New Roman"/>
-          <w:sz w:val="24"/>
-          <w:szCs w:val="24"/>
-        </w:rPr>
-        <w:t xml:space="preserve">Avon was not what anyone would call normal. In fact, so many people find her mysterious, enigmatic, or just plain odd, that chances were few people could actually know what to call her. To understand her, one really had to get to know her. Unfortunately, she was not very easy to get to know. She seems to take special pains to </w:t>
-      </w:r>
-      <w:r>
-        <w:rPr>
-          <w:rFonts w:ascii="Times New Roman" w:hAnsi="Times New Roman" w:cs="Times New Roman"/>
-          <w:sz w:val="24"/>
-          <w:szCs w:val="24"/>
-        </w:rPr>
-        <w:lastRenderedPageBreak/>
-        <w:t xml:space="preserve">reveal as little as possible about herself to anyone. Why? That was part of the mystery. She was a very enticing and alluring creature, so naturally whether as an adversary or admirer once entranced in her it was easy to become obsessed with penetrating the mystery surrounding her. </w:t>
-      </w:r>
-    </w:p>
-    <w:p>
-      <w:pPr>
-        <w:spacing w:after="0" w:line="360" w:lineRule="auto"/>
-        <w:jc w:val="both"/>
-        <w:rPr>
-          <w:rFonts w:ascii="Times New Roman" w:hAnsi="Times New Roman" w:cs="Times New Roman"/>
-          <w:sz w:val="24"/>
-          <w:szCs w:val="24"/>
-        </w:rPr>
-      </w:pPr>
-    </w:p>
-    <w:p>
-      <w:pPr>
-        <w:spacing w:after="0" w:line="360" w:lineRule="auto"/>
-        <w:jc w:val="both"/>
-        <w:rPr>
-          <w:rFonts w:ascii="Times New Roman" w:hAnsi="Times New Roman" w:cs="Times New Roman"/>
-          <w:sz w:val="24"/>
-          <w:szCs w:val="24"/>
-        </w:rPr>
-      </w:pPr>
-      <w:r>
-        <w:rPr>
-          <w:rFonts w:ascii="Times New Roman" w:hAnsi="Times New Roman" w:cs="Times New Roman"/>
+          <w:rFonts w:ascii="Montserrat" w:hAnsi="Montserrat" w:cs="Times New Roman"/>
+          <w:sz w:val="24"/>
+          <w:szCs w:val="24"/>
+        </w:rPr>
+      </w:pPr>
+    </w:p>
+    <w:p>
+      <w:pPr>
+        <w:spacing w:after="0" w:line="360" w:lineRule="auto"/>
+        <w:jc w:val="both"/>
+        <w:rPr>
+          <w:rFonts w:ascii="Montserrat" w:hAnsi="Montserrat" w:cs="Times New Roman"/>
+          <w:sz w:val="24"/>
+          <w:szCs w:val="24"/>
+        </w:rPr>
+      </w:pPr>
+      <w:r>
+        <w:rPr>
+          <w:rFonts w:ascii="Montserrat" w:hAnsi="Montserrat" w:cs="Times New Roman"/>
+          <w:sz w:val="24"/>
+          <w:szCs w:val="24"/>
+        </w:rPr>
+        <w:t xml:space="preserve">Avon was not what anyone would call normal. In fact, so many people find her mysterious, enigmatic, or just plain odd, that chances were few people could actually know what to call her. To understand her, one really had to get to know her. Unfortunately, she was not very easy to get to know. She seems to take special pains to reveal as little as possible about herself to anyone. Why? That was part of the mystery. She was a very enticing and alluring creature, so naturally whether as an adversary or admirer once entranced in her it was easy to become obsessed with penetrating the mystery surrounding her. </w:t>
+      </w:r>
+    </w:p>
+    <w:p>
+      <w:pPr>
+        <w:spacing w:after="0" w:line="360" w:lineRule="auto"/>
+        <w:jc w:val="both"/>
+        <w:rPr>
+          <w:rFonts w:ascii="Montserrat" w:hAnsi="Montserrat" w:cs="Times New Roman"/>
+          <w:sz w:val="24"/>
+          <w:szCs w:val="24"/>
+        </w:rPr>
+      </w:pPr>
+    </w:p>
+    <w:p>
+      <w:pPr>
+        <w:spacing w:after="0" w:line="360" w:lineRule="auto"/>
+        <w:jc w:val="both"/>
+        <w:rPr>
+          <w:rFonts w:ascii="Montserrat" w:hAnsi="Montserrat" w:cs="Times New Roman"/>
+          <w:sz w:val="24"/>
+          <w:szCs w:val="24"/>
+        </w:rPr>
+      </w:pPr>
+      <w:r>
+        <w:rPr>
+          <w:rFonts w:ascii="Montserrat" w:hAnsi="Montserrat" w:cs="Times New Roman"/>
           <w:sz w:val="24"/>
           <w:szCs w:val="24"/>
         </w:rPr>
@@ -3065,25 +3026,25 @@
         <w:spacing w:after="0" w:line="360" w:lineRule="auto"/>
         <w:jc w:val="both"/>
         <w:rPr>
-          <w:rFonts w:ascii="Times New Roman" w:hAnsi="Times New Roman" w:cs="Times New Roman"/>
-          <w:sz w:val="24"/>
-          <w:szCs w:val="24"/>
-        </w:rPr>
-      </w:pPr>
-    </w:p>
-    <w:p>
-      <w:pPr>
-        <w:spacing w:after="0" w:line="360" w:lineRule="auto"/>
-        <w:jc w:val="both"/>
-        <w:rPr>
-          <w:rFonts w:ascii="Times New Roman" w:hAnsi="Times New Roman" w:cs="Times New Roman"/>
-          <w:sz w:val="24"/>
-          <w:szCs w:val="24"/>
-        </w:rPr>
-      </w:pPr>
-      <w:r>
-        <w:rPr>
-          <w:rFonts w:ascii="Times New Roman" w:hAnsi="Times New Roman" w:cs="Times New Roman"/>
+          <w:rFonts w:ascii="Montserrat" w:hAnsi="Montserrat" w:cs="Times New Roman"/>
+          <w:sz w:val="24"/>
+          <w:szCs w:val="24"/>
+        </w:rPr>
+      </w:pPr>
+    </w:p>
+    <w:p>
+      <w:pPr>
+        <w:spacing w:after="0" w:line="360" w:lineRule="auto"/>
+        <w:jc w:val="both"/>
+        <w:rPr>
+          <w:rFonts w:ascii="Montserrat" w:hAnsi="Montserrat" w:cs="Times New Roman"/>
+          <w:sz w:val="24"/>
+          <w:szCs w:val="24"/>
+        </w:rPr>
+      </w:pPr>
+      <w:r>
+        <w:rPr>
+          <w:rFonts w:ascii="Montserrat" w:hAnsi="Montserrat" w:cs="Times New Roman"/>
           <w:sz w:val="24"/>
           <w:szCs w:val="24"/>
         </w:rPr>
@@ -3095,25 +3056,25 @@
         <w:spacing w:after="0" w:line="360" w:lineRule="auto"/>
         <w:jc w:val="both"/>
         <w:rPr>
-          <w:rFonts w:ascii="Times New Roman" w:hAnsi="Times New Roman" w:cs="Times New Roman"/>
-          <w:sz w:val="24"/>
-          <w:szCs w:val="24"/>
-        </w:rPr>
-      </w:pPr>
-    </w:p>
-    <w:p>
-      <w:pPr>
-        <w:spacing w:after="0" w:line="360" w:lineRule="auto"/>
-        <w:jc w:val="both"/>
-        <w:rPr>
-          <w:rFonts w:ascii="Times New Roman" w:hAnsi="Times New Roman" w:cs="Times New Roman"/>
-          <w:sz w:val="24"/>
-          <w:szCs w:val="24"/>
-        </w:rPr>
-      </w:pPr>
-      <w:r>
-        <w:rPr>
-          <w:rFonts w:ascii="Times New Roman" w:hAnsi="Times New Roman" w:cs="Times New Roman"/>
+          <w:rFonts w:ascii="Montserrat" w:hAnsi="Montserrat" w:cs="Times New Roman"/>
+          <w:sz w:val="24"/>
+          <w:szCs w:val="24"/>
+        </w:rPr>
+      </w:pPr>
+    </w:p>
+    <w:p>
+      <w:pPr>
+        <w:spacing w:after="0" w:line="360" w:lineRule="auto"/>
+        <w:jc w:val="both"/>
+        <w:rPr>
+          <w:rFonts w:ascii="Montserrat" w:hAnsi="Montserrat" w:cs="Times New Roman"/>
+          <w:sz w:val="24"/>
+          <w:szCs w:val="24"/>
+        </w:rPr>
+      </w:pPr>
+      <w:r>
+        <w:rPr>
+          <w:rFonts w:ascii="Montserrat" w:hAnsi="Montserrat" w:cs="Times New Roman"/>
           <w:sz w:val="24"/>
           <w:szCs w:val="24"/>
         </w:rPr>
@@ -3125,25 +3086,25 @@
         <w:spacing w:after="0" w:line="360" w:lineRule="auto"/>
         <w:jc w:val="both"/>
         <w:rPr>
-          <w:rFonts w:ascii="Times New Roman" w:hAnsi="Times New Roman" w:cs="Times New Roman"/>
-          <w:sz w:val="24"/>
-          <w:szCs w:val="24"/>
-        </w:rPr>
-      </w:pPr>
-    </w:p>
-    <w:p>
-      <w:pPr>
-        <w:spacing w:after="0" w:line="360" w:lineRule="auto"/>
-        <w:jc w:val="both"/>
-        <w:rPr>
-          <w:rFonts w:ascii="Times New Roman" w:hAnsi="Times New Roman" w:cs="Times New Roman"/>
-          <w:sz w:val="24"/>
-          <w:szCs w:val="24"/>
-        </w:rPr>
-      </w:pPr>
-      <w:r>
-        <w:rPr>
-          <w:rFonts w:ascii="Times New Roman" w:hAnsi="Times New Roman" w:cs="Times New Roman"/>
+          <w:rFonts w:ascii="Montserrat" w:hAnsi="Montserrat" w:cs="Times New Roman"/>
+          <w:sz w:val="24"/>
+          <w:szCs w:val="24"/>
+        </w:rPr>
+      </w:pPr>
+    </w:p>
+    <w:p>
+      <w:pPr>
+        <w:spacing w:after="0" w:line="360" w:lineRule="auto"/>
+        <w:jc w:val="both"/>
+        <w:rPr>
+          <w:rFonts w:ascii="Montserrat" w:hAnsi="Montserrat" w:cs="Times New Roman"/>
+          <w:sz w:val="24"/>
+          <w:szCs w:val="24"/>
+        </w:rPr>
+      </w:pPr>
+      <w:r>
+        <w:rPr>
+          <w:rFonts w:ascii="Montserrat" w:hAnsi="Montserrat" w:cs="Times New Roman"/>
           <w:sz w:val="24"/>
           <w:szCs w:val="24"/>
         </w:rPr>
@@ -3155,25 +3116,25 @@
         <w:spacing w:after="0" w:line="360" w:lineRule="auto"/>
         <w:jc w:val="both"/>
         <w:rPr>
-          <w:rFonts w:ascii="Times New Roman" w:hAnsi="Times New Roman" w:cs="Times New Roman"/>
-          <w:sz w:val="24"/>
-          <w:szCs w:val="24"/>
-        </w:rPr>
-      </w:pPr>
-    </w:p>
-    <w:p>
-      <w:pPr>
-        <w:spacing w:after="0" w:line="360" w:lineRule="auto"/>
-        <w:jc w:val="both"/>
-        <w:rPr>
-          <w:rFonts w:ascii="Times New Roman" w:hAnsi="Times New Roman" w:cs="Times New Roman"/>
-          <w:sz w:val="24"/>
-          <w:szCs w:val="24"/>
-        </w:rPr>
-      </w:pPr>
-      <w:r>
-        <w:rPr>
-          <w:rFonts w:ascii="Times New Roman" w:hAnsi="Times New Roman" w:cs="Times New Roman"/>
+          <w:rFonts w:ascii="Montserrat" w:hAnsi="Montserrat" w:cs="Times New Roman"/>
+          <w:sz w:val="24"/>
+          <w:szCs w:val="24"/>
+        </w:rPr>
+      </w:pPr>
+    </w:p>
+    <w:p>
+      <w:pPr>
+        <w:spacing w:after="0" w:line="360" w:lineRule="auto"/>
+        <w:jc w:val="both"/>
+        <w:rPr>
+          <w:rFonts w:ascii="Montserrat" w:hAnsi="Montserrat" w:cs="Times New Roman"/>
+          <w:sz w:val="24"/>
+          <w:szCs w:val="24"/>
+        </w:rPr>
+      </w:pPr>
+      <w:r>
+        <w:rPr>
+          <w:rFonts w:ascii="Montserrat" w:hAnsi="Montserrat" w:cs="Times New Roman"/>
           <w:sz w:val="24"/>
           <w:szCs w:val="24"/>
         </w:rPr>
@@ -3185,25 +3146,25 @@
         <w:spacing w:after="0" w:line="360" w:lineRule="auto"/>
         <w:jc w:val="both"/>
         <w:rPr>
-          <w:rFonts w:ascii="Times New Roman" w:hAnsi="Times New Roman" w:cs="Times New Roman"/>
-          <w:sz w:val="24"/>
-          <w:szCs w:val="24"/>
-        </w:rPr>
-      </w:pPr>
-    </w:p>
-    <w:p>
-      <w:pPr>
-        <w:spacing w:after="0" w:line="360" w:lineRule="auto"/>
-        <w:jc w:val="both"/>
-        <w:rPr>
-          <w:rFonts w:ascii="Times New Roman" w:hAnsi="Times New Roman" w:cs="Times New Roman"/>
-          <w:sz w:val="24"/>
-          <w:szCs w:val="24"/>
-        </w:rPr>
-      </w:pPr>
-      <w:r>
-        <w:rPr>
-          <w:rFonts w:ascii="Times New Roman" w:hAnsi="Times New Roman" w:cs="Times New Roman"/>
+          <w:rFonts w:ascii="Montserrat" w:hAnsi="Montserrat" w:cs="Times New Roman"/>
+          <w:sz w:val="24"/>
+          <w:szCs w:val="24"/>
+        </w:rPr>
+      </w:pPr>
+    </w:p>
+    <w:p>
+      <w:pPr>
+        <w:spacing w:after="0" w:line="360" w:lineRule="auto"/>
+        <w:jc w:val="both"/>
+        <w:rPr>
+          <w:rFonts w:ascii="Montserrat" w:hAnsi="Montserrat" w:cs="Times New Roman"/>
+          <w:sz w:val="24"/>
+          <w:szCs w:val="24"/>
+        </w:rPr>
+      </w:pPr>
+      <w:r>
+        <w:rPr>
+          <w:rFonts w:ascii="Montserrat" w:hAnsi="Montserrat" w:cs="Times New Roman"/>
           <w:sz w:val="24"/>
           <w:szCs w:val="24"/>
         </w:rPr>
@@ -3215,64 +3176,55 @@
         <w:spacing w:after="0" w:line="360" w:lineRule="auto"/>
         <w:jc w:val="both"/>
         <w:rPr>
-          <w:rFonts w:ascii="Times New Roman" w:hAnsi="Times New Roman" w:cs="Times New Roman"/>
-          <w:sz w:val="24"/>
-          <w:szCs w:val="24"/>
-        </w:rPr>
-      </w:pPr>
-    </w:p>
-    <w:p>
-      <w:pPr>
-        <w:spacing w:after="0" w:line="360" w:lineRule="auto"/>
-        <w:jc w:val="both"/>
-        <w:rPr>
-          <w:rFonts w:ascii="Times New Roman" w:hAnsi="Times New Roman" w:cs="Times New Roman"/>
-          <w:sz w:val="24"/>
-          <w:szCs w:val="24"/>
-        </w:rPr>
-      </w:pPr>
-      <w:r>
-        <w:rPr>
-          <w:rFonts w:ascii="Times New Roman" w:hAnsi="Times New Roman" w:cs="Times New Roman"/>
-          <w:sz w:val="24"/>
-          <w:szCs w:val="24"/>
-        </w:rPr>
-        <w:t xml:space="preserve">Nanotechnology made it possible for the alliance to design personnel who were better, tougher and longer lived than their donor parents. Most of the human resources supporting the AEA were slips genetically reengineered and cultivated from citizens’ genetic material, as indentures. Some, many would say the best, become military conscripts and the reward for their service was citizenship at the end of their tour. In spite of the fact that slips were psychologically and existentially unique individuals, in most </w:t>
-      </w:r>
-      <w:r>
-        <w:rPr>
-          <w:rFonts w:ascii="Times New Roman" w:hAnsi="Times New Roman" w:cs="Times New Roman"/>
-          <w:sz w:val="24"/>
-          <w:szCs w:val="24"/>
-        </w:rPr>
-        <w:lastRenderedPageBreak/>
-        <w:t>cases they had no other recourse for attaining independence. A small percentage of natural human population elected serve in the armed forces. Usually in the upper ranks since a healthy amount of personal excellence was the only justification for risking citizens’ lives and subjecting them to torturous augmentation upgrades, not to mention placing them on the frontier. The fact that the majority of humans in space were bioroids and not people—in the eyes of the inhabitants of the member worlds—was a strain.</w:t>
-      </w:r>
-    </w:p>
-    <w:p>
-      <w:pPr>
-        <w:spacing w:after="0" w:line="360" w:lineRule="auto"/>
-        <w:jc w:val="both"/>
-        <w:rPr>
-          <w:rFonts w:ascii="Times New Roman" w:hAnsi="Times New Roman" w:cs="Times New Roman"/>
-          <w:sz w:val="24"/>
-          <w:szCs w:val="24"/>
-        </w:rPr>
-      </w:pPr>
-    </w:p>
-    <w:p>
-      <w:pPr>
-        <w:spacing w:after="0" w:line="360" w:lineRule="auto"/>
-        <w:jc w:val="both"/>
-        <w:rPr>
-          <w:rFonts w:ascii="Times New Roman" w:hAnsi="Times New Roman" w:cs="Times New Roman"/>
-          <w:sz w:val="24"/>
-          <w:szCs w:val="24"/>
-        </w:rPr>
-      </w:pPr>
-      <w:r>
-        <w:rPr>
-          <w:rFonts w:ascii="Times New Roman" w:hAnsi="Times New Roman" w:cs="Times New Roman"/>
+          <w:rFonts w:ascii="Montserrat" w:hAnsi="Montserrat" w:cs="Times New Roman"/>
+          <w:sz w:val="24"/>
+          <w:szCs w:val="24"/>
+        </w:rPr>
+      </w:pPr>
+    </w:p>
+    <w:p>
+      <w:pPr>
+        <w:spacing w:after="0" w:line="360" w:lineRule="auto"/>
+        <w:jc w:val="both"/>
+        <w:rPr>
+          <w:rFonts w:ascii="Montserrat" w:hAnsi="Montserrat" w:cs="Times New Roman"/>
+          <w:sz w:val="24"/>
+          <w:szCs w:val="24"/>
+        </w:rPr>
+      </w:pPr>
+      <w:r>
+        <w:rPr>
+          <w:rFonts w:ascii="Montserrat" w:hAnsi="Montserrat" w:cs="Times New Roman"/>
+          <w:sz w:val="24"/>
+          <w:szCs w:val="24"/>
+        </w:rPr>
+        <w:t>Nanotechnology made it possible for the alliance to design personnel who were better, tougher and longer lived than their donor parents. Most of the human resources supporting the AEA were slips genetically reengineered and cultivated from citizens’ genetic material, as indentures. Some, many would say the best, become military conscripts and the reward for their service was citizenship at the end of their tour. In spite of the fact that slips were psychologically and existentially unique individuals, in most cases they had no other recourse for attaining independence. A small percentage of natural human population elected serve in the armed forces. Usually in the upper ranks since a healthy amount of personal excellence was the only justification for risking citizens’ lives and subjecting them to torturous augmentation upgrades, not to mention placing them on the frontier. The fact that the majority of humans in space were bioroids and not people—in the eyes of the inhabitants of the member worlds—was a strain.</w:t>
+      </w:r>
+    </w:p>
+    <w:p>
+      <w:pPr>
+        <w:spacing w:after="0" w:line="360" w:lineRule="auto"/>
+        <w:jc w:val="both"/>
+        <w:rPr>
+          <w:rFonts w:ascii="Montserrat" w:hAnsi="Montserrat" w:cs="Times New Roman"/>
+          <w:sz w:val="24"/>
+          <w:szCs w:val="24"/>
+        </w:rPr>
+      </w:pPr>
+    </w:p>
+    <w:p>
+      <w:pPr>
+        <w:spacing w:after="0" w:line="360" w:lineRule="auto"/>
+        <w:jc w:val="both"/>
+        <w:rPr>
+          <w:rFonts w:ascii="Montserrat" w:hAnsi="Montserrat" w:cs="Times New Roman"/>
+          <w:sz w:val="24"/>
+          <w:szCs w:val="24"/>
+        </w:rPr>
+      </w:pPr>
+      <w:r>
+        <w:rPr>
+          <w:rFonts w:ascii="Montserrat" w:hAnsi="Montserrat" w:cs="Times New Roman"/>
           <w:sz w:val="24"/>
           <w:szCs w:val="24"/>
         </w:rPr>
@@ -3284,25 +3236,25 @@
         <w:spacing w:after="0" w:line="360" w:lineRule="auto"/>
         <w:jc w:val="both"/>
         <w:rPr>
-          <w:rFonts w:ascii="Times New Roman" w:hAnsi="Times New Roman" w:cs="Times New Roman"/>
-          <w:sz w:val="24"/>
-          <w:szCs w:val="24"/>
-        </w:rPr>
-      </w:pPr>
-    </w:p>
-    <w:p>
-      <w:pPr>
-        <w:spacing w:after="0" w:line="360" w:lineRule="auto"/>
-        <w:jc w:val="both"/>
-        <w:rPr>
-          <w:rFonts w:ascii="Times New Roman" w:hAnsi="Times New Roman" w:cs="Times New Roman"/>
-          <w:sz w:val="24"/>
-          <w:szCs w:val="24"/>
-        </w:rPr>
-      </w:pPr>
-      <w:r>
-        <w:rPr>
-          <w:rFonts w:ascii="Times New Roman" w:hAnsi="Times New Roman" w:cs="Times New Roman"/>
+          <w:rFonts w:ascii="Montserrat" w:hAnsi="Montserrat" w:cs="Times New Roman"/>
+          <w:sz w:val="24"/>
+          <w:szCs w:val="24"/>
+        </w:rPr>
+      </w:pPr>
+    </w:p>
+    <w:p>
+      <w:pPr>
+        <w:spacing w:after="0" w:line="360" w:lineRule="auto"/>
+        <w:jc w:val="both"/>
+        <w:rPr>
+          <w:rFonts w:ascii="Montserrat" w:hAnsi="Montserrat" w:cs="Times New Roman"/>
+          <w:sz w:val="24"/>
+          <w:szCs w:val="24"/>
+        </w:rPr>
+      </w:pPr>
+      <w:r>
+        <w:rPr>
+          <w:rFonts w:ascii="Montserrat" w:hAnsi="Montserrat" w:cs="Times New Roman"/>
           <w:sz w:val="24"/>
           <w:szCs w:val="24"/>
         </w:rPr>
@@ -3314,14 +3266,14 @@
         <w:spacing w:after="0" w:line="360" w:lineRule="auto"/>
         <w:jc w:val="both"/>
         <w:rPr>
-          <w:rFonts w:ascii="Times New Roman" w:hAnsi="Times New Roman" w:cs="Times New Roman"/>
-          <w:sz w:val="24"/>
-          <w:szCs w:val="24"/>
-        </w:rPr>
-      </w:pPr>
-      <w:r>
-        <w:rPr>
-          <w:rFonts w:ascii="Times New Roman" w:hAnsi="Times New Roman" w:cs="Times New Roman"/>
+          <w:rFonts w:ascii="Montserrat" w:hAnsi="Montserrat" w:cs="Times New Roman"/>
+          <w:sz w:val="24"/>
+          <w:szCs w:val="24"/>
+        </w:rPr>
+      </w:pPr>
+      <w:r>
+        <w:rPr>
+          <w:rFonts w:ascii="Montserrat" w:hAnsi="Montserrat" w:cs="Times New Roman"/>
           <w:sz w:val="24"/>
           <w:szCs w:val="24"/>
         </w:rPr>
@@ -3333,29 +3285,28 @@
         <w:spacing w:after="0" w:line="360" w:lineRule="auto"/>
         <w:jc w:val="both"/>
         <w:rPr>
-          <w:rFonts w:ascii="Times New Roman" w:hAnsi="Times New Roman" w:cs="Times New Roman"/>
-          <w:sz w:val="24"/>
-          <w:szCs w:val="24"/>
-        </w:rPr>
-      </w:pPr>
-    </w:p>
-    <w:p>
-      <w:pPr>
-        <w:spacing w:after="0" w:line="360" w:lineRule="auto"/>
-        <w:jc w:val="both"/>
-        <w:rPr>
-          <w:rFonts w:ascii="Times New Roman" w:hAnsi="Times New Roman" w:cs="Times New Roman"/>
-          <w:sz w:val="24"/>
-          <w:szCs w:val="24"/>
-        </w:rPr>
-      </w:pPr>
-      <w:r>
-        <w:rPr>
-          <w:rFonts w:ascii="Times New Roman" w:hAnsi="Times New Roman" w:cs="Times New Roman"/>
-          <w:sz w:val="24"/>
-          <w:szCs w:val="24"/>
-        </w:rPr>
-        <w:lastRenderedPageBreak/>
+          <w:rFonts w:ascii="Montserrat" w:hAnsi="Montserrat" w:cs="Times New Roman"/>
+          <w:sz w:val="24"/>
+          <w:szCs w:val="24"/>
+        </w:rPr>
+      </w:pPr>
+    </w:p>
+    <w:p>
+      <w:pPr>
+        <w:spacing w:after="0" w:line="360" w:lineRule="auto"/>
+        <w:jc w:val="both"/>
+        <w:rPr>
+          <w:rFonts w:ascii="Montserrat" w:hAnsi="Montserrat" w:cs="Times New Roman"/>
+          <w:sz w:val="24"/>
+          <w:szCs w:val="24"/>
+        </w:rPr>
+      </w:pPr>
+      <w:r>
+        <w:rPr>
+          <w:rFonts w:ascii="Montserrat" w:hAnsi="Montserrat" w:cs="Times New Roman"/>
+          <w:sz w:val="24"/>
+          <w:szCs w:val="24"/>
+        </w:rPr>
         <w:t>Among the advances pending licensing was augmented retrogression, a risky course of augmentations designed to reverse the aging process to make individuals grow younger. A feat accidentally achieved with a few adolescent and post adolescent augmentees.</w:t>
       </w:r>
     </w:p>
@@ -3364,7 +3315,7 @@
         <w:spacing w:after="0" w:line="360" w:lineRule="auto"/>
         <w:jc w:val="both"/>
         <w:rPr>
-          <w:rFonts w:ascii="Times New Roman" w:hAnsi="Times New Roman" w:cs="Times New Roman"/>
+          <w:rFonts w:ascii="Montserrat" w:hAnsi="Montserrat" w:cs="Times New Roman"/>
           <w:sz w:val="24"/>
           <w:szCs w:val="24"/>
         </w:rPr>
@@ -3380,18 +3331,18 @@
         <w:spacing w:after="0" w:line="360" w:lineRule="auto"/>
         <w:jc w:val="both"/>
         <w:rPr>
-          <w:rFonts w:ascii="Times New Roman" w:hAnsi="Times New Roman" w:cs="Times New Roman"/>
-          <w:sz w:val="24"/>
-          <w:szCs w:val="24"/>
-        </w:rPr>
-      </w:pPr>
-    </w:p>
-    <w:p>
-      <w:pPr>
-        <w:spacing w:after="0" w:line="360" w:lineRule="auto"/>
-        <w:jc w:val="both"/>
-        <w:rPr>
-          <w:rFonts w:ascii="Times New Roman" w:hAnsi="Times New Roman" w:cs="Times New Roman"/>
+          <w:rFonts w:ascii="Montserrat" w:hAnsi="Montserrat" w:cs="Times New Roman"/>
+          <w:sz w:val="24"/>
+          <w:szCs w:val="24"/>
+        </w:rPr>
+      </w:pPr>
+    </w:p>
+    <w:p>
+      <w:pPr>
+        <w:spacing w:after="0" w:line="360" w:lineRule="auto"/>
+        <w:jc w:val="both"/>
+        <w:rPr>
+          <w:rFonts w:ascii="Montserrat" w:hAnsi="Montserrat" w:cs="Times New Roman"/>
           <w:sz w:val="24"/>
           <w:szCs w:val="24"/>
         </w:rPr>
@@ -3407,8 +3358,106 @@
 </w:document>
 </file>
 
+<file path=word/numbering.xml><?xml version="1.0" encoding="utf-8"?>
+<w:numbering xmlns:wpc="http://schemas.microsoft.com/office/word/2010/wordprocessingCanvas" xmlns:cx="http://schemas.microsoft.com/office/drawing/2014/chartex" xmlns:cx1="http://schemas.microsoft.com/office/drawing/2015/9/8/chartex" xmlns:cx2="http://schemas.microsoft.com/office/drawing/2015/10/21/chartex" xmlns:cx3="http://schemas.microsoft.com/office/drawing/2016/5/9/chartex" xmlns:cx4="http://schemas.microsoft.com/office/drawing/2016/5/10/chartex" xmlns:cx5="http://schemas.microsoft.com/office/drawing/2016/5/11/chartex" xmlns:cx6="http://schemas.microsoft.com/office/drawing/2016/5/12/chartex" xmlns:cx7="http://schemas.microsoft.com/office/drawing/2016/5/13/chartex" xmlns:cx8="http://schemas.microsoft.com/office/drawing/2016/5/14/chartex" xmlns:mc="http://schemas.openxmlformats.org/markup-compatibility/2006" xmlns:aink="http://schemas.microsoft.com/office/drawing/2016/ink" xmlns:am3d="http://schemas.microsoft.com/office/drawing/2017/model3d" xmlns:o="urn:schemas-microsoft-com:office:office" xmlns:oel="http://schemas.microsoft.com/office/2019/extlst" xmlns:r="http://schemas.openxmlformats.org/officeDocument/2006/relationships" xmlns:m="http://schemas.openxmlformats.org/officeDocument/2006/math" xmlns:v="urn:schemas-microsoft-com:vml" xmlns:wp14="http://schemas.microsoft.com/office/word/2010/wordprocessingDrawing" xmlns:wp="http://schemas.openxmlformats.org/drawingml/2006/wordprocessingDrawing" xmlns:w10="urn:schemas-microsoft-com:office:word" xmlns:w="http://schemas.openxmlformats.org/wordprocessingml/2006/main" xmlns:w14="http://schemas.microsoft.com/office/word/2010/wordml" xmlns:w15="http://schemas.microsoft.com/office/word/2012/wordml" xmlns:w16cex="http://schemas.microsoft.com/office/word/2018/wordml/cex" xmlns:w16cid="http://schemas.microsoft.com/office/word/2016/wordml/cid" xmlns:w16="http://schemas.microsoft.com/office/word/2018/wordml" xmlns:w16du="http://schemas.microsoft.com/office/word/2023/wordml/word16du" xmlns:w16sdtdh="http://schemas.microsoft.com/office/word/2020/wordml/sdtdatahash" xmlns:w16sdtfl="http://schemas.microsoft.com/office/word/2024/wordml/sdtformatlock" xmlns:w16se="http://schemas.microsoft.com/office/word/2015/wordml/symex" xmlns:wpg="http://schemas.microsoft.com/office/word/2010/wordprocessingGroup" xmlns:wpi="http://schemas.microsoft.com/office/word/2010/wordprocessingInk" xmlns:wne="http://schemas.microsoft.com/office/word/2006/wordml" xmlns:wps="http://schemas.microsoft.com/office/word/2010/wordprocessingShape" mc:Ignorable="w14 w15 w16se w16cid w16 w16cex w16sdtdh w16sdtfl w16du wp14">
+  <w:abstractNum w:abstractNumId="0" w15:restartNumberingAfterBreak="0">
+    <w:nsid w:val="FFFFFFFB"/>
+    <w:multiLevelType w:val="multilevel"/>
+    <w:tmpl w:val="80A499BA"/>
+    <w:lvl w:ilvl="0">
+      <w:start w:val="1"/>
+      <w:numFmt w:val="cardinalText"/>
+      <w:lvlText w:val="Chapter %1 "/>
+      <w:legacy w:legacy="1" w:legacySpace="144" w:legacyIndent="0"/>
+      <w:lvlJc w:val="left"/>
+    </w:lvl>
+    <w:lvl w:ilvl="1">
+      <w:start w:val="1"/>
+      <w:numFmt w:val="none"/>
+      <w:pStyle w:val="Heading2"/>
+      <w:suff w:val="nothing"/>
+      <w:lvlText w:val=""/>
+      <w:lvlJc w:val="left"/>
+    </w:lvl>
+    <w:lvl w:ilvl="2">
+      <w:start w:val="1"/>
+      <w:numFmt w:val="none"/>
+      <w:suff w:val="nothing"/>
+      <w:lvlText w:val=""/>
+      <w:lvlJc w:val="left"/>
+    </w:lvl>
+    <w:lvl w:ilvl="3">
+      <w:start w:val="1"/>
+      <w:numFmt w:val="none"/>
+      <w:pStyle w:val="Heading4"/>
+      <w:suff w:val="nothing"/>
+      <w:lvlText w:val=""/>
+      <w:lvlJc w:val="left"/>
+    </w:lvl>
+    <w:lvl w:ilvl="4">
+      <w:start w:val="1"/>
+      <w:numFmt w:val="none"/>
+      <w:pStyle w:val="Heading5"/>
+      <w:suff w:val="nothing"/>
+      <w:lvlText w:val=""/>
+      <w:lvlJc w:val="left"/>
+    </w:lvl>
+    <w:lvl w:ilvl="5">
+      <w:start w:val="1"/>
+      <w:numFmt w:val="none"/>
+      <w:pStyle w:val="Heading6"/>
+      <w:suff w:val="nothing"/>
+      <w:lvlText w:val=""/>
+      <w:lvlJc w:val="left"/>
+    </w:lvl>
+    <w:lvl w:ilvl="6">
+      <w:start w:val="1"/>
+      <w:numFmt w:val="none"/>
+      <w:suff w:val="nothing"/>
+      <w:lvlText w:val=""/>
+      <w:lvlJc w:val="left"/>
+    </w:lvl>
+    <w:lvl w:ilvl="7">
+      <w:start w:val="1"/>
+      <w:numFmt w:val="none"/>
+      <w:suff w:val="nothing"/>
+      <w:lvlText w:val=""/>
+      <w:lvlJc w:val="left"/>
+    </w:lvl>
+    <w:lvl w:ilvl="8">
+      <w:start w:val="1"/>
+      <w:numFmt w:val="none"/>
+      <w:suff w:val="nothing"/>
+      <w:lvlText w:val=""/>
+      <w:lvlJc w:val="left"/>
+    </w:lvl>
+  </w:abstractNum>
+  <w:num w:numId="1" w16cid:durableId="576787400">
+    <w:abstractNumId w:val="0"/>
+  </w:num>
+  <w:num w:numId="2" w16cid:durableId="1118524107">
+    <w:abstractNumId w:val="0"/>
+  </w:num>
+  <w:num w:numId="3" w16cid:durableId="256795377">
+    <w:abstractNumId w:val="0"/>
+  </w:num>
+  <w:num w:numId="4" w16cid:durableId="2087989041">
+    <w:abstractNumId w:val="0"/>
+  </w:num>
+  <w:num w:numId="5" w16cid:durableId="638339781">
+    <w:abstractNumId w:val="0"/>
+  </w:num>
+  <w:num w:numId="6" w16cid:durableId="686444975">
+    <w:abstractNumId w:val="0"/>
+  </w:num>
+  <w:num w:numId="7" w16cid:durableId="1983775670">
+    <w:abstractNumId w:val="0"/>
+  </w:num>
+</w:numbering>
+</file>
+
 <file path=word/styles.xml><?xml version="1.0" encoding="utf-8"?>
-<w:styles xmlns:r="http://schemas.openxmlformats.org/officeDocument/2006/relationships" xmlns:w="http://schemas.openxmlformats.org/wordprocessingml/2006/main">
+<w:styles xmlns:mc="http://schemas.openxmlformats.org/markup-compatibility/2006" xmlns:r="http://schemas.openxmlformats.org/officeDocument/2006/relationships" xmlns:w="http://schemas.openxmlformats.org/wordprocessingml/2006/main" xmlns:w14="http://schemas.microsoft.com/office/word/2010/wordml" xmlns:w15="http://schemas.microsoft.com/office/word/2012/wordml" xmlns:w16cex="http://schemas.microsoft.com/office/word/2018/wordml/cex" xmlns:w16cid="http://schemas.microsoft.com/office/word/2016/wordml/cid" xmlns:w16="http://schemas.microsoft.com/office/word/2018/wordml" xmlns:w16du="http://schemas.microsoft.com/office/word/2023/wordml/word16du" xmlns:w16sdtdh="http://schemas.microsoft.com/office/word/2020/wordml/sdtdatahash" xmlns:w16sdtfl="http://schemas.microsoft.com/office/word/2024/wordml/sdtformatlock" xmlns:w16se="http://schemas.microsoft.com/office/word/2015/wordml/symex" mc:Ignorable="w14 w15 w16se w16cid w16 w16cex w16sdtdh w16sdtfl w16du">
   <w:docDefaults>
     <w:rPrDefault>
       <w:rPr>
@@ -3418,160 +3467,561 @@
         <w:lang w:val="en-US" w:eastAsia="en-US" w:bidi="ar-SA"/>
       </w:rPr>
     </w:rPrDefault>
-    <w:pPrDefault>
-      <w:pPr>
-        <w:spacing w:after="200" w:line="276" w:lineRule="auto"/>
-      </w:pPr>
-    </w:pPrDefault>
+    <w:pPrDefault/>
   </w:docDefaults>
-  <w:latentStyles w:defLockedState="0" w:defUIPriority="99" w:defSemiHidden="1" w:defUnhideWhenUsed="1" w:defQFormat="0" w:count="267">
-    <w:lsdException w:name="Normal" w:semiHidden="0" w:uiPriority="0" w:unhideWhenUsed="0" w:qFormat="1"/>
-    <w:lsdException w:name="heading 1" w:semiHidden="0" w:uiPriority="9" w:unhideWhenUsed="0" w:qFormat="1"/>
-    <w:lsdException w:name="heading 2" w:uiPriority="9" w:qFormat="1"/>
-    <w:lsdException w:name="heading 3" w:uiPriority="9" w:qFormat="1"/>
-    <w:lsdException w:name="heading 4" w:uiPriority="9" w:qFormat="1"/>
-    <w:lsdException w:name="heading 5" w:uiPriority="9" w:qFormat="1"/>
-    <w:lsdException w:name="heading 6" w:uiPriority="9" w:qFormat="1"/>
-    <w:lsdException w:name="heading 7" w:uiPriority="9" w:qFormat="1"/>
-    <w:lsdException w:name="heading 8" w:uiPriority="9" w:qFormat="1"/>
-    <w:lsdException w:name="heading 9" w:uiPriority="9" w:qFormat="1"/>
-    <w:lsdException w:name="toc 1" w:uiPriority="39"/>
-    <w:lsdException w:name="toc 2" w:uiPriority="39"/>
-    <w:lsdException w:name="toc 3" w:uiPriority="39"/>
-    <w:lsdException w:name="toc 4" w:uiPriority="39"/>
-    <w:lsdException w:name="toc 5" w:uiPriority="39"/>
-    <w:lsdException w:name="toc 6" w:uiPriority="39"/>
-    <w:lsdException w:name="toc 7" w:uiPriority="39"/>
-    <w:lsdException w:name="toc 8" w:uiPriority="39"/>
-    <w:lsdException w:name="toc 9" w:uiPriority="39"/>
-    <w:lsdException w:name="caption" w:uiPriority="35" w:qFormat="1"/>
-    <w:lsdException w:name="Title" w:semiHidden="0" w:uiPriority="10" w:unhideWhenUsed="0" w:qFormat="1"/>
-    <w:lsdException w:name="Default Paragraph Font" w:uiPriority="1"/>
-    <w:lsdException w:name="Body Text" w:uiPriority="0"/>
-    <w:lsdException w:name="Subtitle" w:semiHidden="0" w:uiPriority="11" w:unhideWhenUsed="0" w:qFormat="1"/>
-    <w:lsdException w:name="Strong" w:semiHidden="0" w:uiPriority="22" w:unhideWhenUsed="0" w:qFormat="1"/>
-    <w:lsdException w:name="Emphasis" w:semiHidden="0" w:uiPriority="20" w:unhideWhenUsed="0" w:qFormat="1"/>
-    <w:lsdException w:name="Table Grid" w:semiHidden="0" w:uiPriority="59" w:unhideWhenUsed="0"/>
-    <w:lsdException w:name="Placeholder Text" w:unhideWhenUsed="0"/>
-    <w:lsdException w:name="No Spacing" w:semiHidden="0" w:uiPriority="1" w:unhideWhenUsed="0" w:qFormat="1"/>
-    <w:lsdException w:name="Light Shading" w:semiHidden="0" w:uiPriority="60" w:unhideWhenUsed="0"/>
-    <w:lsdException w:name="Light List" w:semiHidden="0" w:uiPriority="61" w:unhideWhenUsed="0"/>
-    <w:lsdException w:name="Light Grid" w:semiHidden="0" w:uiPriority="62" w:unhideWhenUsed="0"/>
-    <w:lsdException w:name="Medium Shading 1" w:semiHidden="0" w:uiPriority="63" w:unhideWhenUsed="0"/>
-    <w:lsdException w:name="Medium Shading 2" w:semiHidden="0" w:uiPriority="64" w:unhideWhenUsed="0"/>
-    <w:lsdException w:name="Medium List 1" w:semiHidden="0" w:uiPriority="65" w:unhideWhenUsed="0"/>
-    <w:lsdException w:name="Medium List 2" w:semiHidden="0" w:uiPriority="66" w:unhideWhenUsed="0"/>
-    <w:lsdException w:name="Medium Grid 1" w:semiHidden="0" w:uiPriority="67" w:unhideWhenUsed="0"/>
-    <w:lsdException w:name="Medium Grid 2" w:semiHidden="0" w:uiPriority="68" w:unhideWhenUsed="0"/>
-    <w:lsdException w:name="Medium Grid 3" w:semiHidden="0" w:uiPriority="69" w:unhideWhenUsed="0"/>
-    <w:lsdException w:name="Dark List" w:semiHidden="0" w:uiPriority="70" w:unhideWhenUsed="0"/>
-    <w:lsdException w:name="Colorful Shading" w:semiHidden="0" w:uiPriority="71" w:unhideWhenUsed="0"/>
-    <w:lsdException w:name="Colorful List" w:semiHidden="0" w:uiPriority="72" w:unhideWhenUsed="0"/>
-    <w:lsdException w:name="Colorful Grid" w:semiHidden="0" w:uiPriority="73" w:unhideWhenUsed="0"/>
-    <w:lsdException w:name="Light Shading Accent 1" w:semiHidden="0" w:uiPriority="60" w:unhideWhenUsed="0"/>
-    <w:lsdException w:name="Light List Accent 1" w:semiHidden="0" w:uiPriority="61" w:unhideWhenUsed="0"/>
-    <w:lsdException w:name="Light Grid Accent 1" w:semiHidden="0" w:uiPriority="62" w:unhideWhenUsed="0"/>
-    <w:lsdException w:name="Medium Shading 1 Accent 1" w:semiHidden="0" w:uiPriority="63" w:unhideWhenUsed="0"/>
-    <w:lsdException w:name="Medium Shading 2 Accent 1" w:semiHidden="0" w:uiPriority="64" w:unhideWhenUsed="0"/>
-    <w:lsdException w:name="Medium List 1 Accent 1" w:semiHidden="0" w:uiPriority="65" w:unhideWhenUsed="0"/>
-    <w:lsdException w:name="Revision" w:unhideWhenUsed="0"/>
-    <w:lsdException w:name="List Paragraph" w:semiHidden="0" w:uiPriority="34" w:unhideWhenUsed="0" w:qFormat="1"/>
-    <w:lsdException w:name="Quote" w:semiHidden="0" w:uiPriority="29" w:unhideWhenUsed="0" w:qFormat="1"/>
-    <w:lsdException w:name="Intense Quote" w:semiHidden="0" w:uiPriority="30" w:unhideWhenUsed="0" w:qFormat="1"/>
-    <w:lsdException w:name="Medium List 2 Accent 1" w:semiHidden="0" w:uiPriority="66" w:unhideWhenUsed="0"/>
-    <w:lsdException w:name="Medium Grid 1 Accent 1" w:semiHidden="0" w:uiPriority="67" w:unhideWhenUsed="0"/>
-    <w:lsdException w:name="Medium Grid 2 Accent 1" w:semiHidden="0" w:uiPriority="68" w:unhideWhenUsed="0"/>
-    <w:lsdException w:name="Medium Grid 3 Accent 1" w:semiHidden="0" w:uiPriority="69" w:unhideWhenUsed="0"/>
-    <w:lsdException w:name="Dark List Accent 1" w:semiHidden="0" w:uiPriority="70" w:unhideWhenUsed="0"/>
-    <w:lsdException w:name="Colorful Shading Accent 1" w:semiHidden="0" w:uiPriority="71" w:unhideWhenUsed="0"/>
-    <w:lsdException w:name="Colorful List Accent 1" w:semiHidden="0" w:uiPriority="72" w:unhideWhenUsed="0"/>
-    <w:lsdException w:name="Colorful Grid Accent 1" w:semiHidden="0" w:uiPriority="73" w:unhideWhenUsed="0"/>
-    <w:lsdException w:name="Light Shading Accent 2" w:semiHidden="0" w:uiPriority="60" w:unhideWhenUsed="0"/>
-    <w:lsdException w:name="Light List Accent 2" w:semiHidden="0" w:uiPriority="61" w:unhideWhenUsed="0"/>
-    <w:lsdException w:name="Light Grid Accent 2" w:semiHidden="0" w:uiPriority="62" w:unhideWhenUsed="0"/>
-    <w:lsdException w:name="Medium Shading 1 Accent 2" w:semiHidden="0" w:uiPriority="63" w:unhideWhenUsed="0"/>
-    <w:lsdException w:name="Medium Shading 2 Accent 2" w:semiHidden="0" w:uiPriority="64" w:unhideWhenUsed="0"/>
-    <w:lsdException w:name="Medium List 1 Accent 2" w:semiHidden="0" w:uiPriority="65" w:unhideWhenUsed="0"/>
-    <w:lsdException w:name="Medium List 2 Accent 2" w:semiHidden="0" w:uiPriority="66" w:unhideWhenUsed="0"/>
-    <w:lsdException w:name="Medium Grid 1 Accent 2" w:semiHidden="0" w:uiPriority="67" w:unhideWhenUsed="0"/>
-    <w:lsdException w:name="Medium Grid 2 Accent 2" w:semiHidden="0" w:uiPriority="68" w:unhideWhenUsed="0"/>
-    <w:lsdException w:name="Medium Grid 3 Accent 2" w:semiHidden="0" w:uiPriority="69" w:unhideWhenUsed="0"/>
-    <w:lsdException w:name="Dark List Accent 2" w:semiHidden="0" w:uiPriority="70" w:unhideWhenUsed="0"/>
-    <w:lsdException w:name="Colorful Shading Accent 2" w:semiHidden="0" w:uiPriority="71" w:unhideWhenUsed="0"/>
-    <w:lsdException w:name="Colorful List Accent 2" w:semiHidden="0" w:uiPriority="72" w:unhideWhenUsed="0"/>
-    <w:lsdException w:name="Colorful Grid Accent 2" w:semiHidden="0" w:uiPriority="73" w:unhideWhenUsed="0"/>
-    <w:lsdException w:name="Light Shading Accent 3" w:semiHidden="0" w:uiPriority="60" w:unhideWhenUsed="0"/>
-    <w:lsdException w:name="Light List Accent 3" w:semiHidden="0" w:uiPriority="61" w:unhideWhenUsed="0"/>
-    <w:lsdException w:name="Light Grid Accent 3" w:semiHidden="0" w:uiPriority="62" w:unhideWhenUsed="0"/>
-    <w:lsdException w:name="Medium Shading 1 Accent 3" w:semiHidden="0" w:uiPriority="63" w:unhideWhenUsed="0"/>
-    <w:lsdException w:name="Medium Shading 2 Accent 3" w:semiHidden="0" w:uiPriority="64" w:unhideWhenUsed="0"/>
-    <w:lsdException w:name="Medium List 1 Accent 3" w:semiHidden="0" w:uiPriority="65" w:unhideWhenUsed="0"/>
-    <w:lsdException w:name="Medium List 2 Accent 3" w:semiHidden="0" w:uiPriority="66" w:unhideWhenUsed="0"/>
-    <w:lsdException w:name="Medium Grid 1 Accent 3" w:semiHidden="0" w:uiPriority="67" w:unhideWhenUsed="0"/>
-    <w:lsdException w:name="Medium Grid 2 Accent 3" w:semiHidden="0" w:uiPriority="68" w:unhideWhenUsed="0"/>
-    <w:lsdException w:name="Medium Grid 3 Accent 3" w:semiHidden="0" w:uiPriority="69" w:unhideWhenUsed="0"/>
-    <w:lsdException w:name="Dark List Accent 3" w:semiHidden="0" w:uiPriority="70" w:unhideWhenUsed="0"/>
-    <w:lsdException w:name="Colorful Shading Accent 3" w:semiHidden="0" w:uiPriority="71" w:unhideWhenUsed="0"/>
-    <w:lsdException w:name="Colorful List Accent 3" w:semiHidden="0" w:uiPriority="72" w:unhideWhenUsed="0"/>
-    <w:lsdException w:name="Colorful Grid Accent 3" w:semiHidden="0" w:uiPriority="73" w:unhideWhenUsed="0"/>
-    <w:lsdException w:name="Light Shading Accent 4" w:semiHidden="0" w:uiPriority="60" w:unhideWhenUsed="0"/>
-    <w:lsdException w:name="Light List Accent 4" w:semiHidden="0" w:uiPriority="61" w:unhideWhenUsed="0"/>
-    <w:lsdException w:name="Light Grid Accent 4" w:semiHidden="0" w:uiPriority="62" w:unhideWhenUsed="0"/>
-    <w:lsdException w:name="Medium Shading 1 Accent 4" w:semiHidden="0" w:uiPriority="63" w:unhideWhenUsed="0"/>
-    <w:lsdException w:name="Medium Shading 2 Accent 4" w:semiHidden="0" w:uiPriority="64" w:unhideWhenUsed="0"/>
-    <w:lsdException w:name="Medium List 1 Accent 4" w:semiHidden="0" w:uiPriority="65" w:unhideWhenUsed="0"/>
-    <w:lsdException w:name="Medium List 2 Accent 4" w:semiHidden="0" w:uiPriority="66" w:unhideWhenUsed="0"/>
-    <w:lsdException w:name="Medium Grid 1 Accent 4" w:semiHidden="0" w:uiPriority="67" w:unhideWhenUsed="0"/>
-    <w:lsdException w:name="Medium Grid 2 Accent 4" w:semiHidden="0" w:uiPriority="68" w:unhideWhenUsed="0"/>
-    <w:lsdException w:name="Medium Grid 3 Accent 4" w:semiHidden="0" w:uiPriority="69" w:unhideWhenUsed="0"/>
-    <w:lsdException w:name="Dark List Accent 4" w:semiHidden="0" w:uiPriority="70" w:unhideWhenUsed="0"/>
-    <w:lsdException w:name="Colorful Shading Accent 4" w:semiHidden="0" w:uiPriority="71" w:unhideWhenUsed="0"/>
-    <w:lsdException w:name="Colorful List Accent 4" w:semiHidden="0" w:uiPriority="72" w:unhideWhenUsed="0"/>
-    <w:lsdException w:name="Colorful Grid Accent 4" w:semiHidden="0" w:uiPriority="73" w:unhideWhenUsed="0"/>
-    <w:lsdException w:name="Light Shading Accent 5" w:semiHidden="0" w:uiPriority="60" w:unhideWhenUsed="0"/>
-    <w:lsdException w:name="Light List Accent 5" w:semiHidden="0" w:uiPriority="61" w:unhideWhenUsed="0"/>
-    <w:lsdException w:name="Light Grid Accent 5" w:semiHidden="0" w:uiPriority="62" w:unhideWhenUsed="0"/>
-    <w:lsdException w:name="Medium Shading 1 Accent 5" w:semiHidden="0" w:uiPriority="63" w:unhideWhenUsed="0"/>
-    <w:lsdException w:name="Medium Shading 2 Accent 5" w:semiHidden="0" w:uiPriority="64" w:unhideWhenUsed="0"/>
-    <w:lsdException w:name="Medium List 1 Accent 5" w:semiHidden="0" w:uiPriority="65" w:unhideWhenUsed="0"/>
-    <w:lsdException w:name="Medium List 2 Accent 5" w:semiHidden="0" w:uiPriority="66" w:unhideWhenUsed="0"/>
-    <w:lsdException w:name="Medium Grid 1 Accent 5" w:semiHidden="0" w:uiPriority="67" w:unhideWhenUsed="0"/>
-    <w:lsdException w:name="Medium Grid 2 Accent 5" w:semiHidden="0" w:uiPriority="68" w:unhideWhenUsed="0"/>
-    <w:lsdException w:name="Medium Grid 3 Accent 5" w:semiHidden="0" w:uiPriority="69" w:unhideWhenUsed="0"/>
-    <w:lsdException w:name="Dark List Accent 5" w:semiHidden="0" w:uiPriority="70" w:unhideWhenUsed="0"/>
-    <w:lsdException w:name="Colorful Shading Accent 5" w:semiHidden="0" w:uiPriority="71" w:unhideWhenUsed="0"/>
-    <w:lsdException w:name="Colorful List Accent 5" w:semiHidden="0" w:uiPriority="72" w:unhideWhenUsed="0"/>
-    <w:lsdException w:name="Colorful Grid Accent 5" w:semiHidden="0" w:uiPriority="73" w:unhideWhenUsed="0"/>
-    <w:lsdException w:name="Light Shading Accent 6" w:semiHidden="0" w:uiPriority="60" w:unhideWhenUsed="0"/>
-    <w:lsdException w:name="Light List Accent 6" w:semiHidden="0" w:uiPriority="61" w:unhideWhenUsed="0"/>
-    <w:lsdException w:name="Light Grid Accent 6" w:semiHidden="0" w:uiPriority="62" w:unhideWhenUsed="0"/>
-    <w:lsdException w:name="Medium Shading 1 Accent 6" w:semiHidden="0" w:uiPriority="63" w:unhideWhenUsed="0"/>
-    <w:lsdException w:name="Medium Shading 2 Accent 6" w:semiHidden="0" w:uiPriority="64" w:unhideWhenUsed="0"/>
-    <w:lsdException w:name="Medium List 1 Accent 6" w:semiHidden="0" w:uiPriority="65" w:unhideWhenUsed="0"/>
-    <w:lsdException w:name="Medium List 2 Accent 6" w:semiHidden="0" w:uiPriority="66" w:unhideWhenUsed="0"/>
-    <w:lsdException w:name="Medium Grid 1 Accent 6" w:semiHidden="0" w:uiPriority="67" w:unhideWhenUsed="0"/>
-    <w:lsdException w:name="Medium Grid 2 Accent 6" w:semiHidden="0" w:uiPriority="68" w:unhideWhenUsed="0"/>
-    <w:lsdException w:name="Medium Grid 3 Accent 6" w:semiHidden="0" w:uiPriority="69" w:unhideWhenUsed="0"/>
-    <w:lsdException w:name="Dark List Accent 6" w:semiHidden="0" w:uiPriority="70" w:unhideWhenUsed="0"/>
-    <w:lsdException w:name="Colorful Shading Accent 6" w:semiHidden="0" w:uiPriority="71" w:unhideWhenUsed="0"/>
-    <w:lsdException w:name="Colorful List Accent 6" w:semiHidden="0" w:uiPriority="72" w:unhideWhenUsed="0"/>
-    <w:lsdException w:name="Colorful Grid Accent 6" w:semiHidden="0" w:uiPriority="73" w:unhideWhenUsed="0"/>
-    <w:lsdException w:name="Subtle Emphasis" w:semiHidden="0" w:uiPriority="19" w:unhideWhenUsed="0" w:qFormat="1"/>
-    <w:lsdException w:name="Intense Emphasis" w:semiHidden="0" w:uiPriority="21" w:unhideWhenUsed="0" w:qFormat="1"/>
-    <w:lsdException w:name="Subtle Reference" w:semiHidden="0" w:uiPriority="31" w:unhideWhenUsed="0" w:qFormat="1"/>
-    <w:lsdException w:name="Intense Reference" w:semiHidden="0" w:uiPriority="32" w:unhideWhenUsed="0" w:qFormat="1"/>
-    <w:lsdException w:name="Book Title" w:semiHidden="0" w:uiPriority="33" w:unhideWhenUsed="0" w:qFormat="1"/>
-    <w:lsdException w:name="Bibliography" w:uiPriority="37"/>
-    <w:lsdException w:name="TOC Heading" w:uiPriority="39" w:qFormat="1"/>
+  <w:latentStyles w:defLockedState="0" w:defUIPriority="99" w:defSemiHidden="0" w:defUnhideWhenUsed="0" w:defQFormat="0" w:count="376">
+    <w:lsdException w:name="Normal" w:uiPriority="0" w:qFormat="1"/>
+    <w:lsdException w:name="heading 1" w:uiPriority="0" w:qFormat="1"/>
+    <w:lsdException w:name="heading 2" w:semiHidden="1" w:uiPriority="0" w:unhideWhenUsed="1" w:qFormat="1"/>
+    <w:lsdException w:name="heading 3" w:semiHidden="1" w:uiPriority="0" w:unhideWhenUsed="1" w:qFormat="1"/>
+    <w:lsdException w:name="heading 4" w:semiHidden="1" w:uiPriority="0" w:unhideWhenUsed="1" w:qFormat="1"/>
+    <w:lsdException w:name="heading 5" w:semiHidden="1" w:uiPriority="0" w:unhideWhenUsed="1" w:qFormat="1"/>
+    <w:lsdException w:name="heading 6" w:semiHidden="1" w:uiPriority="0" w:unhideWhenUsed="1" w:qFormat="1"/>
+    <w:lsdException w:name="heading 7" w:semiHidden="1" w:uiPriority="0" w:unhideWhenUsed="1" w:qFormat="1"/>
+    <w:lsdException w:name="heading 8" w:semiHidden="1" w:uiPriority="0" w:unhideWhenUsed="1" w:qFormat="1"/>
+    <w:lsdException w:name="heading 9" w:semiHidden="1" w:uiPriority="0" w:unhideWhenUsed="1" w:qFormat="1"/>
+    <w:lsdException w:name="index 1" w:semiHidden="1" w:unhideWhenUsed="1"/>
+    <w:lsdException w:name="index 2" w:semiHidden="1" w:unhideWhenUsed="1"/>
+    <w:lsdException w:name="index 3" w:semiHidden="1" w:unhideWhenUsed="1"/>
+    <w:lsdException w:name="index 4" w:semiHidden="1" w:unhideWhenUsed="1"/>
+    <w:lsdException w:name="index 5" w:semiHidden="1" w:unhideWhenUsed="1"/>
+    <w:lsdException w:name="index 6" w:semiHidden="1" w:unhideWhenUsed="1"/>
+    <w:lsdException w:name="index 7" w:semiHidden="1" w:unhideWhenUsed="1"/>
+    <w:lsdException w:name="index 8" w:semiHidden="1" w:unhideWhenUsed="1"/>
+    <w:lsdException w:name="index 9" w:semiHidden="1" w:unhideWhenUsed="1"/>
+    <w:lsdException w:name="toc 1" w:semiHidden="1" w:uiPriority="39" w:unhideWhenUsed="1"/>
+    <w:lsdException w:name="toc 2" w:semiHidden="1" w:uiPriority="39" w:unhideWhenUsed="1"/>
+    <w:lsdException w:name="toc 3" w:semiHidden="1" w:uiPriority="39" w:unhideWhenUsed="1"/>
+    <w:lsdException w:name="toc 4" w:semiHidden="1" w:uiPriority="39" w:unhideWhenUsed="1"/>
+    <w:lsdException w:name="toc 5" w:semiHidden="1" w:uiPriority="39" w:unhideWhenUsed="1"/>
+    <w:lsdException w:name="toc 6" w:semiHidden="1" w:uiPriority="39" w:unhideWhenUsed="1"/>
+    <w:lsdException w:name="toc 7" w:semiHidden="1" w:uiPriority="39" w:unhideWhenUsed="1"/>
+    <w:lsdException w:name="toc 8" w:semiHidden="1" w:uiPriority="39" w:unhideWhenUsed="1"/>
+    <w:lsdException w:name="toc 9" w:semiHidden="1" w:uiPriority="39" w:unhideWhenUsed="1"/>
+    <w:lsdException w:name="Normal Indent" w:semiHidden="1" w:unhideWhenUsed="1"/>
+    <w:lsdException w:name="footnote text" w:semiHidden="1" w:unhideWhenUsed="1"/>
+    <w:lsdException w:name="annotation text" w:semiHidden="1" w:unhideWhenUsed="1"/>
+    <w:lsdException w:name="header" w:semiHidden="1" w:unhideWhenUsed="1"/>
+    <w:lsdException w:name="footer" w:semiHidden="1" w:unhideWhenUsed="1"/>
+    <w:lsdException w:name="index heading" w:semiHidden="1" w:unhideWhenUsed="1"/>
+    <w:lsdException w:name="caption" w:semiHidden="1" w:uiPriority="35" w:unhideWhenUsed="1" w:qFormat="1"/>
+    <w:lsdException w:name="table of figures" w:semiHidden="1" w:unhideWhenUsed="1"/>
+    <w:lsdException w:name="envelope address" w:semiHidden="1" w:unhideWhenUsed="1"/>
+    <w:lsdException w:name="envelope return" w:semiHidden="1" w:unhideWhenUsed="1"/>
+    <w:lsdException w:name="footnote reference" w:semiHidden="1" w:unhideWhenUsed="1"/>
+    <w:lsdException w:name="annotation reference" w:semiHidden="1" w:unhideWhenUsed="1"/>
+    <w:lsdException w:name="line number" w:semiHidden="1" w:unhideWhenUsed="1"/>
+    <w:lsdException w:name="page number" w:semiHidden="1" w:unhideWhenUsed="1"/>
+    <w:lsdException w:name="endnote reference" w:semiHidden="1" w:unhideWhenUsed="1"/>
+    <w:lsdException w:name="endnote text" w:semiHidden="1" w:unhideWhenUsed="1"/>
+    <w:lsdException w:name="table of authorities" w:semiHidden="1" w:unhideWhenUsed="1"/>
+    <w:lsdException w:name="macro" w:semiHidden="1" w:unhideWhenUsed="1"/>
+    <w:lsdException w:name="toa heading" w:semiHidden="1" w:unhideWhenUsed="1"/>
+    <w:lsdException w:name="List" w:semiHidden="1" w:unhideWhenUsed="1"/>
+    <w:lsdException w:name="List Bullet" w:semiHidden="1" w:unhideWhenUsed="1"/>
+    <w:lsdException w:name="List Number" w:semiHidden="1" w:unhideWhenUsed="1"/>
+    <w:lsdException w:name="List 2" w:semiHidden="1" w:unhideWhenUsed="1"/>
+    <w:lsdException w:name="List 3" w:semiHidden="1" w:unhideWhenUsed="1"/>
+    <w:lsdException w:name="List 4" w:semiHidden="1" w:unhideWhenUsed="1"/>
+    <w:lsdException w:name="List 5" w:semiHidden="1" w:unhideWhenUsed="1"/>
+    <w:lsdException w:name="List Bullet 2" w:semiHidden="1" w:unhideWhenUsed="1"/>
+    <w:lsdException w:name="List Bullet 3" w:semiHidden="1" w:unhideWhenUsed="1"/>
+    <w:lsdException w:name="List Bullet 4" w:semiHidden="1" w:unhideWhenUsed="1"/>
+    <w:lsdException w:name="List Bullet 5" w:semiHidden="1" w:unhideWhenUsed="1"/>
+    <w:lsdException w:name="List Number 2" w:semiHidden="1" w:unhideWhenUsed="1"/>
+    <w:lsdException w:name="List Number 3" w:semiHidden="1" w:unhideWhenUsed="1"/>
+    <w:lsdException w:name="List Number 4" w:semiHidden="1" w:unhideWhenUsed="1"/>
+    <w:lsdException w:name="List Number 5" w:semiHidden="1" w:unhideWhenUsed="1"/>
+    <w:lsdException w:name="Title" w:uiPriority="10" w:qFormat="1"/>
+    <w:lsdException w:name="Closing" w:semiHidden="1" w:unhideWhenUsed="1"/>
+    <w:lsdException w:name="Signature" w:semiHidden="1" w:unhideWhenUsed="1"/>
+    <w:lsdException w:name="Default Paragraph Font" w:semiHidden="1" w:uiPriority="1" w:unhideWhenUsed="1"/>
+    <w:lsdException w:name="Body Text" w:semiHidden="1" w:uiPriority="0" w:unhideWhenUsed="1"/>
+    <w:lsdException w:name="Body Text Indent" w:semiHidden="1" w:unhideWhenUsed="1"/>
+    <w:lsdException w:name="List Continue" w:semiHidden="1" w:unhideWhenUsed="1"/>
+    <w:lsdException w:name="List Continue 2" w:semiHidden="1" w:unhideWhenUsed="1"/>
+    <w:lsdException w:name="List Continue 3" w:semiHidden="1" w:unhideWhenUsed="1"/>
+    <w:lsdException w:name="List Continue 4" w:semiHidden="1" w:unhideWhenUsed="1"/>
+    <w:lsdException w:name="List Continue 5" w:semiHidden="1" w:unhideWhenUsed="1"/>
+    <w:lsdException w:name="Message Header" w:semiHidden="1" w:unhideWhenUsed="1"/>
+    <w:lsdException w:name="Subtitle" w:uiPriority="11" w:qFormat="1"/>
+    <w:lsdException w:name="Salutation" w:semiHidden="1" w:unhideWhenUsed="1"/>
+    <w:lsdException w:name="Date" w:semiHidden="1" w:unhideWhenUsed="1"/>
+    <w:lsdException w:name="Body Text First Indent" w:semiHidden="1" w:unhideWhenUsed="1"/>
+    <w:lsdException w:name="Body Text First Indent 2" w:semiHidden="1" w:unhideWhenUsed="1"/>
+    <w:lsdException w:name="Note Heading" w:semiHidden="1" w:unhideWhenUsed="1"/>
+    <w:lsdException w:name="Body Text 2" w:semiHidden="1" w:unhideWhenUsed="1"/>
+    <w:lsdException w:name="Body Text 3" w:semiHidden="1" w:unhideWhenUsed="1"/>
+    <w:lsdException w:name="Body Text Indent 2" w:semiHidden="1" w:unhideWhenUsed="1"/>
+    <w:lsdException w:name="Body Text Indent 3" w:semiHidden="1" w:unhideWhenUsed="1"/>
+    <w:lsdException w:name="Block Text" w:semiHidden="1" w:unhideWhenUsed="1"/>
+    <w:lsdException w:name="Hyperlink" w:semiHidden="1" w:unhideWhenUsed="1"/>
+    <w:lsdException w:name="FollowedHyperlink" w:semiHidden="1" w:unhideWhenUsed="1"/>
+    <w:lsdException w:name="Strong" w:uiPriority="22" w:qFormat="1"/>
+    <w:lsdException w:name="Emphasis" w:uiPriority="20" w:qFormat="1"/>
+    <w:lsdException w:name="Document Map" w:semiHidden="1" w:unhideWhenUsed="1"/>
+    <w:lsdException w:name="Plain Text" w:semiHidden="1" w:unhideWhenUsed="1"/>
+    <w:lsdException w:name="E-mail Signature" w:semiHidden="1" w:unhideWhenUsed="1"/>
+    <w:lsdException w:name="HTML Top of Form" w:semiHidden="1" w:unhideWhenUsed="1"/>
+    <w:lsdException w:name="HTML Bottom of Form" w:semiHidden="1" w:unhideWhenUsed="1"/>
+    <w:lsdException w:name="Normal (Web)" w:semiHidden="1" w:unhideWhenUsed="1"/>
+    <w:lsdException w:name="HTML Acronym" w:semiHidden="1" w:unhideWhenUsed="1"/>
+    <w:lsdException w:name="HTML Address" w:semiHidden="1" w:unhideWhenUsed="1"/>
+    <w:lsdException w:name="HTML Cite" w:semiHidden="1" w:unhideWhenUsed="1"/>
+    <w:lsdException w:name="HTML Code" w:semiHidden="1" w:unhideWhenUsed="1"/>
+    <w:lsdException w:name="HTML Definition" w:semiHidden="1" w:unhideWhenUsed="1"/>
+    <w:lsdException w:name="HTML Keyboard" w:semiHidden="1" w:unhideWhenUsed="1"/>
+    <w:lsdException w:name="HTML Preformatted" w:semiHidden="1" w:unhideWhenUsed="1"/>
+    <w:lsdException w:name="HTML Sample" w:semiHidden="1" w:unhideWhenUsed="1"/>
+    <w:lsdException w:name="HTML Typewriter" w:semiHidden="1" w:unhideWhenUsed="1"/>
+    <w:lsdException w:name="HTML Variable" w:semiHidden="1" w:unhideWhenUsed="1"/>
+    <w:lsdException w:name="Normal Table" w:semiHidden="1" w:unhideWhenUsed="1"/>
+    <w:lsdException w:name="annotation subject" w:semiHidden="1" w:unhideWhenUsed="1"/>
+    <w:lsdException w:name="No List" w:semiHidden="1" w:unhideWhenUsed="1"/>
+    <w:lsdException w:name="Outline List 1" w:semiHidden="1" w:unhideWhenUsed="1"/>
+    <w:lsdException w:name="Outline List 2" w:semiHidden="1" w:unhideWhenUsed="1"/>
+    <w:lsdException w:name="Outline List 3" w:semiHidden="1" w:unhideWhenUsed="1"/>
+    <w:lsdException w:name="Table Simple 1" w:semiHidden="1" w:unhideWhenUsed="1"/>
+    <w:lsdException w:name="Table Simple 2" w:semiHidden="1" w:unhideWhenUsed="1"/>
+    <w:lsdException w:name="Table Simple 3" w:semiHidden="1" w:unhideWhenUsed="1"/>
+    <w:lsdException w:name="Table Classic 1" w:semiHidden="1" w:unhideWhenUsed="1"/>
+    <w:lsdException w:name="Table Classic 2" w:semiHidden="1" w:unhideWhenUsed="1"/>
+    <w:lsdException w:name="Table Classic 3" w:semiHidden="1" w:unhideWhenUsed="1"/>
+    <w:lsdException w:name="Table Classic 4" w:semiHidden="1" w:unhideWhenUsed="1"/>
+    <w:lsdException w:name="Table Colorful 1" w:semiHidden="1" w:unhideWhenUsed="1"/>
+    <w:lsdException w:name="Table Colorful 2" w:semiHidden="1" w:unhideWhenUsed="1"/>
+    <w:lsdException w:name="Table Colorful 3" w:semiHidden="1" w:unhideWhenUsed="1"/>
+    <w:lsdException w:name="Table Columns 1" w:semiHidden="1" w:unhideWhenUsed="1"/>
+    <w:lsdException w:name="Table Columns 2" w:semiHidden="1" w:unhideWhenUsed="1"/>
+    <w:lsdException w:name="Table Columns 3" w:semiHidden="1" w:unhideWhenUsed="1"/>
+    <w:lsdException w:name="Table Columns 4" w:semiHidden="1" w:unhideWhenUsed="1"/>
+    <w:lsdException w:name="Table Columns 5" w:semiHidden="1" w:unhideWhenUsed="1"/>
+    <w:lsdException w:name="Table Grid 1" w:semiHidden="1" w:unhideWhenUsed="1"/>
+    <w:lsdException w:name="Table Grid 2" w:semiHidden="1" w:unhideWhenUsed="1"/>
+    <w:lsdException w:name="Table Grid 3" w:semiHidden="1" w:unhideWhenUsed="1"/>
+    <w:lsdException w:name="Table Grid 4" w:semiHidden="1" w:unhideWhenUsed="1"/>
+    <w:lsdException w:name="Table Grid 5" w:semiHidden="1" w:unhideWhenUsed="1"/>
+    <w:lsdException w:name="Table Grid 6" w:semiHidden="1" w:unhideWhenUsed="1"/>
+    <w:lsdException w:name="Table Grid 7" w:semiHidden="1" w:unhideWhenUsed="1"/>
+    <w:lsdException w:name="Table Grid 8" w:semiHidden="1" w:unhideWhenUsed="1"/>
+    <w:lsdException w:name="Table List 1" w:semiHidden="1" w:unhideWhenUsed="1"/>
+    <w:lsdException w:name="Table List 2" w:semiHidden="1" w:unhideWhenUsed="1"/>
+    <w:lsdException w:name="Table List 3" w:semiHidden="1" w:unhideWhenUsed="1"/>
+    <w:lsdException w:name="Table List 4" w:semiHidden="1" w:unhideWhenUsed="1"/>
+    <w:lsdException w:name="Table List 5" w:semiHidden="1" w:unhideWhenUsed="1"/>
+    <w:lsdException w:name="Table List 6" w:semiHidden="1" w:unhideWhenUsed="1"/>
+    <w:lsdException w:name="Table List 7" w:semiHidden="1" w:unhideWhenUsed="1"/>
+    <w:lsdException w:name="Table List 8" w:semiHidden="1" w:unhideWhenUsed="1"/>
+    <w:lsdException w:name="Table 3D effects 1" w:semiHidden="1" w:unhideWhenUsed="1"/>
+    <w:lsdException w:name="Table 3D effects 2" w:semiHidden="1" w:unhideWhenUsed="1"/>
+    <w:lsdException w:name="Table 3D effects 3" w:semiHidden="1" w:unhideWhenUsed="1"/>
+    <w:lsdException w:name="Table Contemporary" w:semiHidden="1" w:unhideWhenUsed="1"/>
+    <w:lsdException w:name="Table Elegant" w:semiHidden="1" w:unhideWhenUsed="1"/>
+    <w:lsdException w:name="Table Professional" w:semiHidden="1" w:unhideWhenUsed="1"/>
+    <w:lsdException w:name="Table Subtle 1" w:semiHidden="1" w:unhideWhenUsed="1"/>
+    <w:lsdException w:name="Table Subtle 2" w:semiHidden="1" w:unhideWhenUsed="1"/>
+    <w:lsdException w:name="Table Web 1" w:semiHidden="1" w:unhideWhenUsed="1"/>
+    <w:lsdException w:name="Table Web 2" w:semiHidden="1" w:unhideWhenUsed="1"/>
+    <w:lsdException w:name="Table Web 3" w:semiHidden="1" w:unhideWhenUsed="1"/>
+    <w:lsdException w:name="Balloon Text" w:semiHidden="1" w:unhideWhenUsed="1"/>
+    <w:lsdException w:name="Table Grid" w:uiPriority="59"/>
+    <w:lsdException w:name="Table Theme" w:semiHidden="1" w:unhideWhenUsed="1"/>
+    <w:lsdException w:name="Placeholder Text" w:semiHidden="1"/>
+    <w:lsdException w:name="No Spacing" w:uiPriority="1" w:qFormat="1"/>
+    <w:lsdException w:name="Light Shading" w:uiPriority="60"/>
+    <w:lsdException w:name="Light List" w:uiPriority="61"/>
+    <w:lsdException w:name="Light Grid" w:uiPriority="62"/>
+    <w:lsdException w:name="Medium Shading 1" w:uiPriority="63"/>
+    <w:lsdException w:name="Medium Shading 2" w:uiPriority="64"/>
+    <w:lsdException w:name="Medium List 1" w:uiPriority="65"/>
+    <w:lsdException w:name="Medium List 2" w:uiPriority="66"/>
+    <w:lsdException w:name="Medium Grid 1" w:uiPriority="67"/>
+    <w:lsdException w:name="Medium Grid 2" w:uiPriority="68"/>
+    <w:lsdException w:name="Medium Grid 3" w:uiPriority="69"/>
+    <w:lsdException w:name="Dark List" w:uiPriority="70"/>
+    <w:lsdException w:name="Colorful Shading" w:uiPriority="71"/>
+    <w:lsdException w:name="Colorful List" w:uiPriority="72"/>
+    <w:lsdException w:name="Colorful Grid" w:uiPriority="73"/>
+    <w:lsdException w:name="Light Shading Accent 1" w:uiPriority="60"/>
+    <w:lsdException w:name="Light List Accent 1" w:uiPriority="61"/>
+    <w:lsdException w:name="Light Grid Accent 1" w:uiPriority="62"/>
+    <w:lsdException w:name="Medium Shading 1 Accent 1" w:uiPriority="63"/>
+    <w:lsdException w:name="Medium Shading 2 Accent 1" w:uiPriority="64"/>
+    <w:lsdException w:name="Medium List 1 Accent 1" w:uiPriority="65"/>
+    <w:lsdException w:name="Revision" w:semiHidden="1"/>
+    <w:lsdException w:name="List Paragraph" w:uiPriority="34" w:qFormat="1"/>
+    <w:lsdException w:name="Quote" w:uiPriority="29" w:qFormat="1"/>
+    <w:lsdException w:name="Intense Quote" w:uiPriority="30" w:qFormat="1"/>
+    <w:lsdException w:name="Medium List 2 Accent 1" w:uiPriority="66"/>
+    <w:lsdException w:name="Medium Grid 1 Accent 1" w:uiPriority="67"/>
+    <w:lsdException w:name="Medium Grid 2 Accent 1" w:uiPriority="68"/>
+    <w:lsdException w:name="Medium Grid 3 Accent 1" w:uiPriority="69"/>
+    <w:lsdException w:name="Dark List Accent 1" w:uiPriority="70"/>
+    <w:lsdException w:name="Colorful Shading Accent 1" w:uiPriority="71"/>
+    <w:lsdException w:name="Colorful List Accent 1" w:uiPriority="72"/>
+    <w:lsdException w:name="Colorful Grid Accent 1" w:uiPriority="73"/>
+    <w:lsdException w:name="Light Shading Accent 2" w:uiPriority="60"/>
+    <w:lsdException w:name="Light List Accent 2" w:uiPriority="61"/>
+    <w:lsdException w:name="Light Grid Accent 2" w:uiPriority="62"/>
+    <w:lsdException w:name="Medium Shading 1 Accent 2" w:uiPriority="63"/>
+    <w:lsdException w:name="Medium Shading 2 Accent 2" w:uiPriority="64"/>
+    <w:lsdException w:name="Medium List 1 Accent 2" w:uiPriority="65"/>
+    <w:lsdException w:name="Medium List 2 Accent 2" w:uiPriority="66"/>
+    <w:lsdException w:name="Medium Grid 1 Accent 2" w:uiPriority="67"/>
+    <w:lsdException w:name="Medium Grid 2 Accent 2" w:uiPriority="68"/>
+    <w:lsdException w:name="Medium Grid 3 Accent 2" w:uiPriority="69"/>
+    <w:lsdException w:name="Dark List Accent 2" w:uiPriority="70"/>
+    <w:lsdException w:name="Colorful Shading Accent 2" w:uiPriority="71"/>
+    <w:lsdException w:name="Colorful List Accent 2" w:uiPriority="72"/>
+    <w:lsdException w:name="Colorful Grid Accent 2" w:uiPriority="73"/>
+    <w:lsdException w:name="Light Shading Accent 3" w:uiPriority="60"/>
+    <w:lsdException w:name="Light List Accent 3" w:uiPriority="61"/>
+    <w:lsdException w:name="Light Grid Accent 3" w:uiPriority="62"/>
+    <w:lsdException w:name="Medium Shading 1 Accent 3" w:uiPriority="63"/>
+    <w:lsdException w:name="Medium Shading 2 Accent 3" w:uiPriority="64"/>
+    <w:lsdException w:name="Medium List 1 Accent 3" w:uiPriority="65"/>
+    <w:lsdException w:name="Medium List 2 Accent 3" w:uiPriority="66"/>
+    <w:lsdException w:name="Medium Grid 1 Accent 3" w:uiPriority="67"/>
+    <w:lsdException w:name="Medium Grid 2 Accent 3" w:uiPriority="68"/>
+    <w:lsdException w:name="Medium Grid 3 Accent 3" w:uiPriority="69"/>
+    <w:lsdException w:name="Dark List Accent 3" w:uiPriority="70"/>
+    <w:lsdException w:name="Colorful Shading Accent 3" w:uiPriority="71"/>
+    <w:lsdException w:name="Colorful List Accent 3" w:uiPriority="72"/>
+    <w:lsdException w:name="Colorful Grid Accent 3" w:uiPriority="73"/>
+    <w:lsdException w:name="Light Shading Accent 4" w:uiPriority="60"/>
+    <w:lsdException w:name="Light List Accent 4" w:uiPriority="61"/>
+    <w:lsdException w:name="Light Grid Accent 4" w:uiPriority="62"/>
+    <w:lsdException w:name="Medium Shading 1 Accent 4" w:uiPriority="63"/>
+    <w:lsdException w:name="Medium Shading 2 Accent 4" w:uiPriority="64"/>
+    <w:lsdException w:name="Medium List 1 Accent 4" w:uiPriority="65"/>
+    <w:lsdException w:name="Medium List 2 Accent 4" w:uiPriority="66"/>
+    <w:lsdException w:name="Medium Grid 1 Accent 4" w:uiPriority="67"/>
+    <w:lsdException w:name="Medium Grid 2 Accent 4" w:uiPriority="68"/>
+    <w:lsdException w:name="Medium Grid 3 Accent 4" w:uiPriority="69"/>
+    <w:lsdException w:name="Dark List Accent 4" w:uiPriority="70"/>
+    <w:lsdException w:name="Colorful Shading Accent 4" w:uiPriority="71"/>
+    <w:lsdException w:name="Colorful List Accent 4" w:uiPriority="72"/>
+    <w:lsdException w:name="Colorful Grid Accent 4" w:uiPriority="73"/>
+    <w:lsdException w:name="Light Shading Accent 5" w:uiPriority="60"/>
+    <w:lsdException w:name="Light List Accent 5" w:uiPriority="61"/>
+    <w:lsdException w:name="Light Grid Accent 5" w:uiPriority="62"/>
+    <w:lsdException w:name="Medium Shading 1 Accent 5" w:uiPriority="63"/>
+    <w:lsdException w:name="Medium Shading 2 Accent 5" w:uiPriority="64"/>
+    <w:lsdException w:name="Medium List 1 Accent 5" w:uiPriority="65"/>
+    <w:lsdException w:name="Medium List 2 Accent 5" w:uiPriority="66"/>
+    <w:lsdException w:name="Medium Grid 1 Accent 5" w:uiPriority="67"/>
+    <w:lsdException w:name="Medium Grid 2 Accent 5" w:uiPriority="68"/>
+    <w:lsdException w:name="Medium Grid 3 Accent 5" w:uiPriority="69"/>
+    <w:lsdException w:name="Dark List Accent 5" w:uiPriority="70"/>
+    <w:lsdException w:name="Colorful Shading Accent 5" w:uiPriority="71"/>
+    <w:lsdException w:name="Colorful List Accent 5" w:uiPriority="72"/>
+    <w:lsdException w:name="Colorful Grid Accent 5" w:uiPriority="73"/>
+    <w:lsdException w:name="Light Shading Accent 6" w:uiPriority="60"/>
+    <w:lsdException w:name="Light List Accent 6" w:uiPriority="61"/>
+    <w:lsdException w:name="Light Grid Accent 6" w:uiPriority="62"/>
+    <w:lsdException w:name="Medium Shading 1 Accent 6" w:uiPriority="63"/>
+    <w:lsdException w:name="Medium Shading 2 Accent 6" w:uiPriority="64"/>
+    <w:lsdException w:name="Medium List 1 Accent 6" w:uiPriority="65"/>
+    <w:lsdException w:name="Medium List 2 Accent 6" w:uiPriority="66"/>
+    <w:lsdException w:name="Medium Grid 1 Accent 6" w:uiPriority="67"/>
+    <w:lsdException w:name="Medium Grid 2 Accent 6" w:uiPriority="68"/>
+    <w:lsdException w:name="Medium Grid 3 Accent 6" w:uiPriority="69"/>
+    <w:lsdException w:name="Dark List Accent 6" w:uiPriority="70"/>
+    <w:lsdException w:name="Colorful Shading Accent 6" w:uiPriority="71"/>
+    <w:lsdException w:name="Colorful List Accent 6" w:uiPriority="72"/>
+    <w:lsdException w:name="Colorful Grid Accent 6" w:uiPriority="73"/>
+    <w:lsdException w:name="Subtle Emphasis" w:uiPriority="19" w:qFormat="1"/>
+    <w:lsdException w:name="Intense Emphasis" w:uiPriority="21" w:qFormat="1"/>
+    <w:lsdException w:name="Subtle Reference" w:uiPriority="31" w:qFormat="1"/>
+    <w:lsdException w:name="Intense Reference" w:uiPriority="32" w:qFormat="1"/>
+    <w:lsdException w:name="Book Title" w:uiPriority="33" w:qFormat="1"/>
+    <w:lsdException w:name="Bibliography" w:semiHidden="1" w:uiPriority="37" w:unhideWhenUsed="1"/>
+    <w:lsdException w:name="TOC Heading" w:semiHidden="1" w:uiPriority="39" w:unhideWhenUsed="1" w:qFormat="1"/>
+    <w:lsdException w:name="Plain Table 1" w:uiPriority="41"/>
+    <w:lsdException w:name="Plain Table 2" w:uiPriority="42"/>
+    <w:lsdException w:name="Plain Table 3" w:uiPriority="43"/>
+    <w:lsdException w:name="Plain Table 4" w:uiPriority="44"/>
+    <w:lsdException w:name="Plain Table 5" w:uiPriority="45"/>
+    <w:lsdException w:name="Grid Table Light" w:uiPriority="40"/>
+    <w:lsdException w:name="Grid Table 1 Light" w:uiPriority="46"/>
+    <w:lsdException w:name="Grid Table 2" w:uiPriority="47"/>
+    <w:lsdException w:name="Grid Table 3" w:uiPriority="48"/>
+    <w:lsdException w:name="Grid Table 4" w:uiPriority="49"/>
+    <w:lsdException w:name="Grid Table 5 Dark" w:uiPriority="50"/>
+    <w:lsdException w:name="Grid Table 6 Colorful" w:uiPriority="51"/>
+    <w:lsdException w:name="Grid Table 7 Colorful" w:uiPriority="52"/>
+    <w:lsdException w:name="Grid Table 1 Light Accent 1" w:uiPriority="46"/>
+    <w:lsdException w:name="Grid Table 2 Accent 1" w:uiPriority="47"/>
+    <w:lsdException w:name="Grid Table 3 Accent 1" w:uiPriority="48"/>
+    <w:lsdException w:name="Grid Table 4 Accent 1" w:uiPriority="49"/>
+    <w:lsdException w:name="Grid Table 5 Dark Accent 1" w:uiPriority="50"/>
+    <w:lsdException w:name="Grid Table 6 Colorful Accent 1" w:uiPriority="51"/>
+    <w:lsdException w:name="Grid Table 7 Colorful Accent 1" w:uiPriority="52"/>
+    <w:lsdException w:name="Grid Table 1 Light Accent 2" w:uiPriority="46"/>
+    <w:lsdException w:name="Grid Table 2 Accent 2" w:uiPriority="47"/>
+    <w:lsdException w:name="Grid Table 3 Accent 2" w:uiPriority="48"/>
+    <w:lsdException w:name="Grid Table 4 Accent 2" w:uiPriority="49"/>
+    <w:lsdException w:name="Grid Table 5 Dark Accent 2" w:uiPriority="50"/>
+    <w:lsdException w:name="Grid Table 6 Colorful Accent 2" w:uiPriority="51"/>
+    <w:lsdException w:name="Grid Table 7 Colorful Accent 2" w:uiPriority="52"/>
+    <w:lsdException w:name="Grid Table 1 Light Accent 3" w:uiPriority="46"/>
+    <w:lsdException w:name="Grid Table 2 Accent 3" w:uiPriority="47"/>
+    <w:lsdException w:name="Grid Table 3 Accent 3" w:uiPriority="48"/>
+    <w:lsdException w:name="Grid Table 4 Accent 3" w:uiPriority="49"/>
+    <w:lsdException w:name="Grid Table 5 Dark Accent 3" w:uiPriority="50"/>
+    <w:lsdException w:name="Grid Table 6 Colorful Accent 3" w:uiPriority="51"/>
+    <w:lsdException w:name="Grid Table 7 Colorful Accent 3" w:uiPriority="52"/>
+    <w:lsdException w:name="Grid Table 1 Light Accent 4" w:uiPriority="46"/>
+    <w:lsdException w:name="Grid Table 2 Accent 4" w:uiPriority="47"/>
+    <w:lsdException w:name="Grid Table 3 Accent 4" w:uiPriority="48"/>
+    <w:lsdException w:name="Grid Table 4 Accent 4" w:uiPriority="49"/>
+    <w:lsdException w:name="Grid Table 5 Dark Accent 4" w:uiPriority="50"/>
+    <w:lsdException w:name="Grid Table 6 Colorful Accent 4" w:uiPriority="51"/>
+    <w:lsdException w:name="Grid Table 7 Colorful Accent 4" w:uiPriority="52"/>
+    <w:lsdException w:name="Grid Table 1 Light Accent 5" w:uiPriority="46"/>
+    <w:lsdException w:name="Grid Table 2 Accent 5" w:uiPriority="47"/>
+    <w:lsdException w:name="Grid Table 3 Accent 5" w:uiPriority="48"/>
+    <w:lsdException w:name="Grid Table 4 Accent 5" w:uiPriority="49"/>
+    <w:lsdException w:name="Grid Table 5 Dark Accent 5" w:uiPriority="50"/>
+    <w:lsdException w:name="Grid Table 6 Colorful Accent 5" w:uiPriority="51"/>
+    <w:lsdException w:name="Grid Table 7 Colorful Accent 5" w:uiPriority="52"/>
+    <w:lsdException w:name="Grid Table 1 Light Accent 6" w:uiPriority="46"/>
+    <w:lsdException w:name="Grid Table 2 Accent 6" w:uiPriority="47"/>
+    <w:lsdException w:name="Grid Table 3 Accent 6" w:uiPriority="48"/>
+    <w:lsdException w:name="Grid Table 4 Accent 6" w:uiPriority="49"/>
+    <w:lsdException w:name="Grid Table 5 Dark Accent 6" w:uiPriority="50"/>
+    <w:lsdException w:name="Grid Table 6 Colorful Accent 6" w:uiPriority="51"/>
+    <w:lsdException w:name="Grid Table 7 Colorful Accent 6" w:uiPriority="52"/>
+    <w:lsdException w:name="List Table 1 Light" w:uiPriority="46"/>
+    <w:lsdException w:name="List Table 2" w:uiPriority="47"/>
+    <w:lsdException w:name="List Table 3" w:uiPriority="48"/>
+    <w:lsdException w:name="List Table 4" w:uiPriority="49"/>
+    <w:lsdException w:name="List Table 5 Dark" w:uiPriority="50"/>
+    <w:lsdException w:name="List Table 6 Colorful" w:uiPriority="51"/>
+    <w:lsdException w:name="List Table 7 Colorful" w:uiPriority="52"/>
+    <w:lsdException w:name="List Table 1 Light Accent 1" w:uiPriority="46"/>
+    <w:lsdException w:name="List Table 2 Accent 1" w:uiPriority="47"/>
+    <w:lsdException w:name="List Table 3 Accent 1" w:uiPriority="48"/>
+    <w:lsdException w:name="List Table 4 Accent 1" w:uiPriority="49"/>
+    <w:lsdException w:name="List Table 5 Dark Accent 1" w:uiPriority="50"/>
+    <w:lsdException w:name="List Table 6 Colorful Accent 1" w:uiPriority="51"/>
+    <w:lsdException w:name="List Table 7 Colorful Accent 1" w:uiPriority="52"/>
+    <w:lsdException w:name="List Table 1 Light Accent 2" w:uiPriority="46"/>
+    <w:lsdException w:name="List Table 2 Accent 2" w:uiPriority="47"/>
+    <w:lsdException w:name="List Table 3 Accent 2" w:uiPriority="48"/>
+    <w:lsdException w:name="List Table 4 Accent 2" w:uiPriority="49"/>
+    <w:lsdException w:name="List Table 5 Dark Accent 2" w:uiPriority="50"/>
+    <w:lsdException w:name="List Table 6 Colorful Accent 2" w:uiPriority="51"/>
+    <w:lsdException w:name="List Table 7 Colorful Accent 2" w:uiPriority="52"/>
+    <w:lsdException w:name="List Table 1 Light Accent 3" w:uiPriority="46"/>
+    <w:lsdException w:name="List Table 2 Accent 3" w:uiPriority="47"/>
+    <w:lsdException w:name="List Table 3 Accent 3" w:uiPriority="48"/>
+    <w:lsdException w:name="List Table 4 Accent 3" w:uiPriority="49"/>
+    <w:lsdException w:name="List Table 5 Dark Accent 3" w:uiPriority="50"/>
+    <w:lsdException w:name="List Table 6 Colorful Accent 3" w:uiPriority="51"/>
+    <w:lsdException w:name="List Table 7 Colorful Accent 3" w:uiPriority="52"/>
+    <w:lsdException w:name="List Table 1 Light Accent 4" w:uiPriority="46"/>
+    <w:lsdException w:name="List Table 2 Accent 4" w:uiPriority="47"/>
+    <w:lsdException w:name="List Table 3 Accent 4" w:uiPriority="48"/>
+    <w:lsdException w:name="List Table 4 Accent 4" w:uiPriority="49"/>
+    <w:lsdException w:name="List Table 5 Dark Accent 4" w:uiPriority="50"/>
+    <w:lsdException w:name="List Table 6 Colorful Accent 4" w:uiPriority="51"/>
+    <w:lsdException w:name="List Table 7 Colorful Accent 4" w:uiPriority="52"/>
+    <w:lsdException w:name="List Table 1 Light Accent 5" w:uiPriority="46"/>
+    <w:lsdException w:name="List Table 2 Accent 5" w:uiPriority="47"/>
+    <w:lsdException w:name="List Table 3 Accent 5" w:uiPriority="48"/>
+    <w:lsdException w:name="List Table 4 Accent 5" w:uiPriority="49"/>
+    <w:lsdException w:name="List Table 5 Dark Accent 5" w:uiPriority="50"/>
+    <w:lsdException w:name="List Table 6 Colorful Accent 5" w:uiPriority="51"/>
+    <w:lsdException w:name="List Table 7 Colorful Accent 5" w:uiPriority="52"/>
+    <w:lsdException w:name="List Table 1 Light Accent 6" w:uiPriority="46"/>
+    <w:lsdException w:name="List Table 2 Accent 6" w:uiPriority="47"/>
+    <w:lsdException w:name="List Table 3 Accent 6" w:uiPriority="48"/>
+    <w:lsdException w:name="List Table 4 Accent 6" w:uiPriority="49"/>
+    <w:lsdException w:name="List Table 5 Dark Accent 6" w:uiPriority="50"/>
+    <w:lsdException w:name="List Table 6 Colorful Accent 6" w:uiPriority="51"/>
+    <w:lsdException w:name="List Table 7 Colorful Accent 6" w:uiPriority="52"/>
+    <w:lsdException w:name="Mention" w:semiHidden="1" w:unhideWhenUsed="1"/>
+    <w:lsdException w:name="Smart Hyperlink" w:semiHidden="1" w:unhideWhenUsed="1"/>
+    <w:lsdException w:name="Hashtag" w:semiHidden="1" w:unhideWhenUsed="1"/>
+    <w:lsdException w:name="Unresolved Mention" w:semiHidden="1" w:unhideWhenUsed="1"/>
+    <w:lsdException w:name="Smart Link" w:semiHidden="1" w:unhideWhenUsed="1"/>
   </w:latentStyles>
   <w:style w:type="paragraph" w:default="1" w:styleId="Normal">
     <w:name w:val="Normal"/>
     <w:qFormat/>
-    <w:rsid w:val="00C20FD8"/>
+    <w:rsid w:val="00B200B6"/>
+    <w:pPr>
+      <w:spacing w:after="240" w:line="276" w:lineRule="auto"/>
+    </w:pPr>
+    <w:rPr>
+      <w:rFonts w:cstheme="minorHAnsi"/>
+      <w:sz w:val="28"/>
+      <w:szCs w:val="28"/>
+    </w:rPr>
+  </w:style>
+  <w:style w:type="paragraph" w:styleId="Heading1">
+    <w:name w:val="heading 1"/>
+    <w:basedOn w:val="NoSpacing"/>
+    <w:next w:val="Normal"/>
+    <w:link w:val="Heading1Char"/>
+    <w:qFormat/>
+    <w:rsid w:val="00B200B6"/>
+    <w:pPr>
+      <w:keepNext/>
+      <w:spacing w:before="240" w:after="60"/>
+      <w:outlineLvl w:val="0"/>
+    </w:pPr>
+    <w:rPr>
+      <w:rFonts w:eastAsiaTheme="majorEastAsia"/>
+      <w:b/>
+      <w:kern w:val="28"/>
+      <w:sz w:val="56"/>
+    </w:rPr>
+  </w:style>
+  <w:style w:type="paragraph" w:styleId="Heading2">
+    <w:name w:val="heading 2"/>
+    <w:basedOn w:val="Heading1"/>
+    <w:next w:val="Normal"/>
+    <w:link w:val="Heading2Char"/>
+    <w:qFormat/>
+    <w:rsid w:val="00B200B6"/>
+    <w:pPr>
+      <w:numPr>
+        <w:ilvl w:val="1"/>
+        <w:numId w:val="7"/>
+      </w:numPr>
+      <w:outlineLvl w:val="1"/>
+    </w:pPr>
+    <w:rPr>
+      <w:rFonts w:asciiTheme="majorHAnsi" w:hAnsiTheme="majorHAnsi"/>
+      <w:sz w:val="48"/>
+      <w:szCs w:val="48"/>
+    </w:rPr>
+  </w:style>
+  <w:style w:type="paragraph" w:styleId="Heading3">
+    <w:name w:val="heading 3"/>
+    <w:basedOn w:val="Heading2"/>
+    <w:next w:val="Normal"/>
+    <w:link w:val="Heading3Char"/>
+    <w:qFormat/>
+    <w:rsid w:val="00B200B6"/>
+    <w:pPr>
+      <w:outlineLvl w:val="2"/>
+    </w:pPr>
+    <w:rPr>
+      <w:sz w:val="40"/>
+    </w:rPr>
+  </w:style>
+  <w:style w:type="paragraph" w:styleId="Heading4">
+    <w:name w:val="heading 4"/>
+    <w:basedOn w:val="Heading3"/>
+    <w:next w:val="Normal"/>
+    <w:link w:val="Heading4Char"/>
+    <w:qFormat/>
+    <w:rsid w:val="00B200B6"/>
+    <w:pPr>
+      <w:numPr>
+        <w:ilvl w:val="3"/>
+      </w:numPr>
+      <w:outlineLvl w:val="3"/>
+    </w:pPr>
+    <w:rPr>
+      <w:sz w:val="32"/>
+    </w:rPr>
+  </w:style>
+  <w:style w:type="paragraph" w:styleId="Heading5">
+    <w:name w:val="heading 5"/>
+    <w:basedOn w:val="Heading4"/>
+    <w:next w:val="Normal"/>
+    <w:link w:val="Heading5Char"/>
+    <w:qFormat/>
+    <w:rsid w:val="00B200B6"/>
+    <w:pPr>
+      <w:numPr>
+        <w:ilvl w:val="4"/>
+      </w:numPr>
+      <w:outlineLvl w:val="4"/>
+    </w:pPr>
+    <w:rPr>
+      <w:sz w:val="28"/>
+    </w:rPr>
+  </w:style>
+  <w:style w:type="paragraph" w:styleId="Heading6">
+    <w:name w:val="heading 6"/>
+    <w:basedOn w:val="Heading5"/>
+    <w:next w:val="Normal"/>
+    <w:link w:val="Heading6Char"/>
+    <w:qFormat/>
+    <w:rsid w:val="00B200B6"/>
+    <w:pPr>
+      <w:numPr>
+        <w:ilvl w:val="5"/>
+      </w:numPr>
+      <w:outlineLvl w:val="5"/>
+    </w:pPr>
+    <w:rPr>
+      <w:bCs/>
+      <w:sz w:val="24"/>
+      <w:szCs w:val="24"/>
+      <w:u w:val="single"/>
+    </w:rPr>
+  </w:style>
+  <w:style w:type="paragraph" w:styleId="Heading7">
+    <w:name w:val="heading 7"/>
+    <w:basedOn w:val="Heading6"/>
+    <w:next w:val="Normal"/>
+    <w:link w:val="Heading7Char"/>
+    <w:qFormat/>
+    <w:rsid w:val="00B200B6"/>
+    <w:pPr>
+      <w:keepNext w:val="0"/>
+      <w:numPr>
+        <w:ilvl w:val="0"/>
+        <w:numId w:val="0"/>
+      </w:numPr>
+      <w:outlineLvl w:val="6"/>
+    </w:pPr>
+    <w:rPr>
+      <w:b w:val="0"/>
+      <w:kern w:val="0"/>
+    </w:rPr>
+  </w:style>
+  <w:style w:type="paragraph" w:styleId="Heading8">
+    <w:name w:val="heading 8"/>
+    <w:basedOn w:val="Heading6"/>
+    <w:next w:val="Normal"/>
+    <w:link w:val="Heading8Char"/>
+    <w:qFormat/>
+    <w:rsid w:val="00B200B6"/>
+    <w:pPr>
+      <w:outlineLvl w:val="7"/>
+    </w:pPr>
+    <w:rPr>
+      <w:i/>
+      <w:iCs/>
+      <w:u w:val="none"/>
+    </w:rPr>
+  </w:style>
+  <w:style w:type="paragraph" w:styleId="Heading9">
+    <w:name w:val="heading 9"/>
+    <w:basedOn w:val="Heading8"/>
+    <w:next w:val="Normal"/>
+    <w:link w:val="Heading9Char"/>
+    <w:qFormat/>
+    <w:rsid w:val="00B200B6"/>
+    <w:pPr>
+      <w:outlineLvl w:val="8"/>
+    </w:pPr>
+    <w:rPr>
+      <w:b w:val="0"/>
+      <w:bCs w:val="0"/>
+    </w:rPr>
   </w:style>
   <w:style w:type="character" w:default="1" w:styleId="DefaultParagraphFont">
     <w:name w:val="Default Paragraph Font"/>
     <w:uiPriority w:val="1"/>
+    <w:semiHidden/>
     <w:unhideWhenUsed/>
   </w:style>
   <w:style w:type="table" w:default="1" w:styleId="TableNormal">
@@ -3579,7 +4029,6 @@
     <w:uiPriority w:val="99"/>
     <w:semiHidden/>
     <w:unhideWhenUsed/>
-    <w:qFormat/>
     <w:tblPr>
       <w:tblInd w:w="0" w:type="dxa"/>
       <w:tblCellMar>
@@ -3625,6 +4074,505 @@
       <w:sz w:val="20"/>
       <w:szCs w:val="20"/>
       <w:lang w:eastAsia="ar-SA"/>
+    </w:rPr>
+  </w:style>
+  <w:style w:type="paragraph" w:customStyle="1" w:styleId="Subheading1">
+    <w:name w:val="Subheading 1"/>
+    <w:basedOn w:val="Heading1"/>
+    <w:next w:val="Normal"/>
+    <w:link w:val="Subheading1Char"/>
+    <w:qFormat/>
+    <w:rsid w:val="00B200B6"/>
+    <w:pPr>
+      <w:spacing w:before="0" w:after="0" w:line="240" w:lineRule="auto"/>
+      <w:contextualSpacing/>
+    </w:pPr>
+    <w:rPr>
+      <w:rFonts w:asciiTheme="majorHAnsi" w:eastAsiaTheme="minorHAnsi" w:hAnsiTheme="majorHAnsi"/>
+      <w:sz w:val="48"/>
+      <w:szCs w:val="48"/>
+      <w:vertAlign w:val="superscript"/>
+    </w:rPr>
+  </w:style>
+  <w:style w:type="character" w:customStyle="1" w:styleId="Subheading1Char">
+    <w:name w:val="Subheading 1 Char"/>
+    <w:basedOn w:val="DefaultParagraphFont"/>
+    <w:link w:val="Subheading1"/>
+    <w:rsid w:val="00B200B6"/>
+    <w:rPr>
+      <w:rFonts w:asciiTheme="majorHAnsi" w:hAnsiTheme="majorHAnsi" w:cstheme="minorHAnsi"/>
+      <w:b/>
+      <w:kern w:val="28"/>
+      <w:sz w:val="48"/>
+      <w:szCs w:val="48"/>
+      <w:vertAlign w:val="superscript"/>
+    </w:rPr>
+  </w:style>
+  <w:style w:type="character" w:customStyle="1" w:styleId="Heading1Char">
+    <w:name w:val="Heading 1 Char"/>
+    <w:basedOn w:val="DefaultParagraphFont"/>
+    <w:link w:val="Heading1"/>
+    <w:rsid w:val="00B200B6"/>
+    <w:rPr>
+      <w:rFonts w:eastAsiaTheme="majorEastAsia" w:cstheme="minorHAnsi"/>
+      <w:b/>
+      <w:kern w:val="28"/>
+      <w:sz w:val="56"/>
+      <w:szCs w:val="28"/>
+    </w:rPr>
+  </w:style>
+  <w:style w:type="paragraph" w:customStyle="1" w:styleId="Subheading2">
+    <w:name w:val="Subheading 2"/>
+    <w:basedOn w:val="Subheading1"/>
+    <w:next w:val="Normal"/>
+    <w:link w:val="Subheading2Char"/>
+    <w:qFormat/>
+    <w:rsid w:val="00B200B6"/>
+  </w:style>
+  <w:style w:type="character" w:customStyle="1" w:styleId="Subheading2Char">
+    <w:name w:val="Subheading 2 Char"/>
+    <w:basedOn w:val="Subheading1Char"/>
+    <w:link w:val="Subheading2"/>
+    <w:rsid w:val="00B200B6"/>
+    <w:rPr>
+      <w:rFonts w:asciiTheme="majorHAnsi" w:hAnsiTheme="majorHAnsi" w:cstheme="minorHAnsi"/>
+      <w:b/>
+      <w:kern w:val="28"/>
+      <w:sz w:val="48"/>
+      <w:szCs w:val="48"/>
+      <w:vertAlign w:val="superscript"/>
+    </w:rPr>
+  </w:style>
+  <w:style w:type="paragraph" w:customStyle="1" w:styleId="Subheading3">
+    <w:name w:val="Subheading 3"/>
+    <w:basedOn w:val="Subheading2"/>
+    <w:next w:val="Normal"/>
+    <w:link w:val="Subheading3Char"/>
+    <w:qFormat/>
+    <w:rsid w:val="00B200B6"/>
+    <w:rPr>
+      <w:sz w:val="40"/>
+      <w:szCs w:val="40"/>
+    </w:rPr>
+  </w:style>
+  <w:style w:type="character" w:customStyle="1" w:styleId="Subheading3Char">
+    <w:name w:val="Subheading 3 Char"/>
+    <w:basedOn w:val="Subheading2Char"/>
+    <w:link w:val="Subheading3"/>
+    <w:rsid w:val="00B200B6"/>
+    <w:rPr>
+      <w:rFonts w:asciiTheme="majorHAnsi" w:hAnsiTheme="majorHAnsi" w:cstheme="minorHAnsi"/>
+      <w:b/>
+      <w:kern w:val="28"/>
+      <w:sz w:val="40"/>
+      <w:szCs w:val="40"/>
+      <w:vertAlign w:val="superscript"/>
+    </w:rPr>
+  </w:style>
+  <w:style w:type="paragraph" w:customStyle="1" w:styleId="Suptitle">
+    <w:name w:val="Suptitle"/>
+    <w:basedOn w:val="Subtitle"/>
+    <w:link w:val="SuptitleChar"/>
+    <w:qFormat/>
+    <w:rsid w:val="00B200B6"/>
+    <w:pPr>
+      <w:spacing w:before="240" w:line="240" w:lineRule="auto"/>
+    </w:pPr>
+    <w:rPr>
+      <w:vertAlign w:val="subscript"/>
+    </w:rPr>
+  </w:style>
+  <w:style w:type="character" w:customStyle="1" w:styleId="SuptitleChar">
+    <w:name w:val="Suptitle Char"/>
+    <w:basedOn w:val="SubtitleChar"/>
+    <w:link w:val="Suptitle"/>
+    <w:rsid w:val="00B200B6"/>
+    <w:rPr>
+      <w:rFonts w:asciiTheme="majorHAnsi" w:eastAsiaTheme="majorEastAsia" w:hAnsiTheme="majorHAnsi" w:cstheme="majorBidi"/>
+      <w:color w:val="7F7F7F" w:themeColor="text1" w:themeTint="80"/>
+      <w:spacing w:val="-10"/>
+      <w:kern w:val="28"/>
+      <w:sz w:val="72"/>
+      <w:szCs w:val="72"/>
+      <w:vertAlign w:val="subscript"/>
+    </w:rPr>
+  </w:style>
+  <w:style w:type="paragraph" w:styleId="Subtitle">
+    <w:name w:val="Subtitle"/>
+    <w:basedOn w:val="Title"/>
+    <w:next w:val="Normal"/>
+    <w:link w:val="SubtitleChar"/>
+    <w:uiPriority w:val="11"/>
+    <w:qFormat/>
+    <w:rsid w:val="00B200B6"/>
+    <w:rPr>
+      <w:b w:val="0"/>
+      <w:bCs w:val="0"/>
+      <w:color w:val="7F7F7F" w:themeColor="text1" w:themeTint="80"/>
+      <w:vertAlign w:val="superscript"/>
+    </w:rPr>
+  </w:style>
+  <w:style w:type="character" w:customStyle="1" w:styleId="SubtitleChar">
+    <w:name w:val="Subtitle Char"/>
+    <w:basedOn w:val="DefaultParagraphFont"/>
+    <w:link w:val="Subtitle"/>
+    <w:uiPriority w:val="11"/>
+    <w:rsid w:val="00B200B6"/>
+    <w:rPr>
+      <w:rFonts w:asciiTheme="majorHAnsi" w:eastAsiaTheme="majorEastAsia" w:hAnsiTheme="majorHAnsi" w:cstheme="majorBidi"/>
+      <w:color w:val="7F7F7F" w:themeColor="text1" w:themeTint="80"/>
+      <w:spacing w:val="-10"/>
+      <w:kern w:val="28"/>
+      <w:sz w:val="72"/>
+      <w:szCs w:val="72"/>
+      <w:vertAlign w:val="superscript"/>
+    </w:rPr>
+  </w:style>
+  <w:style w:type="paragraph" w:styleId="NoSpacing">
+    <w:name w:val="No Spacing"/>
+    <w:basedOn w:val="Normal"/>
+    <w:uiPriority w:val="1"/>
+    <w:qFormat/>
+    <w:rsid w:val="00B200B6"/>
+    <w:pPr>
+      <w:spacing w:after="0"/>
+    </w:pPr>
+  </w:style>
+  <w:style w:type="character" w:customStyle="1" w:styleId="Heading2Char">
+    <w:name w:val="Heading 2 Char"/>
+    <w:basedOn w:val="DefaultParagraphFont"/>
+    <w:link w:val="Heading2"/>
+    <w:rsid w:val="00B200B6"/>
+    <w:rPr>
+      <w:rFonts w:asciiTheme="majorHAnsi" w:eastAsiaTheme="majorEastAsia" w:hAnsiTheme="majorHAnsi" w:cstheme="minorHAnsi"/>
+      <w:b/>
+      <w:kern w:val="28"/>
+      <w:sz w:val="48"/>
+      <w:szCs w:val="48"/>
+    </w:rPr>
+  </w:style>
+  <w:style w:type="character" w:customStyle="1" w:styleId="Heading3Char">
+    <w:name w:val="Heading 3 Char"/>
+    <w:basedOn w:val="DefaultParagraphFont"/>
+    <w:link w:val="Heading3"/>
+    <w:rsid w:val="00B200B6"/>
+    <w:rPr>
+      <w:rFonts w:asciiTheme="majorHAnsi" w:eastAsiaTheme="majorEastAsia" w:hAnsiTheme="majorHAnsi" w:cstheme="minorHAnsi"/>
+      <w:b/>
+      <w:kern w:val="28"/>
+      <w:sz w:val="40"/>
+      <w:szCs w:val="48"/>
+    </w:rPr>
+  </w:style>
+  <w:style w:type="character" w:customStyle="1" w:styleId="Heading4Char">
+    <w:name w:val="Heading 4 Char"/>
+    <w:basedOn w:val="DefaultParagraphFont"/>
+    <w:link w:val="Heading4"/>
+    <w:rsid w:val="00B200B6"/>
+    <w:rPr>
+      <w:rFonts w:asciiTheme="majorHAnsi" w:eastAsiaTheme="majorEastAsia" w:hAnsiTheme="majorHAnsi" w:cstheme="minorHAnsi"/>
+      <w:b/>
+      <w:kern w:val="28"/>
+      <w:sz w:val="32"/>
+      <w:szCs w:val="48"/>
+    </w:rPr>
+  </w:style>
+  <w:style w:type="character" w:customStyle="1" w:styleId="Heading5Char">
+    <w:name w:val="Heading 5 Char"/>
+    <w:basedOn w:val="DefaultParagraphFont"/>
+    <w:link w:val="Heading5"/>
+    <w:rsid w:val="00B200B6"/>
+    <w:rPr>
+      <w:rFonts w:asciiTheme="majorHAnsi" w:eastAsiaTheme="majorEastAsia" w:hAnsiTheme="majorHAnsi" w:cstheme="minorHAnsi"/>
+      <w:b/>
+      <w:kern w:val="28"/>
+      <w:sz w:val="28"/>
+      <w:szCs w:val="48"/>
+    </w:rPr>
+  </w:style>
+  <w:style w:type="character" w:customStyle="1" w:styleId="Heading6Char">
+    <w:name w:val="Heading 6 Char"/>
+    <w:basedOn w:val="DefaultParagraphFont"/>
+    <w:link w:val="Heading6"/>
+    <w:rsid w:val="00B200B6"/>
+    <w:rPr>
+      <w:rFonts w:asciiTheme="majorHAnsi" w:eastAsiaTheme="majorEastAsia" w:hAnsiTheme="majorHAnsi" w:cstheme="minorHAnsi"/>
+      <w:b/>
+      <w:bCs/>
+      <w:kern w:val="28"/>
+      <w:sz w:val="24"/>
+      <w:szCs w:val="24"/>
+      <w:u w:val="single"/>
+    </w:rPr>
+  </w:style>
+  <w:style w:type="character" w:customStyle="1" w:styleId="Heading7Char">
+    <w:name w:val="Heading 7 Char"/>
+    <w:basedOn w:val="DefaultParagraphFont"/>
+    <w:link w:val="Heading7"/>
+    <w:rsid w:val="00B200B6"/>
+    <w:rPr>
+      <w:rFonts w:asciiTheme="majorHAnsi" w:eastAsiaTheme="majorEastAsia" w:hAnsiTheme="majorHAnsi" w:cstheme="minorHAnsi"/>
+      <w:bCs/>
+      <w:sz w:val="24"/>
+      <w:szCs w:val="24"/>
+      <w:u w:val="single"/>
+    </w:rPr>
+  </w:style>
+  <w:style w:type="character" w:customStyle="1" w:styleId="Heading8Char">
+    <w:name w:val="Heading 8 Char"/>
+    <w:basedOn w:val="DefaultParagraphFont"/>
+    <w:link w:val="Heading8"/>
+    <w:rsid w:val="00B200B6"/>
+    <w:rPr>
+      <w:rFonts w:asciiTheme="majorHAnsi" w:eastAsiaTheme="majorEastAsia" w:hAnsiTheme="majorHAnsi" w:cstheme="minorHAnsi"/>
+      <w:b/>
+      <w:bCs/>
+      <w:i/>
+      <w:iCs/>
+      <w:kern w:val="28"/>
+      <w:sz w:val="24"/>
+      <w:szCs w:val="24"/>
+    </w:rPr>
+  </w:style>
+  <w:style w:type="character" w:customStyle="1" w:styleId="Heading9Char">
+    <w:name w:val="Heading 9 Char"/>
+    <w:basedOn w:val="DefaultParagraphFont"/>
+    <w:link w:val="Heading9"/>
+    <w:rsid w:val="00B200B6"/>
+    <w:rPr>
+      <w:rFonts w:asciiTheme="majorHAnsi" w:eastAsiaTheme="majorEastAsia" w:hAnsiTheme="majorHAnsi" w:cstheme="minorHAnsi"/>
+      <w:i/>
+      <w:iCs/>
+      <w:kern w:val="28"/>
+      <w:sz w:val="24"/>
+      <w:szCs w:val="24"/>
+    </w:rPr>
+  </w:style>
+  <w:style w:type="paragraph" w:styleId="Caption">
+    <w:name w:val="caption"/>
+    <w:basedOn w:val="Normal"/>
+    <w:next w:val="Normal"/>
+    <w:uiPriority w:val="35"/>
+    <w:semiHidden/>
+    <w:unhideWhenUsed/>
+    <w:qFormat/>
+    <w:rsid w:val="00B200B6"/>
+    <w:pPr>
+      <w:spacing w:after="200"/>
+    </w:pPr>
+    <w:rPr>
+      <w:rFonts w:eastAsia="Times New Roman"/>
+      <w:i/>
+      <w:iCs/>
+      <w:color w:val="1F497D" w:themeColor="text2"/>
+      <w:szCs w:val="18"/>
+    </w:rPr>
+  </w:style>
+  <w:style w:type="paragraph" w:styleId="Title">
+    <w:name w:val="Title"/>
+    <w:basedOn w:val="NoSpacing"/>
+    <w:next w:val="Normal"/>
+    <w:link w:val="TitleChar"/>
+    <w:uiPriority w:val="10"/>
+    <w:qFormat/>
+    <w:rsid w:val="00B200B6"/>
+    <w:rPr>
+      <w:rFonts w:asciiTheme="majorHAnsi" w:eastAsiaTheme="majorEastAsia" w:hAnsiTheme="majorHAnsi" w:cstheme="majorBidi"/>
+      <w:b/>
+      <w:bCs/>
+      <w:spacing w:val="-10"/>
+      <w:kern w:val="28"/>
+      <w:sz w:val="72"/>
+      <w:szCs w:val="72"/>
+    </w:rPr>
+  </w:style>
+  <w:style w:type="character" w:customStyle="1" w:styleId="TitleChar">
+    <w:name w:val="Title Char"/>
+    <w:basedOn w:val="DefaultParagraphFont"/>
+    <w:link w:val="Title"/>
+    <w:uiPriority w:val="10"/>
+    <w:rsid w:val="00B200B6"/>
+    <w:rPr>
+      <w:rFonts w:asciiTheme="majorHAnsi" w:eastAsiaTheme="majorEastAsia" w:hAnsiTheme="majorHAnsi" w:cstheme="majorBidi"/>
+      <w:b/>
+      <w:bCs/>
+      <w:spacing w:val="-10"/>
+      <w:kern w:val="28"/>
+      <w:sz w:val="72"/>
+      <w:szCs w:val="72"/>
+    </w:rPr>
+  </w:style>
+  <w:style w:type="character" w:styleId="Strong">
+    <w:name w:val="Strong"/>
+    <w:uiPriority w:val="22"/>
+    <w:qFormat/>
+    <w:rsid w:val="00B200B6"/>
+    <w:rPr>
+      <w:b/>
+      <w:bCs/>
+    </w:rPr>
+  </w:style>
+  <w:style w:type="character" w:styleId="Emphasis">
+    <w:name w:val="Emphasis"/>
+    <w:uiPriority w:val="20"/>
+    <w:qFormat/>
+    <w:rsid w:val="00B200B6"/>
+    <w:rPr>
+      <w:rFonts w:asciiTheme="minorHAnsi" w:hAnsiTheme="minorHAnsi" w:cstheme="minorHAnsi"/>
+      <w:i/>
+      <w:iCs/>
+      <w:sz w:val="28"/>
+      <w:szCs w:val="28"/>
+    </w:rPr>
+  </w:style>
+  <w:style w:type="paragraph" w:styleId="ListParagraph">
+    <w:name w:val="List Paragraph"/>
+    <w:basedOn w:val="Normal"/>
+    <w:uiPriority w:val="34"/>
+    <w:qFormat/>
+    <w:rsid w:val="00B200B6"/>
+    <w:pPr>
+      <w:ind w:left="720"/>
+      <w:contextualSpacing/>
+    </w:pPr>
+    <w:rPr>
+      <w:rFonts w:eastAsia="Times New Roman"/>
+    </w:rPr>
+  </w:style>
+  <w:style w:type="paragraph" w:styleId="Quote">
+    <w:name w:val="Quote"/>
+    <w:basedOn w:val="Normal"/>
+    <w:next w:val="Normal"/>
+    <w:link w:val="QuoteChar"/>
+    <w:uiPriority w:val="29"/>
+    <w:qFormat/>
+    <w:rsid w:val="00B200B6"/>
+    <w:pPr>
+      <w:keepLines/>
+      <w:pageBreakBefore/>
+      <w:pBdr>
+        <w:left w:val="single" w:sz="4" w:space="7" w:color="auto"/>
+      </w:pBdr>
+      <w:spacing w:before="120" w:after="120"/>
+      <w:ind w:left="360"/>
+      <w:contextualSpacing/>
+      <w:mirrorIndents/>
+    </w:pPr>
+  </w:style>
+  <w:style w:type="character" w:customStyle="1" w:styleId="QuoteChar">
+    <w:name w:val="Quote Char"/>
+    <w:basedOn w:val="DefaultParagraphFont"/>
+    <w:link w:val="Quote"/>
+    <w:uiPriority w:val="29"/>
+    <w:rsid w:val="00B200B6"/>
+    <w:rPr>
+      <w:rFonts w:cstheme="minorHAnsi"/>
+      <w:sz w:val="28"/>
+      <w:szCs w:val="28"/>
+    </w:rPr>
+  </w:style>
+  <w:style w:type="paragraph" w:styleId="IntenseQuote">
+    <w:name w:val="Intense Quote"/>
+    <w:basedOn w:val="Quote"/>
+    <w:next w:val="Normal"/>
+    <w:link w:val="IntenseQuoteChar"/>
+    <w:uiPriority w:val="30"/>
+    <w:qFormat/>
+    <w:rsid w:val="00B200B6"/>
+    <w:pPr>
+      <w:pBdr>
+        <w:left w:val="single" w:sz="18" w:space="7" w:color="auto"/>
+      </w:pBdr>
+    </w:pPr>
+    <w:rPr>
+      <w:b/>
+      <w:bCs/>
+    </w:rPr>
+  </w:style>
+  <w:style w:type="character" w:customStyle="1" w:styleId="IntenseQuoteChar">
+    <w:name w:val="Intense Quote Char"/>
+    <w:basedOn w:val="DefaultParagraphFont"/>
+    <w:link w:val="IntenseQuote"/>
+    <w:uiPriority w:val="30"/>
+    <w:rsid w:val="00B200B6"/>
+    <w:rPr>
+      <w:rFonts w:cstheme="minorHAnsi"/>
+      <w:b/>
+      <w:bCs/>
+      <w:sz w:val="28"/>
+      <w:szCs w:val="28"/>
+    </w:rPr>
+  </w:style>
+  <w:style w:type="character" w:styleId="SubtleEmphasis">
+    <w:name w:val="Subtle Emphasis"/>
+    <w:basedOn w:val="Emphasis"/>
+    <w:uiPriority w:val="19"/>
+    <w:qFormat/>
+    <w:rsid w:val="00B200B6"/>
+    <w:rPr>
+      <w:rFonts w:asciiTheme="minorHAnsi" w:hAnsiTheme="minorHAnsi" w:cs="Calibri Light"/>
+      <w:i/>
+      <w:iCs/>
+      <w:color w:val="7F7F7F" w:themeColor="text1" w:themeTint="80"/>
+      <w:sz w:val="28"/>
+      <w:szCs w:val="28"/>
+    </w:rPr>
+  </w:style>
+  <w:style w:type="character" w:styleId="IntenseEmphasis">
+    <w:name w:val="Intense Emphasis"/>
+    <w:basedOn w:val="Emphasis"/>
+    <w:uiPriority w:val="21"/>
+    <w:qFormat/>
+    <w:rsid w:val="00B200B6"/>
+    <w:rPr>
+      <w:rFonts w:asciiTheme="minorHAnsi" w:hAnsiTheme="minorHAnsi" w:cstheme="minorHAnsi"/>
+      <w:b/>
+      <w:bCs/>
+      <w:i/>
+      <w:iCs/>
+      <w:sz w:val="28"/>
+      <w:szCs w:val="28"/>
+    </w:rPr>
+  </w:style>
+  <w:style w:type="character" w:styleId="SubtleReference">
+    <w:name w:val="Subtle Reference"/>
+    <w:uiPriority w:val="31"/>
+    <w:qFormat/>
+    <w:rsid w:val="00B200B6"/>
+    <w:rPr>
+      <w:caps/>
+      <w:color w:val="7F7F7F" w:themeColor="text1" w:themeTint="80"/>
+      <w:sz w:val="22"/>
+      <w:szCs w:val="22"/>
+    </w:rPr>
+  </w:style>
+  <w:style w:type="character" w:styleId="IntenseReference">
+    <w:name w:val="Intense Reference"/>
+    <w:basedOn w:val="SubtleReference"/>
+    <w:uiPriority w:val="32"/>
+    <w:qFormat/>
+    <w:rsid w:val="00B200B6"/>
+    <w:rPr>
+      <w:b/>
+      <w:bCs/>
+      <w:caps/>
+      <w:color w:val="7F7F7F" w:themeColor="text1" w:themeTint="80"/>
+      <w:sz w:val="22"/>
+      <w:szCs w:val="22"/>
+    </w:rPr>
+  </w:style>
+  <w:style w:type="character" w:styleId="BookTitle">
+    <w:name w:val="Book Title"/>
+    <w:basedOn w:val="DefaultParagraphFont"/>
+    <w:uiPriority w:val="33"/>
+    <w:qFormat/>
+    <w:rsid w:val="00B200B6"/>
+    <w:rPr>
+      <w:b/>
+      <w:bCs/>
+      <w:i/>
+      <w:iCs/>
+      <w:spacing w:val="5"/>
     </w:rPr>
   </w:style>
 </w:styles>
